--- a/docs/وصف-توظيف-اللعبة-في-المنهج.docx
+++ b/docs/وصف-توظيف-اللعبة-في-المنهج.docx
@@ -4752,7 +4752,7 @@
                 <w:sz w:val="22"/>
                 <w:szCs w:val="22"/>
               </w:rPr>
-              <w:t xml:space="preserve">«اهتدِ بالنجوم»: تسير الطالبة إلى نهاية الرصيف وتنظر إلى السماء لتجد «نجم الجاه» (النجم القطبي) الدالّ على الشمال</w:t>
+              <w:t xml:space="preserve">«اهتدي بالنجوم»: تسير الطالبة إلى نهاية الرصيف وتنظر إلى السماء لتجد «نجم الجاه» (النجم القطبي) الدالّ على الشمال</w:t>
             </w:r>
           </w:p>
         </w:tc>
@@ -4886,7 +4886,7 @@
                 <w:sz w:val="22"/>
                 <w:szCs w:val="22"/>
               </w:rPr>
-              <w:t xml:space="preserve">«عالِم الآثار الصغير»: الحفر في خمسة تلال لاكتشاف قطع أثرية (جرّة، عملة، لبان، نقش بالمسند، مبخرة) مع بطاقة لكل قطعة</w:t>
+              <w:t xml:space="preserve">«عالِمة الآثار الصغيرة»: الحفر في خمسة تلال لاكتشاف قطع أثرية (جرّة، عملة، لبان، نقش بالمسند، مبخرة) مع بطاقة لكل قطعة</w:t>
             </w:r>
           </w:p>
         </w:tc>
@@ -5402,7 +5402,7 @@
           <w:szCs w:val="24"/>
           <w:color w:val="6B5B4B"/>
         </w:rPr>
-        <w:t xml:space="preserve">محطة حمد بن سيف — نشاط «اهتدِ بالنجوم»: البحث عن «نجم الجاه» في السماء الشمالية</w:t>
+        <w:t xml:space="preserve">محطة حمد بن سيف — نشاط «اهتدي بالنجوم»: البحث عن «نجم الجاه» في السماء الشمالية</w:t>
       </w:r>
     </w:p>
     <w:p>
@@ -5462,7 +5462,7 @@
           <w:szCs w:val="24"/>
           <w:color w:val="6B5B4B"/>
         </w:rPr>
-        <w:t xml:space="preserve">محطة سمهرم — نشاط «عالِم الآثار الصغير»: اكتشاف جرّة فخارية مع بطاقة تعريف</w:t>
+        <w:t xml:space="preserve">محطة سمهرم — نشاط «عالِمة الآثار الصغيرة»: اكتشاف جرّة فخارية مع بطاقة تعريف</w:t>
       </w:r>
     </w:p>
     <w:p>
@@ -6129,6 +6129,25 @@
           <w:rtl/>
         </w:rPr>
         <w:t xml:space="preserve">تعلّم بالاكتشاف: المعلومات تظهر عند الاقتراب من النقاط المضيئة، مع بوصلة توجّه الطالبة إلى الهدف التالي</w:t>
+      </w:r>
+    </w:p>
+    <w:p>
+      <w:pPr>
+        <w:pStyle w:val="ListPara"/>
+        <w:bidi/>
+      </w:pPr>
+      <w:r>
+        <w:rPr>
+          <w:rtl/>
+          <w:color w:val="7A1F1F"/>
+        </w:rPr>
+        <w:t xml:space="preserve">◆  </w:t>
+      </w:r>
+      <w:r>
+        <w:rPr>
+          <w:rtl/>
+        </w:rPr>
+        <w:t xml:space="preserve">إرشاد واضح: دليل «كيف ألعب؟» يظهر في أول مرة، وسطر «الخطوة الآن» في أعلى الشاشة يخبر الطالبة بما تفعله في كل لحظة</w:t>
       </w:r>
     </w:p>
     <w:p>

--- a/docs/وصف-توظيف-اللعبة-في-المنهج.docx
+++ b/docs/وصف-توظيف-اللعبة-في-المنهج.docx
@@ -646,7 +646,7 @@
                 <w:sz w:val="24"/>
                 <w:szCs w:val="24"/>
               </w:rPr>
-              <w:t xml:space="preserve">خمس محطات مبنية على مقالات الموسوعة: حمد بن سيف (الملاحة)، سمهرم، السلاحف، العاج (التجارة)، الملابس العُمانية؛ ومحطة إضافية: قلعة نزوى</w:t>
+              <w:t xml:space="preserve">خمس محطات مبنية على مواد الموسوعة العُمانية: حمد بن سيف البوسعيدي، سمهرم، السلاحف البحرية، تجارة العاج، الملابس العُمانية؛ ومحطة إضافية: قلعة نزوى</w:t>
             </w:r>
           </w:p>
         </w:tc>
@@ -4353,7 +4353,7 @@
         <w:rPr>
           <w:rtl/>
         </w:rPr>
-        <w:t xml:space="preserve">كل محطة مشهد ثلاثي الأبعاد مستقل (ليست صورة ثابتة) فيه: معلومات مضيئة + نشاط تفاعلي + تحدٍّ من ٣ أسئلة + ختم</w:t>
+        <w:t xml:space="preserve">كل محطة مشهد ثلاثي الأبعاد مستقل (ليست صورة ثابتة) يتبع قالبًا واحدًا: لغز «من أنا؟» ← بطاقات المحتوى (نقاط مضيئة) ← نشاط تفاعلي ← تحدي المستكشف ← «اكتشفي معلومة» ← المرجع ← ختم</w:t>
       </w:r>
     </w:p>
     <w:p>
@@ -4539,7 +4539,7 @@
         <w:rPr>
           <w:rtl/>
         </w:rPr>
-        <w:t xml:space="preserve">العمود الأخير يربط كل محطة بالمادة الدراسية، وتضيف المعلمة اسم الوحدة أو الدرس من الكتاب المدرسي للصف المستهدف.</w:t>
+        <w:t xml:space="preserve">محتوى كل محطة مأخوذ من مادة في الموسوعة العُمانية، ويُذكر مرجعها للطالبة في نهاية المحطة. والعمود الأخير يربط المحطة بالمادة الدراسية، وتضيف المعلمة اسم الوحدة أو الدرس من الكتاب المدرسي للصف المستهدف.</w:t>
       </w:r>
     </w:p>
     <w:tbl>
@@ -4564,9 +4564,9 @@
       </w:tblPr>
       <w:tblGrid>
         <w:gridCol w:w="1721"/>
-        <w:gridCol w:w="2616"/>
+        <w:gridCol w:w="2685"/>
         <w:gridCol w:w="2891"/>
-        <w:gridCol w:w="2410"/>
+        <w:gridCol w:w="2341"/>
       </w:tblGrid>
       <w:tr>
         <w:trPr>
@@ -4594,13 +4594,13 @@
                 <w:szCs w:val="22"/>
                 <w:color w:val="FFFFFF"/>
               </w:rPr>
-              <w:t xml:space="preserve">المحطة (مقالة الموسوعة)</w:t>
-            </w:r>
-          </w:p>
-        </w:tc>
-        <w:tc>
-          <w:tcPr>
-            <w:tcW w:w="2616" w:type="dxa"/>
+              <w:t xml:space="preserve">المحطة (مادة الموسوعة)</w:t>
+            </w:r>
+          </w:p>
+        </w:tc>
+        <w:tc>
+          <w:tcPr>
+            <w:tcW w:w="2685" w:type="dxa"/>
             <w:shd w:val="clear" w:color="auto" w:fill="7A1F1F"/>
             <w:vAlign w:val="center"/>
           </w:tcPr>
@@ -4619,7 +4619,7 @@
                 <w:szCs w:val="22"/>
                 <w:color w:val="FFFFFF"/>
               </w:rPr>
-              <w:t xml:space="preserve">المعلومات المضيئة</w:t>
+              <w:t xml:space="preserve">اللغز وبطاقات المحتوى</w:t>
             </w:r>
           </w:p>
         </w:tc>
@@ -4644,13 +4644,13 @@
                 <w:szCs w:val="22"/>
                 <w:color w:val="FFFFFF"/>
               </w:rPr>
-              <w:t xml:space="preserve">النشاط التفاعلي</w:t>
-            </w:r>
-          </w:p>
-        </w:tc>
-        <w:tc>
-          <w:tcPr>
-            <w:tcW w:w="2410" w:type="dxa"/>
+              <w:t xml:space="preserve">النشاط وتحدي المستكشف</w:t>
+            </w:r>
+          </w:p>
+        </w:tc>
+        <w:tc>
+          <w:tcPr>
+            <w:tcW w:w="2341" w:type="dxa"/>
             <w:shd w:val="clear" w:color="auto" w:fill="7A1F1F"/>
             <w:vAlign w:val="center"/>
           </w:tcPr>
@@ -4696,7 +4696,7 @@
                 <w:sz w:val="22"/>
                 <w:szCs w:val="22"/>
               </w:rPr>
-              <w:t xml:space="preserve">حمد بن سيف</w:t>
+              <w:t xml:space="preserve">حمد بن سيف البوسعيدي</w:t>
             </w:r>
           </w:p>
           <w:p>
@@ -4712,33 +4712,29 @@
                 <w:sz w:val="22"/>
                 <w:szCs w:val="22"/>
               </w:rPr>
-              <w:t xml:space="preserve">الملاحة العُمانية</w:t>
-            </w:r>
-          </w:p>
-        </w:tc>
-        <w:tc>
-          <w:tcPr>
-            <w:tcW w:w="2616" w:type="dxa"/>
-            <w:vAlign w:val="center"/>
-          </w:tcPr>
-          <w:p>
-            <w:pPr>
-              <w:spacing w:before="20" w:after="20"/>
-              <w:bidi/>
-            </w:pPr>
-            <w:r>
-              <w:rPr>
-                <w:rtl/>
+              <w:t xml:space="preserve">قاضٍ ومؤرخ عُماني</w:t>
+            </w:r>
+          </w:p>
+          <w:p>
+            <w:pPr>
+              <w:spacing w:before="20" w:after="20"/>
+              <w:bidi/>
+            </w:pPr>
+            <w:r>
+              <w:rPr>
+                <w:rtl/>
+                <w:b/>
+                <w:bCs/>
                 <w:sz w:val="22"/>
                 <w:szCs w:val="22"/>
               </w:rPr>
-              <w:t xml:space="preserve">سيرة حمد بن سيف من مقالة الموسوعة، والسفينة الشراعية، والكمال، والبوصلة (بيت الإبرة)، والأسطرلاب</w:t>
-            </w:r>
-          </w:p>
-        </w:tc>
-        <w:tc>
-          <w:tcPr>
-            <w:tcW w:w="2891" w:type="dxa"/>
+              <w:t xml:space="preserve">ص 1129–1130</w:t>
+            </w:r>
+          </w:p>
+        </w:tc>
+        <w:tc>
+          <w:tcPr>
+            <w:tcW w:w="2685" w:type="dxa"/>
             <w:vAlign w:val="center"/>
           </w:tcPr>
           <w:p>
@@ -4752,13 +4748,13 @@
                 <w:sz w:val="22"/>
                 <w:szCs w:val="22"/>
               </w:rPr>
-              <w:t xml:space="preserve">«اهتدي بالنجوم»: تسير الطالبة إلى نهاية الرصيف وتنظر إلى السماء لتجد «نجم الجاه» (النجم القطبي) الدالّ على الشمال</w:t>
-            </w:r>
-          </w:p>
-        </w:tc>
-        <w:tc>
-          <w:tcPr>
-            <w:tcW w:w="2410" w:type="dxa"/>
+              <w:t xml:space="preserve">«فمن أنا؟» ثم بطاقات: النشأة، وطلب العلم في نزوى، والقاضي والوالي، وحافظ المخطوطات، ومؤلفاته</w:t>
+            </w:r>
+          </w:p>
+        </w:tc>
+        <w:tc>
+          <w:tcPr>
+            <w:tcW w:w="2891" w:type="dxa"/>
             <w:vAlign w:val="center"/>
           </w:tcPr>
           <w:p>
@@ -4772,7 +4768,7 @@
                 <w:sz w:val="22"/>
                 <w:szCs w:val="22"/>
               </w:rPr>
-              <w:t xml:space="preserve">الدراسات الاجتماعية: تاريخ عُمان البحري</w:t>
+              <w:t xml:space="preserve">جمع ٤ مخطوطات في «مجلس العلم»، ثم ترتيب محطات حياته من الأقدم إلى الأحدث</w:t>
             </w:r>
           </w:p>
           <w:p>
@@ -4786,7 +4782,41 @@
                 <w:sz w:val="22"/>
                 <w:szCs w:val="22"/>
               </w:rPr>
-              <w:t xml:space="preserve">العلوم: النجوم والاتجاهات</w:t>
+              <w:t xml:space="preserve">معلومة: كتاب «قلائد الجمان» (نحو 140 شاعرًا)</w:t>
+            </w:r>
+          </w:p>
+        </w:tc>
+        <w:tc>
+          <w:tcPr>
+            <w:tcW w:w="2341" w:type="dxa"/>
+            <w:vAlign w:val="center"/>
+          </w:tcPr>
+          <w:p>
+            <w:pPr>
+              <w:spacing w:before="20" w:after="20"/>
+              <w:bidi/>
+            </w:pPr>
+            <w:r>
+              <w:rPr>
+                <w:rtl/>
+                <w:sz w:val="22"/>
+                <w:szCs w:val="22"/>
+              </w:rPr>
+              <w:t xml:space="preserve">الدراسات الاجتماعية: شخصيات عُمانية</w:t>
+            </w:r>
+          </w:p>
+          <w:p>
+            <w:pPr>
+              <w:spacing w:before="20" w:after="20"/>
+              <w:bidi/>
+            </w:pPr>
+            <w:r>
+              <w:rPr>
+                <w:rtl/>
+                <w:sz w:val="22"/>
+                <w:szCs w:val="22"/>
+              </w:rPr>
+              <w:t xml:space="preserve">اللغة العربية: السيرة والتراجم</w:t>
             </w:r>
           </w:p>
           <w:p>
@@ -4828,7 +4858,7 @@
                 <w:sz w:val="22"/>
                 <w:szCs w:val="22"/>
               </w:rPr>
-              <w:t xml:space="preserve">سمهرم</w:t>
+              <w:t xml:space="preserve">سمهرم / خور روري</w:t>
             </w:r>
           </w:p>
           <w:p>
@@ -4844,13 +4874,13 @@
                 <w:sz w:val="22"/>
                 <w:szCs w:val="22"/>
               </w:rPr>
-              <w:t xml:space="preserve">مدينة اللبان الأثرية</w:t>
-            </w:r>
-          </w:p>
-        </w:tc>
-        <w:tc>
-          <w:tcPr>
-            <w:tcW w:w="2616" w:type="dxa"/>
+              <w:t xml:space="preserve">موقع أثري في ظفار</w:t>
+            </w:r>
+          </w:p>
+        </w:tc>
+        <w:tc>
+          <w:tcPr>
+            <w:tcW w:w="2685" w:type="dxa"/>
             <w:shd w:val="clear" w:color="auto" w:fill="FBF5EA"/>
             <w:vAlign w:val="center"/>
           </w:tcPr>
@@ -4865,7 +4895,7 @@
                 <w:sz w:val="22"/>
                 <w:szCs w:val="22"/>
               </w:rPr>
-              <w:t xml:space="preserve">البوابة الأثرية ونقوش المسند، وشجرة اللبان، وميناء خور روري، وتسجيل «أرض اللبان» في التراث العالمي (٢٠٠٠م)</w:t>
+              <w:t xml:space="preserve">«فأين أنا؟» ثم بطاقات: بوابة المدينة، ومخازن اللبان، وأسرار تحت الأرض، والمدينة المحصّنة، والمقبرة الأثرية</w:t>
             </w:r>
           </w:p>
         </w:tc>
@@ -4886,13 +4916,27 @@
                 <w:sz w:val="22"/>
                 <w:szCs w:val="22"/>
               </w:rPr>
-              <w:t xml:space="preserve">«عالِمة الآثار الصغيرة»: الحفر في خمسة تلال لاكتشاف قطع أثرية (جرّة، عملة، لبان، نقش بالمسند، مبخرة) مع بطاقة لكل قطعة</w:t>
-            </w:r>
-          </w:p>
-        </w:tc>
-        <w:tc>
-          <w:tcPr>
-            <w:tcW w:w="2410" w:type="dxa"/>
+              <w:t xml:space="preserve">«عالِمة الآثار الصغيرة»: الحفر في ٥ تلال لاكتشاف قطع أثرية، ثم «اختاري مفتاح المدينة» 🔑</w:t>
+            </w:r>
+          </w:p>
+          <w:p>
+            <w:pPr>
+              <w:spacing w:before="20" w:after="20"/>
+              <w:bidi/>
+            </w:pPr>
+            <w:r>
+              <w:rPr>
+                <w:rtl/>
+                <w:sz w:val="22"/>
+                <w:szCs w:val="22"/>
+              </w:rPr>
+              <w:t xml:space="preserve">معلومة: بدء التنقيب سنة 1952م</w:t>
+            </w:r>
+          </w:p>
+        </w:tc>
+        <w:tc>
+          <w:tcPr>
+            <w:tcW w:w="2341" w:type="dxa"/>
             <w:shd w:val="clear" w:color="auto" w:fill="FBF5EA"/>
             <w:vAlign w:val="center"/>
           </w:tcPr>
@@ -4948,7 +4992,7 @@
                 <w:sz w:val="22"/>
                 <w:szCs w:val="22"/>
               </w:rPr>
-              <w:t xml:space="preserve">السلاحف</w:t>
+              <w:t xml:space="preserve">السلاحف البحرية في عُمان</w:t>
             </w:r>
           </w:p>
           <w:p>
@@ -4964,13 +5008,13 @@
                 <w:sz w:val="22"/>
                 <w:szCs w:val="22"/>
               </w:rPr>
-              <w:t xml:space="preserve">محمية رأس الجنز</w:t>
-            </w:r>
-          </w:p>
-        </w:tc>
-        <w:tc>
-          <w:tcPr>
-            <w:tcW w:w="2616" w:type="dxa"/>
+              <w:t xml:space="preserve">ص 1812–1814</w:t>
+            </w:r>
+          </w:p>
+        </w:tc>
+        <w:tc>
+          <w:tcPr>
+            <w:tcW w:w="2685" w:type="dxa"/>
             <w:vAlign w:val="center"/>
           </w:tcPr>
           <w:p>
@@ -4984,7 +5028,7 @@
                 <w:sz w:val="22"/>
                 <w:szCs w:val="22"/>
               </w:rPr>
-              <w:t xml:space="preserve">المحمية (١٩٩٦م)، والسلحفاة الخضراء، والعش والبيض، وكيف نحميها</w:t>
+              <w:t xml:space="preserve">«فمن أنا؟» ثم بطاقات: أنواع السلاحف في عُمان، والسلحفاة الخضراء، وضخمة الرأس والزيتونية، ومحمية السلاحف برأس الحد</w:t>
             </w:r>
           </w:p>
         </w:tc>
@@ -5004,13 +5048,27 @@
                 <w:sz w:val="22"/>
                 <w:szCs w:val="22"/>
               </w:rPr>
-              <w:t xml:space="preserve">«رحلة الصغار إلى البحر»: إطفاء المصابيح القوية لأنها تربك الصغار، ثم إرشادها حتى تصل إلى البحر بأمان</w:t>
-            </w:r>
-          </w:p>
-        </w:tc>
-        <w:tc>
-          <w:tcPr>
-            <w:tcW w:w="2410" w:type="dxa"/>
+              <w:t xml:space="preserve">«رحلة الصغار إلى البحر»: إطفاء المصابيح وإرشاد الصغار، ثم مطابقة كل سلحفاة بصفتها</w:t>
+            </w:r>
+          </w:p>
+          <w:p>
+            <w:pPr>
+              <w:spacing w:before="20" w:after="20"/>
+              <w:bidi/>
+            </w:pPr>
+            <w:r>
+              <w:rPr>
+                <w:rtl/>
+                <w:sz w:val="22"/>
+                <w:szCs w:val="22"/>
+              </w:rPr>
+              <w:t xml:space="preserve">معلومتان: مناطق قدوم السلاحف، وأعداد التعشيش السنوية</w:t>
+            </w:r>
+          </w:p>
+        </w:tc>
+        <w:tc>
+          <w:tcPr>
+            <w:tcW w:w="2341" w:type="dxa"/>
             <w:vAlign w:val="center"/>
           </w:tcPr>
           <w:p>
@@ -5080,7 +5138,7 @@
                 <w:sz w:val="22"/>
                 <w:szCs w:val="22"/>
               </w:rPr>
-              <w:t xml:space="preserve">العاج</w:t>
+              <w:t xml:space="preserve">تجارة العاج</w:t>
             </w:r>
           </w:p>
           <w:p>
@@ -5096,13 +5154,13 @@
                 <w:sz w:val="22"/>
                 <w:szCs w:val="22"/>
               </w:rPr>
-              <w:t xml:space="preserve">التجارة العُمانية القديمة</w:t>
-            </w:r>
-          </w:p>
-        </w:tc>
-        <w:tc>
-          <w:tcPr>
-            <w:tcW w:w="2616" w:type="dxa"/>
+              <w:t xml:space="preserve">عُمان وشرق إفريقيا: التجارة قديمًا</w:t>
+            </w:r>
+          </w:p>
+        </w:tc>
+        <w:tc>
+          <w:tcPr>
+            <w:tcW w:w="2685" w:type="dxa"/>
             <w:shd w:val="clear" w:color="auto" w:fill="FBF5EA"/>
             <w:vAlign w:val="center"/>
           </w:tcPr>
@@ -5117,7 +5175,7 @@
                 <w:sz w:val="22"/>
                 <w:szCs w:val="22"/>
               </w:rPr>
-              <w:t xml:space="preserve">شبكة التجارة البحرية والرياح الموسمية، وزنجبار في عهد السيد سعيد بن سلطان، والقرنفل، والعاج وحماية الفيلة اليوم</w:t>
+              <w:t xml:space="preserve">«فما أنا؟» ثم بطاقات: أهمية العاج، وزنجبار مركز التجارة، وكيف وصل العاج، والمقايضة، وأثر تجارة العاج</w:t>
             </w:r>
           </w:p>
         </w:tc>
@@ -5138,16 +5196,9 @@
                 <w:sz w:val="22"/>
                 <w:szCs w:val="22"/>
               </w:rPr>
-              <w:t xml:space="preserve">«طريق السلع»: خريطة للمحيط الهندي تطابق فيها الطالبة كل سلعة مع مصدرها (عُمان، زنجبار، الهند)</w:t>
-            </w:r>
-          </w:p>
-        </w:tc>
-        <w:tc>
-          <w:tcPr>
-            <w:tcW w:w="2410" w:type="dxa"/>
-            <w:shd w:val="clear" w:color="auto" w:fill="FBF5EA"/>
-            <w:vAlign w:val="center"/>
-          </w:tcPr>
+              <w:t xml:space="preserve">«اختاري طريق التاجر» 🧭 على الخريطة: داخل إفريقيا ← الساحل ← زنجبار ← الأسواق العالمية، ثم اختيار عوامل ازدهار التجارة</w:t>
+            </w:r>
+          </w:p>
           <w:p>
             <w:pPr>
               <w:spacing w:before="20" w:after="20"/>
@@ -5159,7 +5210,28 @@
                 <w:sz w:val="22"/>
                 <w:szCs w:val="22"/>
               </w:rPr>
-              <w:t xml:space="preserve">الدراسات الاجتماعية: الإمبراطورية العُمانية والتجارة</w:t>
+              <w:t xml:space="preserve">بطاقة: «وثيقة من السوق»</w:t>
+            </w:r>
+          </w:p>
+        </w:tc>
+        <w:tc>
+          <w:tcPr>
+            <w:tcW w:w="2341" w:type="dxa"/>
+            <w:shd w:val="clear" w:color="auto" w:fill="FBF5EA"/>
+            <w:vAlign w:val="center"/>
+          </w:tcPr>
+          <w:p>
+            <w:pPr>
+              <w:spacing w:before="20" w:after="20"/>
+              <w:bidi/>
+            </w:pPr>
+            <w:r>
+              <w:rPr>
+                <w:rtl/>
+                <w:sz w:val="22"/>
+                <w:szCs w:val="22"/>
+              </w:rPr>
+              <w:t xml:space="preserve">الدراسات الاجتماعية: عُمان وشرق إفريقيا</w:t>
             </w:r>
           </w:p>
           <w:p>
@@ -5216,13 +5288,13 @@
                 <w:sz w:val="22"/>
                 <w:szCs w:val="22"/>
               </w:rPr>
-              <w:t xml:space="preserve">أزياء تحكي الهوية</w:t>
-            </w:r>
-          </w:p>
-        </w:tc>
-        <w:tc>
-          <w:tcPr>
-            <w:tcW w:w="2616" w:type="dxa"/>
+              <w:t xml:space="preserve">(بانتظار مادة «الدشداشة النسائية العُمانية»)</w:t>
+            </w:r>
+          </w:p>
+        </w:tc>
+        <w:tc>
+          <w:tcPr>
+            <w:tcW w:w="2685" w:type="dxa"/>
             <w:vAlign w:val="center"/>
           </w:tcPr>
           <w:p>
@@ -5236,7 +5308,7 @@
                 <w:sz w:val="22"/>
                 <w:szCs w:val="22"/>
               </w:rPr>
-              <w:t xml:space="preserve">الدشداشة، والكمّة والمصر، والخنجر والبشت، وزي المرأة العُمانية، والزي الظفاري</w:t>
+              <w:t xml:space="preserve">بطاقات: الدشداشة، والكمّة والمصر، والخنجر والبشت، وزي المرأة العُمانية، والزي الظفاري</w:t>
             </w:r>
           </w:p>
         </w:tc>
@@ -5256,13 +5328,13 @@
                 <w:sz w:val="22"/>
                 <w:szCs w:val="22"/>
               </w:rPr>
-              <w:t xml:space="preserve">«ما اسم هذه القطعة؟»: اختيار الاسم الصحيح لكل قطعة، و«خزانة مريم» لتغيير ألوان زيّها أمام المرآة</w:t>
-            </w:r>
-          </w:p>
-        </w:tc>
-        <w:tc>
-          <w:tcPr>
-            <w:tcW w:w="2410" w:type="dxa"/>
+              <w:t xml:space="preserve">«ما اسم هذه القطعة؟» و«خزانة مريم»، ثم ٣ أسئلة صح أو خطأ</w:t>
+            </w:r>
+          </w:p>
+        </w:tc>
+        <w:tc>
+          <w:tcPr>
+            <w:tcW w:w="2341" w:type="dxa"/>
             <w:vAlign w:val="center"/>
           </w:tcPr>
           <w:p>
@@ -5342,7 +5414,7 @@
         <w:rPr>
           <w:rtl/>
         </w:rPr>
-        <w:t xml:space="preserve">نصوص المحطات قصيرة ومبسّطة ومأخوذة من مصادر موثوقة، وتُستبدل أو تُطابَق مع نصوص مقالات الموسوعة المعتمدة (ومنها سيرة «حمد بن سيف»)؛ وهي مجمّعة في ملف واحد ليسهل تحديثها.</w:t>
+        <w:t xml:space="preserve">نصوص المحطات مجمّعة في ملف واحد ليسهل تحديثها أو إضافة مواد جديدة من الموسوعة بالقالب نفسه.</w:t>
       </w:r>
     </w:p>
     <w:p>
@@ -5355,7 +5427,7 @@
       <w:r>
         <w:drawing>
           <wp:inline distT="0" distB="0" distL="0" distR="0">
-            <wp:extent cx="4896104" cy="2754058"/>
+            <wp:extent cx="3794480" cy="2134395"/>
             <wp:docPr id="3" name="Picture 3"/>
             <wp:cNvGraphicFramePr>
               <a:graphicFrameLocks noChangeAspect="1"/>
@@ -5376,7 +5448,7 @@
                   <pic:spPr>
                     <a:xfrm>
                       <a:off x="0" y="0"/>
-                      <a:ext cx="4896104" cy="2754058"/>
+                      <a:ext cx="3794480" cy="2134395"/>
                     </a:xfrm>
                     <a:prstGeom prst="rect">
                       <a:avLst/>
@@ -5402,7 +5474,7 @@
           <w:szCs w:val="24"/>
           <w:color w:val="6B5B4B"/>
         </w:rPr>
-        <w:t xml:space="preserve">محطة حمد بن سيف — نشاط «اهتدي بالنجوم»: البحث عن «نجم الجاه» في السماء الشمالية</w:t>
+        <w:t xml:space="preserve">بداية كل محطة: لغز «من أنا؟» من مادة الموسوعة، والخطأ يُعلَّم لتحاول الطالبة مرة أخرى</w:t>
       </w:r>
     </w:p>
     <w:p>
@@ -5462,7 +5534,7 @@
           <w:szCs w:val="24"/>
           <w:color w:val="6B5B4B"/>
         </w:rPr>
-        <w:t xml:space="preserve">محطة سمهرم — نشاط «عالِمة الآثار الصغيرة»: اكتشاف جرّة فخارية مع بطاقة تعريف</w:t>
+        <w:t xml:space="preserve">محطة حمد بن سيف البوسعيدي — «مجلس العلم» ونشاط جمع المخطوطات</w:t>
       </w:r>
     </w:p>
     <w:p>
@@ -5475,7 +5547,7 @@
       <w:r>
         <w:drawing>
           <wp:inline distT="0" distB="0" distL="0" distR="0">
-            <wp:extent cx="4896104" cy="2754058"/>
+            <wp:extent cx="3794480" cy="2134395"/>
             <wp:docPr id="5" name="Picture 5"/>
             <wp:cNvGraphicFramePr>
               <a:graphicFrameLocks noChangeAspect="1"/>
@@ -5496,7 +5568,7 @@
                   <pic:spPr>
                     <a:xfrm>
                       <a:off x="0" y="0"/>
-                      <a:ext cx="4896104" cy="2754058"/>
+                      <a:ext cx="3794480" cy="2134395"/>
                     </a:xfrm>
                     <a:prstGeom prst="rect">
                       <a:avLst/>
@@ -5522,7 +5594,7 @@
           <w:szCs w:val="24"/>
           <w:color w:val="6B5B4B"/>
         </w:rPr>
-        <w:t xml:space="preserve">محطة السلاحف — بعد إطفاء المصابيح تزحف صغار السلاحف نحو البحر</w:t>
+        <w:t xml:space="preserve">تحدي المستكشف: ترتيب محطات حياة حمد بن سيف البوسعيدي مع تصحيح فوري</w:t>
       </w:r>
     </w:p>
     <w:p>
@@ -5582,7 +5654,7 @@
           <w:szCs w:val="24"/>
           <w:color w:val="6B5B4B"/>
         </w:rPr>
-        <w:t xml:space="preserve">محطة العاج — نشاط «طريق السلع» على خريطة المحيط الهندي</w:t>
+        <w:t xml:space="preserve">محطة سمهرم — نشاط «عالِمة الآثار الصغيرة»: اكتشاف قطعة أثرية مع بطاقة تعريف</w:t>
       </w:r>
     </w:p>
     <w:p>
@@ -5642,588 +5714,7 @@
           <w:szCs w:val="24"/>
           <w:color w:val="6B5B4B"/>
         </w:rPr>
-        <w:t xml:space="preserve">محطة الملابس العُمانية — «ما اسم هذه القطعة؟» و«خزانة مريم»</w:t>
-      </w:r>
-    </w:p>
-    <w:p>
-      <w:pPr>
-        <w:pStyle w:val="Heading2"/>
-        <w:keepNext/>
-        <w:bidi/>
-      </w:pPr>
-      <w:r>
-        <w:rPr>
-          <w:rtl/>
-          <w:b/>
-          <w:bCs/>
-        </w:rPr>
-        <w:t xml:space="preserve">٤-٣ كيف توظّف المعلمة اللعبة في الحصة</w:t>
-      </w:r>
-    </w:p>
-    <w:tbl>
-      <w:tblPr>
-        <w:bidiVisual/>
-        <w:tblW w:w="5000" w:type="pct"/>
-        <w:tblBorders>
-          <w:top w:val="single" w:sz="6" w:space="0" w:color="C9A14A"/>
-          <w:left w:val="single" w:sz="6" w:space="0" w:color="C9A14A"/>
-          <w:bottom w:val="single" w:sz="6" w:space="0" w:color="C9A14A"/>
-          <w:right w:val="single" w:sz="6" w:space="0" w:color="C9A14A"/>
-          <w:insideH w:val="single" w:sz="6" w:space="0" w:color="C9A14A"/>
-          <w:insideV w:val="single" w:sz="6" w:space="0" w:color="C9A14A"/>
-        </w:tblBorders>
-        <w:tblLayout w:type="fixed"/>
-        <w:tblCellMar>
-          <w:top w:w="60" w:type="dxa"/>
-          <w:start w:w="100" w:type="dxa"/>
-          <w:bottom w:w="60" w:type="dxa"/>
-          <w:end w:w="100" w:type="dxa"/>
-        </w:tblCellMar>
-      </w:tblPr>
-      <w:tblGrid>
-        <w:gridCol w:w="2224"/>
-        <w:gridCol w:w="7414"/>
-      </w:tblGrid>
-      <w:tr>
-        <w:trPr>
-          <w:tblHeader/>
-          <w:cantSplit/>
-        </w:trPr>
-        <w:tc>
-          <w:tcPr>
-            <w:tcW w:w="2224" w:type="dxa"/>
-            <w:shd w:val="clear" w:color="auto" w:fill="7A1F1F"/>
-            <w:vAlign w:val="center"/>
-          </w:tcPr>
-          <w:p>
-            <w:pPr>
-              <w:spacing w:before="20" w:after="20"/>
-              <w:bidi/>
-              <w:jc w:val="center"/>
-            </w:pPr>
-            <w:r>
-              <w:rPr>
-                <w:rtl/>
-                <w:b/>
-                <w:bCs/>
-                <w:sz w:val="24"/>
-                <w:szCs w:val="24"/>
-                <w:color w:val="FFFFFF"/>
-              </w:rPr>
-              <w:t xml:space="preserve">مرحلة الدرس</w:t>
-            </w:r>
-          </w:p>
-        </w:tc>
-        <w:tc>
-          <w:tcPr>
-            <w:tcW w:w="7414" w:type="dxa"/>
-            <w:shd w:val="clear" w:color="auto" w:fill="7A1F1F"/>
-            <w:vAlign w:val="center"/>
-          </w:tcPr>
-          <w:p>
-            <w:pPr>
-              <w:spacing w:before="20" w:after="20"/>
-              <w:bidi/>
-              <w:jc w:val="center"/>
-            </w:pPr>
-            <w:r>
-              <w:rPr>
-                <w:rtl/>
-                <w:b/>
-                <w:bCs/>
-                <w:sz w:val="24"/>
-                <w:szCs w:val="24"/>
-                <w:color w:val="FFFFFF"/>
-              </w:rPr>
-              <w:t xml:space="preserve">طريقة التوظيف</w:t>
-            </w:r>
-          </w:p>
-        </w:tc>
-      </w:tr>
-      <w:tr>
-        <w:trPr>
-          <w:cantSplit/>
-        </w:trPr>
-        <w:tc>
-          <w:tcPr>
-            <w:tcW w:w="2224" w:type="dxa"/>
-            <w:vAlign w:val="center"/>
-          </w:tcPr>
-          <w:p>
-            <w:pPr>
-              <w:spacing w:before="20" w:after="20"/>
-              <w:bidi/>
-            </w:pPr>
-            <w:r>
-              <w:rPr>
-                <w:rtl/>
-                <w:sz w:val="24"/>
-                <w:szCs w:val="24"/>
-              </w:rPr>
-              <w:t xml:space="preserve">التهيئة (٥ دقائق)</w:t>
-            </w:r>
-          </w:p>
-        </w:tc>
-        <w:tc>
-          <w:tcPr>
-            <w:tcW w:w="7414" w:type="dxa"/>
-            <w:vAlign w:val="center"/>
-          </w:tcPr>
-          <w:p>
-            <w:pPr>
-              <w:spacing w:before="20" w:after="20"/>
-              <w:bidi/>
-            </w:pPr>
-            <w:r>
-              <w:rPr>
-                <w:rtl/>
-                <w:sz w:val="24"/>
-                <w:szCs w:val="24"/>
-              </w:rPr>
-              <w:t xml:space="preserve">تعرض المعلمة الساحة على السبورة التفاعلية، وتسأل: ماذا تعرفن عن هذا المكان؟ ثم تدخل المحطة المرتبطة بالدرس</w:t>
-            </w:r>
-          </w:p>
-        </w:tc>
-      </w:tr>
-      <w:tr>
-        <w:trPr>
-          <w:cantSplit/>
-        </w:trPr>
-        <w:tc>
-          <w:tcPr>
-            <w:tcW w:w="2224" w:type="dxa"/>
-            <w:shd w:val="clear" w:color="auto" w:fill="FBF5EA"/>
-            <w:vAlign w:val="center"/>
-          </w:tcPr>
-          <w:p>
-            <w:pPr>
-              <w:spacing w:before="20" w:after="20"/>
-              <w:bidi/>
-            </w:pPr>
-            <w:r>
-              <w:rPr>
-                <w:rtl/>
-                <w:sz w:val="24"/>
-                <w:szCs w:val="24"/>
-              </w:rPr>
-              <w:t xml:space="preserve">العرض والاستكشاف (١٥ دقيقة)</w:t>
-            </w:r>
-          </w:p>
-        </w:tc>
-        <w:tc>
-          <w:tcPr>
-            <w:tcW w:w="7414" w:type="dxa"/>
-            <w:shd w:val="clear" w:color="auto" w:fill="FBF5EA"/>
-            <w:vAlign w:val="center"/>
-          </w:tcPr>
-          <w:p>
-            <w:pPr>
-              <w:spacing w:before="20" w:after="20"/>
-              <w:bidi/>
-            </w:pPr>
-            <w:r>
-              <w:rPr>
-                <w:rtl/>
-                <w:sz w:val="24"/>
-                <w:szCs w:val="24"/>
-              </w:rPr>
-              <w:t xml:space="preserve">تتناوب الطالبات على قيادة «مريم» إلى النقاط المضيئة، وتقرأ إحداهن المعلومة بصوت عالٍ وتناقشها المجموعة</w:t>
-            </w:r>
-          </w:p>
-        </w:tc>
-      </w:tr>
-      <w:tr>
-        <w:trPr>
-          <w:cantSplit/>
-        </w:trPr>
-        <w:tc>
-          <w:tcPr>
-            <w:tcW w:w="2224" w:type="dxa"/>
-            <w:vAlign w:val="center"/>
-          </w:tcPr>
-          <w:p>
-            <w:pPr>
-              <w:spacing w:before="20" w:after="20"/>
-              <w:bidi/>
-            </w:pPr>
-            <w:r>
-              <w:rPr>
-                <w:rtl/>
-                <w:sz w:val="24"/>
-                <w:szCs w:val="24"/>
-              </w:rPr>
-              <w:t xml:space="preserve">النشاط التفاعلي (١٠ دقائق)</w:t>
-            </w:r>
-          </w:p>
-        </w:tc>
-        <w:tc>
-          <w:tcPr>
-            <w:tcW w:w="7414" w:type="dxa"/>
-            <w:vAlign w:val="center"/>
-          </w:tcPr>
-          <w:p>
-            <w:pPr>
-              <w:spacing w:before="20" w:after="20"/>
-              <w:bidi/>
-            </w:pPr>
-            <w:r>
-              <w:rPr>
-                <w:rtl/>
-                <w:sz w:val="24"/>
-                <w:szCs w:val="24"/>
-              </w:rPr>
-              <w:t xml:space="preserve">تنفّذ المجموعات نشاط المحطة (النجوم، الحفر، السلاحف، طريق السلع، الأزياء) وتشرح سبب كل خطوة</w:t>
-            </w:r>
-          </w:p>
-        </w:tc>
-      </w:tr>
-      <w:tr>
-        <w:trPr>
-          <w:cantSplit/>
-        </w:trPr>
-        <w:tc>
-          <w:tcPr>
-            <w:tcW w:w="2224" w:type="dxa"/>
-            <w:shd w:val="clear" w:color="auto" w:fill="FBF5EA"/>
-            <w:vAlign w:val="center"/>
-          </w:tcPr>
-          <w:p>
-            <w:pPr>
-              <w:spacing w:before="20" w:after="20"/>
-              <w:bidi/>
-            </w:pPr>
-            <w:r>
-              <w:rPr>
-                <w:rtl/>
-                <w:sz w:val="24"/>
-                <w:szCs w:val="24"/>
-              </w:rPr>
-              <w:t xml:space="preserve">التقويم (٥ دقائق)</w:t>
-            </w:r>
-          </w:p>
-        </w:tc>
-        <w:tc>
-          <w:tcPr>
-            <w:tcW w:w="7414" w:type="dxa"/>
-            <w:shd w:val="clear" w:color="auto" w:fill="FBF5EA"/>
-            <w:vAlign w:val="center"/>
-          </w:tcPr>
-          <w:p>
-            <w:pPr>
-              <w:spacing w:before="20" w:after="20"/>
-              <w:bidi/>
-            </w:pPr>
-            <w:r>
-              <w:rPr>
-                <w:rtl/>
-                <w:sz w:val="24"/>
-                <w:szCs w:val="24"/>
-              </w:rPr>
-              <w:t xml:space="preserve">تحدي المحطة: ٣ أسئلة صح/خطأ بتغذية راجعة فورية؛ وتسجّل المعلمة النتيجة</w:t>
-            </w:r>
-          </w:p>
-        </w:tc>
-      </w:tr>
-      <w:tr>
-        <w:trPr>
-          <w:cantSplit/>
-        </w:trPr>
-        <w:tc>
-          <w:tcPr>
-            <w:tcW w:w="2224" w:type="dxa"/>
-            <w:vAlign w:val="center"/>
-          </w:tcPr>
-          <w:p>
-            <w:pPr>
-              <w:spacing w:before="20" w:after="20"/>
-              <w:bidi/>
-            </w:pPr>
-            <w:r>
-              <w:rPr>
-                <w:rtl/>
-                <w:sz w:val="24"/>
-                <w:szCs w:val="24"/>
-              </w:rPr>
-              <w:t xml:space="preserve">الواجب والمتابعة</w:t>
-            </w:r>
-          </w:p>
-        </w:tc>
-        <w:tc>
-          <w:tcPr>
-            <w:tcW w:w="7414" w:type="dxa"/>
-            <w:vAlign w:val="center"/>
-          </w:tcPr>
-          <w:p>
-            <w:pPr>
-              <w:spacing w:before="20" w:after="20"/>
-              <w:bidi/>
-            </w:pPr>
-            <w:r>
-              <w:rPr>
-                <w:rtl/>
-                <w:sz w:val="24"/>
-                <w:szCs w:val="24"/>
-              </w:rPr>
-              <w:t xml:space="preserve">تكمل الطالبة باقي المحطات من البيت عبر الرابط، وترسل صورة جوازها المختوم دليلاً على الإنجاز</w:t>
-            </w:r>
-          </w:p>
-        </w:tc>
-      </w:tr>
-    </w:tbl>
-    <w:p>
-      <w:pPr>
-        <w:spacing w:before="0" w:after="60"/>
-        <w:bidi/>
-        <w:jc w:val="both"/>
-      </w:pPr>
-      <w:r>
-        <w:rPr>
-          <w:rtl/>
-        </w:rPr>
-        <w:t xml:space="preserve"/>
-      </w:r>
-    </w:p>
-    <w:p>
-      <w:pPr>
-        <w:pStyle w:val="Heading2"/>
-        <w:keepNext/>
-        <w:bidi/>
-      </w:pPr>
-      <w:r>
-        <w:rPr>
-          <w:rtl/>
-          <w:b/>
-          <w:bCs/>
-        </w:rPr>
-        <w:t xml:space="preserve">٤-٣-١ نموذج درس: محطة السلاحف</w:t>
-      </w:r>
-    </w:p>
-    <w:p>
-      <w:pPr>
-        <w:pStyle w:val="ListPara"/>
-        <w:bidi/>
-      </w:pPr>
-      <w:r>
-        <w:rPr>
-          <w:rtl/>
-          <w:color w:val="7A1F1F"/>
-        </w:rPr>
-        <w:t xml:space="preserve">◆  </w:t>
-      </w:r>
-      <w:r>
-        <w:rPr>
-          <w:rtl/>
-          <w:b/>
-          <w:bCs/>
-        </w:rPr>
-        <w:t xml:space="preserve">الهدف</w:t>
-      </w:r>
-      <w:r>
-        <w:rPr>
-          <w:rtl/>
-        </w:rPr>
-        <w:t xml:space="preserve">، </w:t>
-      </w:r>
-      <w:r>
-        <w:rPr>
-          <w:rtl/>
-        </w:rPr>
-        <w:t xml:space="preserve">أن تفسّر الطالبة أثر الأضواء القوية على صغار السلاحف، وأن تقترح سلوكاً يحافظ على الشواطئ</w:t>
-      </w:r>
-    </w:p>
-    <w:p>
-      <w:pPr>
-        <w:pStyle w:val="ListPara"/>
-        <w:bidi/>
-      </w:pPr>
-      <w:r>
-        <w:rPr>
-          <w:rtl/>
-          <w:color w:val="7A1F1F"/>
-        </w:rPr>
-        <w:t xml:space="preserve">◆  </w:t>
-      </w:r>
-      <w:r>
-        <w:rPr>
-          <w:rtl/>
-          <w:b/>
-          <w:bCs/>
-        </w:rPr>
-        <w:t xml:space="preserve">الخطوات</w:t>
-      </w:r>
-      <w:r>
-        <w:rPr>
-          <w:rtl/>
-        </w:rPr>
-        <w:t xml:space="preserve">، </w:t>
-      </w:r>
-      <w:r>
-        <w:rPr>
-          <w:rtl/>
-        </w:rPr>
-        <w:t xml:space="preserve">استكشاف معلومات المحمية والعش ← نشاط إطفاء المصابيح وإرشاد الصغار ← نقاش: لماذا اتجهت الصغار إلى الضوء أولاً؟</w:t>
-      </w:r>
-    </w:p>
-    <w:p>
-      <w:pPr>
-        <w:pStyle w:val="ListPara"/>
-        <w:bidi/>
-      </w:pPr>
-      <w:r>
-        <w:rPr>
-          <w:rtl/>
-          <w:color w:val="7A1F1F"/>
-        </w:rPr>
-        <w:t xml:space="preserve">◆  </w:t>
-      </w:r>
-      <w:r>
-        <w:rPr>
-          <w:rtl/>
-          <w:b/>
-          <w:bCs/>
-        </w:rPr>
-        <w:t xml:space="preserve">التقويم</w:t>
-      </w:r>
-      <w:r>
-        <w:rPr>
-          <w:rtl/>
-        </w:rPr>
-        <w:t xml:space="preserve">، </w:t>
-      </w:r>
-      <w:r>
-        <w:rPr>
-          <w:rtl/>
-        </w:rPr>
-        <w:t xml:space="preserve">أسئلة المحطة، ثم سؤال مفتوح: «اكتبي ثلاث نصائح لزوار شاطئ رأس الجنز ليلاً»</w:t>
-      </w:r>
-    </w:p>
-    <w:p>
-      <w:pPr>
-        <w:pStyle w:val="Heading2"/>
-        <w:keepNext/>
-        <w:bidi/>
-      </w:pPr>
-      <w:r>
-        <w:rPr>
-          <w:rtl/>
-          <w:b/>
-          <w:bCs/>
-        </w:rPr>
-        <w:t xml:space="preserve">٤-٤ عناصر التعلّم باللعب</w:t>
-      </w:r>
-    </w:p>
-    <w:p>
-      <w:pPr>
-        <w:pStyle w:val="ListPara"/>
-        <w:bidi/>
-      </w:pPr>
-      <w:r>
-        <w:rPr>
-          <w:rtl/>
-          <w:color w:val="7A1F1F"/>
-        </w:rPr>
-        <w:t xml:space="preserve">◆  </w:t>
-      </w:r>
-      <w:r>
-        <w:rPr>
-          <w:rtl/>
-        </w:rPr>
-        <w:t xml:space="preserve">تعلّم بالاكتشاف: المعلومات تظهر عند الاقتراب من النقاط المضيئة، مع بوصلة توجّه الطالبة إلى الهدف التالي</w:t>
-      </w:r>
-    </w:p>
-    <w:p>
-      <w:pPr>
-        <w:pStyle w:val="ListPara"/>
-        <w:bidi/>
-      </w:pPr>
-      <w:r>
-        <w:rPr>
-          <w:rtl/>
-          <w:color w:val="7A1F1F"/>
-        </w:rPr>
-        <w:t xml:space="preserve">◆  </w:t>
-      </w:r>
-      <w:r>
-        <w:rPr>
-          <w:rtl/>
-        </w:rPr>
-        <w:t xml:space="preserve">إرشاد واضح: دليل «كيف ألعب؟» يظهر في أول مرة، وسطر «الخطوة الآن» في أعلى الشاشة يخبر الطالبة بما تفعله في كل لحظة</w:t>
-      </w:r>
-    </w:p>
-    <w:p>
-      <w:pPr>
-        <w:pStyle w:val="ListPara"/>
-        <w:bidi/>
-      </w:pPr>
-      <w:r>
-        <w:rPr>
-          <w:rtl/>
-          <w:color w:val="7A1F1F"/>
-        </w:rPr>
-        <w:t xml:space="preserve">◆  </w:t>
-      </w:r>
-      <w:r>
-        <w:rPr>
-          <w:rtl/>
-        </w:rPr>
-        <w:t xml:space="preserve">تعلّم بالممارسة: كل محطة فيها فعل يحاكي الواقع (رصد النجوم، الحفر الأثري، حماية السلاحف، تتبّع طرق التجارة، تسمية الأزياء)</w:t>
-      </w:r>
-    </w:p>
-    <w:p>
-      <w:pPr>
-        <w:pStyle w:val="ListPara"/>
-        <w:bidi/>
-      </w:pPr>
-      <w:r>
-        <w:rPr>
-          <w:rtl/>
-          <w:color w:val="7A1F1F"/>
-        </w:rPr>
-        <w:t xml:space="preserve">◆  </w:t>
-      </w:r>
-      <w:r>
-        <w:rPr>
-          <w:rtl/>
-        </w:rPr>
-        <w:t xml:space="preserve">تغذية راجعة فورية: تفسير قصير بعد كل إجابة مع أصوات ورسوم احتفالية</w:t>
-      </w:r>
-    </w:p>
-    <w:p>
-      <w:pPr>
-        <w:pStyle w:val="ListPara"/>
-        <w:bidi/>
-      </w:pPr>
-      <w:r>
-        <w:rPr>
-          <w:rtl/>
-          <w:color w:val="7A1F1F"/>
-        </w:rPr>
-        <w:t xml:space="preserve">◆  </w:t>
-      </w:r>
-      <w:r>
-        <w:rPr>
-          <w:rtl/>
-        </w:rPr>
-        <w:t xml:space="preserve">تحفيز وإنجاز: أختام الجواز والوسام النهائي والشهادة، مع حفظ التقدّم</w:t>
-      </w:r>
-    </w:p>
-    <w:p>
-      <w:pPr>
-        <w:pStyle w:val="ListPara"/>
-        <w:bidi/>
-      </w:pPr>
-      <w:r>
-        <w:rPr>
-          <w:rtl/>
-          <w:color w:val="7A1F1F"/>
-        </w:rPr>
-        <w:t xml:space="preserve">◆  </w:t>
-      </w:r>
-      <w:r>
-        <w:rPr>
-          <w:rtl/>
-        </w:rPr>
-        <w:t xml:space="preserve">إمكانية الوصول: واجهة عربية كاملة، وتحكم بالكمبيوتر أو باللمس، وخيار لجودة الرسوم للأجهزة الضعيفة</w:t>
+        <w:t xml:space="preserve">محطة السلاحف البحرية — بعد إطفاء المصابيح تزحف صغار السلاحف نحو البحر</w:t>
       </w:r>
     </w:p>
     <w:p>
@@ -6236,7 +5727,7 @@
       <w:r>
         <w:drawing>
           <wp:inline distT="0" distB="0" distL="0" distR="0">
-            <wp:extent cx="5508117" cy="3098315"/>
+            <wp:extent cx="4896104" cy="2754058"/>
             <wp:docPr id="8" name="Picture 8"/>
             <wp:cNvGraphicFramePr>
               <a:graphicFrameLocks noChangeAspect="1"/>
@@ -6257,7 +5748,7 @@
                   <pic:spPr>
                     <a:xfrm>
                       <a:off x="0" y="0"/>
-                      <a:ext cx="5508117" cy="3098315"/>
+                      <a:ext cx="4896104" cy="2754058"/>
                     </a:xfrm>
                     <a:prstGeom prst="rect">
                       <a:avLst/>
@@ -6283,2015 +5774,7 @@
           <w:szCs w:val="24"/>
           <w:color w:val="6B5B4B"/>
         </w:rPr>
-        <w:t xml:space="preserve">«جواز مستكشف عُمان»: الأختام الخمسة والوسام، مع اسم الطالبة وتاريخ الرحلة</w:t>
-      </w:r>
-    </w:p>
-    <w:p>
-      <w:pPr>
-        <w:pStyle w:val="Heading1"/>
-        <w:keepNext/>
-        <w:bidi/>
-      </w:pPr>
-      <w:r>
-        <w:rPr>
-          <w:rtl/>
-          <w:b/>
-          <w:bCs/>
-        </w:rPr>
-        <w:t xml:space="preserve">٥. المشاركة الطلابية</w:t>
-      </w:r>
-    </w:p>
-    <w:p>
-      <w:pPr>
-        <w:bidi/>
-        <w:jc w:val="both"/>
-      </w:pPr>
-      <w:r>
-        <w:rPr>
-          <w:rtl/>
-        </w:rPr>
-        <w:t xml:space="preserve">تنوّع أدوار الطالبات في التخطيط والتنفيذ والعرض، مع نسبة مشاركة واضحة لكل طالبة. (تعبّئه المدرسة)</w:t>
-      </w:r>
-    </w:p>
-    <w:tbl>
-      <w:tblPr>
-        <w:bidiVisual/>
-        <w:tblW w:w="5000" w:type="pct"/>
-        <w:tblBorders>
-          <w:top w:val="single" w:sz="6" w:space="0" w:color="C9A14A"/>
-          <w:left w:val="single" w:sz="6" w:space="0" w:color="C9A14A"/>
-          <w:bottom w:val="single" w:sz="6" w:space="0" w:color="C9A14A"/>
-          <w:right w:val="single" w:sz="6" w:space="0" w:color="C9A14A"/>
-          <w:insideH w:val="single" w:sz="6" w:space="0" w:color="C9A14A"/>
-          <w:insideV w:val="single" w:sz="6" w:space="0" w:color="C9A14A"/>
-        </w:tblBorders>
-        <w:tblLayout w:type="fixed"/>
-        <w:tblCellMar>
-          <w:top w:w="60" w:type="dxa"/>
-          <w:start w:w="100" w:type="dxa"/>
-          <w:bottom w:w="60" w:type="dxa"/>
-          <w:end w:w="100" w:type="dxa"/>
-        </w:tblCellMar>
-      </w:tblPr>
-      <w:tblGrid>
-        <w:gridCol w:w="2478"/>
-        <w:gridCol w:w="1928"/>
-        <w:gridCol w:w="1928"/>
-        <w:gridCol w:w="1928"/>
-        <w:gridCol w:w="1377"/>
-      </w:tblGrid>
-      <w:tr>
-        <w:trPr>
-          <w:tblHeader/>
-          <w:cantSplit/>
-        </w:trPr>
-        <w:tc>
-          <w:tcPr>
-            <w:tcW w:w="2478" w:type="dxa"/>
-            <w:shd w:val="clear" w:color="auto" w:fill="7A1F1F"/>
-            <w:vAlign w:val="center"/>
-          </w:tcPr>
-          <w:p>
-            <w:pPr>
-              <w:spacing w:before="20" w:after="20"/>
-              <w:bidi/>
-              <w:jc w:val="center"/>
-            </w:pPr>
-            <w:r>
-              <w:rPr>
-                <w:rtl/>
-                <w:b/>
-                <w:bCs/>
-                <w:sz w:val="24"/>
-                <w:szCs w:val="24"/>
-                <w:color w:val="FFFFFF"/>
-              </w:rPr>
-              <w:t xml:space="preserve">الطالبة</w:t>
-            </w:r>
-          </w:p>
-        </w:tc>
-        <w:tc>
-          <w:tcPr>
-            <w:tcW w:w="1928" w:type="dxa"/>
-            <w:shd w:val="clear" w:color="auto" w:fill="7A1F1F"/>
-            <w:vAlign w:val="center"/>
-          </w:tcPr>
-          <w:p>
-            <w:pPr>
-              <w:spacing w:before="20" w:after="20"/>
-              <w:bidi/>
-              <w:jc w:val="center"/>
-            </w:pPr>
-            <w:r>
-              <w:rPr>
-                <w:rtl/>
-                <w:b/>
-                <w:bCs/>
-                <w:sz w:val="24"/>
-                <w:szCs w:val="24"/>
-                <w:color w:val="FFFFFF"/>
-              </w:rPr>
-              <w:t xml:space="preserve">التخطيط</w:t>
-            </w:r>
-          </w:p>
-        </w:tc>
-        <w:tc>
-          <w:tcPr>
-            <w:tcW w:w="1928" w:type="dxa"/>
-            <w:shd w:val="clear" w:color="auto" w:fill="7A1F1F"/>
-            <w:vAlign w:val="center"/>
-          </w:tcPr>
-          <w:p>
-            <w:pPr>
-              <w:spacing w:before="20" w:after="20"/>
-              <w:bidi/>
-              <w:jc w:val="center"/>
-            </w:pPr>
-            <w:r>
-              <w:rPr>
-                <w:rtl/>
-                <w:b/>
-                <w:bCs/>
-                <w:sz w:val="24"/>
-                <w:szCs w:val="24"/>
-                <w:color w:val="FFFFFF"/>
-              </w:rPr>
-              <w:t xml:space="preserve">التنفيذ</w:t>
-            </w:r>
-          </w:p>
-        </w:tc>
-        <w:tc>
-          <w:tcPr>
-            <w:tcW w:w="1928" w:type="dxa"/>
-            <w:shd w:val="clear" w:color="auto" w:fill="7A1F1F"/>
-            <w:vAlign w:val="center"/>
-          </w:tcPr>
-          <w:p>
-            <w:pPr>
-              <w:spacing w:before="20" w:after="20"/>
-              <w:bidi/>
-              <w:jc w:val="center"/>
-            </w:pPr>
-            <w:r>
-              <w:rPr>
-                <w:rtl/>
-                <w:b/>
-                <w:bCs/>
-                <w:sz w:val="24"/>
-                <w:szCs w:val="24"/>
-                <w:color w:val="FFFFFF"/>
-              </w:rPr>
-              <w:t xml:space="preserve">العرض</w:t>
-            </w:r>
-          </w:p>
-        </w:tc>
-        <w:tc>
-          <w:tcPr>
-            <w:tcW w:w="1377" w:type="dxa"/>
-            <w:shd w:val="clear" w:color="auto" w:fill="7A1F1F"/>
-            <w:vAlign w:val="center"/>
-          </w:tcPr>
-          <w:p>
-            <w:pPr>
-              <w:spacing w:before="20" w:after="20"/>
-              <w:bidi/>
-              <w:jc w:val="center"/>
-            </w:pPr>
-            <w:r>
-              <w:rPr>
-                <w:rtl/>
-                <w:b/>
-                <w:bCs/>
-                <w:sz w:val="24"/>
-                <w:szCs w:val="24"/>
-                <w:color w:val="FFFFFF"/>
-              </w:rPr>
-              <w:t xml:space="preserve">نسبة المشاركة</w:t>
-            </w:r>
-          </w:p>
-        </w:tc>
-      </w:tr>
-      <w:tr>
-        <w:trPr>
-          <w:cantSplit/>
-        </w:trPr>
-        <w:tc>
-          <w:tcPr>
-            <w:tcW w:w="2478" w:type="dxa"/>
-            <w:vAlign w:val="center"/>
-          </w:tcPr>
-          <w:p>
-            <w:pPr>
-              <w:spacing w:before="20" w:after="20"/>
-              <w:bidi/>
-            </w:pPr>
-            <w:r>
-              <w:rPr>
-                <w:rtl/>
-                <w:b/>
-                <w:bCs/>
-                <w:sz w:val="24"/>
-                <w:szCs w:val="24"/>
-              </w:rPr>
-              <w:t xml:space="preserve">........................</w:t>
-            </w:r>
-          </w:p>
-        </w:tc>
-        <w:tc>
-          <w:tcPr>
-            <w:tcW w:w="1928" w:type="dxa"/>
-            <w:vAlign w:val="center"/>
-          </w:tcPr>
-          <w:p>
-            <w:pPr>
-              <w:spacing w:before="20" w:after="20"/>
-              <w:bidi/>
-            </w:pPr>
-            <w:r>
-              <w:rPr>
-                <w:rtl/>
-                <w:sz w:val="24"/>
-                <w:szCs w:val="24"/>
-              </w:rPr>
-              <w:t xml:space="preserve"/>
-            </w:r>
-          </w:p>
-        </w:tc>
-        <w:tc>
-          <w:tcPr>
-            <w:tcW w:w="1928" w:type="dxa"/>
-            <w:vAlign w:val="center"/>
-          </w:tcPr>
-          <w:p>
-            <w:pPr>
-              <w:spacing w:before="20" w:after="20"/>
-              <w:bidi/>
-            </w:pPr>
-            <w:r>
-              <w:rPr>
-                <w:rtl/>
-                <w:sz w:val="24"/>
-                <w:szCs w:val="24"/>
-              </w:rPr>
-              <w:t xml:space="preserve"/>
-            </w:r>
-          </w:p>
-        </w:tc>
-        <w:tc>
-          <w:tcPr>
-            <w:tcW w:w="1928" w:type="dxa"/>
-            <w:vAlign w:val="center"/>
-          </w:tcPr>
-          <w:p>
-            <w:pPr>
-              <w:spacing w:before="20" w:after="20"/>
-              <w:bidi/>
-            </w:pPr>
-            <w:r>
-              <w:rPr>
-                <w:rtl/>
-                <w:sz w:val="24"/>
-                <w:szCs w:val="24"/>
-              </w:rPr>
-              <w:t xml:space="preserve"/>
-            </w:r>
-          </w:p>
-        </w:tc>
-        <w:tc>
-          <w:tcPr>
-            <w:tcW w:w="1377" w:type="dxa"/>
-            <w:vAlign w:val="center"/>
-          </w:tcPr>
-          <w:p>
-            <w:pPr>
-              <w:spacing w:before="20" w:after="20"/>
-              <w:bidi/>
-              <w:jc w:val="center"/>
-            </w:pPr>
-            <w:r>
-              <w:rPr>
-                <w:rtl/>
-                <w:sz w:val="24"/>
-                <w:szCs w:val="24"/>
-              </w:rPr>
-              <w:t xml:space="preserve">٪</w:t>
-            </w:r>
-          </w:p>
-        </w:tc>
-      </w:tr>
-      <w:tr>
-        <w:trPr>
-          <w:cantSplit/>
-        </w:trPr>
-        <w:tc>
-          <w:tcPr>
-            <w:tcW w:w="2478" w:type="dxa"/>
-            <w:shd w:val="clear" w:color="auto" w:fill="FBF5EA"/>
-            <w:vAlign w:val="center"/>
-          </w:tcPr>
-          <w:p>
-            <w:pPr>
-              <w:spacing w:before="20" w:after="20"/>
-              <w:bidi/>
-            </w:pPr>
-            <w:r>
-              <w:rPr>
-                <w:rtl/>
-                <w:b/>
-                <w:bCs/>
-                <w:sz w:val="24"/>
-                <w:szCs w:val="24"/>
-              </w:rPr>
-              <w:t xml:space="preserve">........................</w:t>
-            </w:r>
-          </w:p>
-        </w:tc>
-        <w:tc>
-          <w:tcPr>
-            <w:tcW w:w="1928" w:type="dxa"/>
-            <w:shd w:val="clear" w:color="auto" w:fill="FBF5EA"/>
-            <w:vAlign w:val="center"/>
-          </w:tcPr>
-          <w:p>
-            <w:pPr>
-              <w:spacing w:before="20" w:after="20"/>
-              <w:bidi/>
-            </w:pPr>
-            <w:r>
-              <w:rPr>
-                <w:rtl/>
-                <w:sz w:val="24"/>
-                <w:szCs w:val="24"/>
-              </w:rPr>
-              <w:t xml:space="preserve"/>
-            </w:r>
-          </w:p>
-        </w:tc>
-        <w:tc>
-          <w:tcPr>
-            <w:tcW w:w="1928" w:type="dxa"/>
-            <w:shd w:val="clear" w:color="auto" w:fill="FBF5EA"/>
-            <w:vAlign w:val="center"/>
-          </w:tcPr>
-          <w:p>
-            <w:pPr>
-              <w:spacing w:before="20" w:after="20"/>
-              <w:bidi/>
-            </w:pPr>
-            <w:r>
-              <w:rPr>
-                <w:rtl/>
-                <w:sz w:val="24"/>
-                <w:szCs w:val="24"/>
-              </w:rPr>
-              <w:t xml:space="preserve"/>
-            </w:r>
-          </w:p>
-        </w:tc>
-        <w:tc>
-          <w:tcPr>
-            <w:tcW w:w="1928" w:type="dxa"/>
-            <w:shd w:val="clear" w:color="auto" w:fill="FBF5EA"/>
-            <w:vAlign w:val="center"/>
-          </w:tcPr>
-          <w:p>
-            <w:pPr>
-              <w:spacing w:before="20" w:after="20"/>
-              <w:bidi/>
-            </w:pPr>
-            <w:r>
-              <w:rPr>
-                <w:rtl/>
-                <w:sz w:val="24"/>
-                <w:szCs w:val="24"/>
-              </w:rPr>
-              <w:t xml:space="preserve"/>
-            </w:r>
-          </w:p>
-        </w:tc>
-        <w:tc>
-          <w:tcPr>
-            <w:tcW w:w="1377" w:type="dxa"/>
-            <w:shd w:val="clear" w:color="auto" w:fill="FBF5EA"/>
-            <w:vAlign w:val="center"/>
-          </w:tcPr>
-          <w:p>
-            <w:pPr>
-              <w:spacing w:before="20" w:after="20"/>
-              <w:bidi/>
-              <w:jc w:val="center"/>
-            </w:pPr>
-            <w:r>
-              <w:rPr>
-                <w:rtl/>
-                <w:sz w:val="24"/>
-                <w:szCs w:val="24"/>
-              </w:rPr>
-              <w:t xml:space="preserve">٪</w:t>
-            </w:r>
-          </w:p>
-        </w:tc>
-      </w:tr>
-      <w:tr>
-        <w:trPr>
-          <w:cantSplit/>
-        </w:trPr>
-        <w:tc>
-          <w:tcPr>
-            <w:tcW w:w="2478" w:type="dxa"/>
-            <w:vAlign w:val="center"/>
-          </w:tcPr>
-          <w:p>
-            <w:pPr>
-              <w:spacing w:before="20" w:after="20"/>
-              <w:bidi/>
-            </w:pPr>
-            <w:r>
-              <w:rPr>
-                <w:rtl/>
-                <w:b/>
-                <w:bCs/>
-                <w:sz w:val="24"/>
-                <w:szCs w:val="24"/>
-              </w:rPr>
-              <w:t xml:space="preserve">........................</w:t>
-            </w:r>
-          </w:p>
-        </w:tc>
-        <w:tc>
-          <w:tcPr>
-            <w:tcW w:w="1928" w:type="dxa"/>
-            <w:vAlign w:val="center"/>
-          </w:tcPr>
-          <w:p>
-            <w:pPr>
-              <w:spacing w:before="20" w:after="20"/>
-              <w:bidi/>
-            </w:pPr>
-            <w:r>
-              <w:rPr>
-                <w:rtl/>
-                <w:sz w:val="24"/>
-                <w:szCs w:val="24"/>
-              </w:rPr>
-              <w:t xml:space="preserve"/>
-            </w:r>
-          </w:p>
-        </w:tc>
-        <w:tc>
-          <w:tcPr>
-            <w:tcW w:w="1928" w:type="dxa"/>
-            <w:vAlign w:val="center"/>
-          </w:tcPr>
-          <w:p>
-            <w:pPr>
-              <w:spacing w:before="20" w:after="20"/>
-              <w:bidi/>
-            </w:pPr>
-            <w:r>
-              <w:rPr>
-                <w:rtl/>
-                <w:sz w:val="24"/>
-                <w:szCs w:val="24"/>
-              </w:rPr>
-              <w:t xml:space="preserve"/>
-            </w:r>
-          </w:p>
-        </w:tc>
-        <w:tc>
-          <w:tcPr>
-            <w:tcW w:w="1928" w:type="dxa"/>
-            <w:vAlign w:val="center"/>
-          </w:tcPr>
-          <w:p>
-            <w:pPr>
-              <w:spacing w:before="20" w:after="20"/>
-              <w:bidi/>
-            </w:pPr>
-            <w:r>
-              <w:rPr>
-                <w:rtl/>
-                <w:sz w:val="24"/>
-                <w:szCs w:val="24"/>
-              </w:rPr>
-              <w:t xml:space="preserve"/>
-            </w:r>
-          </w:p>
-        </w:tc>
-        <w:tc>
-          <w:tcPr>
-            <w:tcW w:w="1377" w:type="dxa"/>
-            <w:vAlign w:val="center"/>
-          </w:tcPr>
-          <w:p>
-            <w:pPr>
-              <w:spacing w:before="20" w:after="20"/>
-              <w:bidi/>
-              <w:jc w:val="center"/>
-            </w:pPr>
-            <w:r>
-              <w:rPr>
-                <w:rtl/>
-                <w:sz w:val="24"/>
-                <w:szCs w:val="24"/>
-              </w:rPr>
-              <w:t xml:space="preserve">٪</w:t>
-            </w:r>
-          </w:p>
-        </w:tc>
-      </w:tr>
-      <w:tr>
-        <w:trPr>
-          <w:cantSplit/>
-        </w:trPr>
-        <w:tc>
-          <w:tcPr>
-            <w:tcW w:w="2478" w:type="dxa"/>
-            <w:shd w:val="clear" w:color="auto" w:fill="FBF5EA"/>
-            <w:vAlign w:val="center"/>
-          </w:tcPr>
-          <w:p>
-            <w:pPr>
-              <w:spacing w:before="20" w:after="20"/>
-              <w:bidi/>
-            </w:pPr>
-            <w:r>
-              <w:rPr>
-                <w:rtl/>
-                <w:b/>
-                <w:bCs/>
-                <w:sz w:val="24"/>
-                <w:szCs w:val="24"/>
-              </w:rPr>
-              <w:t xml:space="preserve">........................</w:t>
-            </w:r>
-          </w:p>
-        </w:tc>
-        <w:tc>
-          <w:tcPr>
-            <w:tcW w:w="1928" w:type="dxa"/>
-            <w:shd w:val="clear" w:color="auto" w:fill="FBF5EA"/>
-            <w:vAlign w:val="center"/>
-          </w:tcPr>
-          <w:p>
-            <w:pPr>
-              <w:spacing w:before="20" w:after="20"/>
-              <w:bidi/>
-            </w:pPr>
-            <w:r>
-              <w:rPr>
-                <w:rtl/>
-                <w:sz w:val="24"/>
-                <w:szCs w:val="24"/>
-              </w:rPr>
-              <w:t xml:space="preserve"/>
-            </w:r>
-          </w:p>
-        </w:tc>
-        <w:tc>
-          <w:tcPr>
-            <w:tcW w:w="1928" w:type="dxa"/>
-            <w:shd w:val="clear" w:color="auto" w:fill="FBF5EA"/>
-            <w:vAlign w:val="center"/>
-          </w:tcPr>
-          <w:p>
-            <w:pPr>
-              <w:spacing w:before="20" w:after="20"/>
-              <w:bidi/>
-            </w:pPr>
-            <w:r>
-              <w:rPr>
-                <w:rtl/>
-                <w:sz w:val="24"/>
-                <w:szCs w:val="24"/>
-              </w:rPr>
-              <w:t xml:space="preserve"/>
-            </w:r>
-          </w:p>
-        </w:tc>
-        <w:tc>
-          <w:tcPr>
-            <w:tcW w:w="1928" w:type="dxa"/>
-            <w:shd w:val="clear" w:color="auto" w:fill="FBF5EA"/>
-            <w:vAlign w:val="center"/>
-          </w:tcPr>
-          <w:p>
-            <w:pPr>
-              <w:spacing w:before="20" w:after="20"/>
-              <w:bidi/>
-            </w:pPr>
-            <w:r>
-              <w:rPr>
-                <w:rtl/>
-                <w:sz w:val="24"/>
-                <w:szCs w:val="24"/>
-              </w:rPr>
-              <w:t xml:space="preserve"/>
-            </w:r>
-          </w:p>
-        </w:tc>
-        <w:tc>
-          <w:tcPr>
-            <w:tcW w:w="1377" w:type="dxa"/>
-            <w:shd w:val="clear" w:color="auto" w:fill="FBF5EA"/>
-            <w:vAlign w:val="center"/>
-          </w:tcPr>
-          <w:p>
-            <w:pPr>
-              <w:spacing w:before="20" w:after="20"/>
-              <w:bidi/>
-              <w:jc w:val="center"/>
-            </w:pPr>
-            <w:r>
-              <w:rPr>
-                <w:rtl/>
-                <w:sz w:val="24"/>
-                <w:szCs w:val="24"/>
-              </w:rPr>
-              <w:t xml:space="preserve">٪</w:t>
-            </w:r>
-          </w:p>
-        </w:tc>
-      </w:tr>
-      <w:tr>
-        <w:trPr>
-          <w:cantSplit/>
-        </w:trPr>
-        <w:tc>
-          <w:tcPr>
-            <w:tcW w:w="2478" w:type="dxa"/>
-            <w:vAlign w:val="center"/>
-          </w:tcPr>
-          <w:p>
-            <w:pPr>
-              <w:spacing w:before="20" w:after="20"/>
-              <w:bidi/>
-            </w:pPr>
-            <w:r>
-              <w:rPr>
-                <w:rtl/>
-                <w:b/>
-                <w:bCs/>
-                <w:sz w:val="24"/>
-                <w:szCs w:val="24"/>
-              </w:rPr>
-              <w:t xml:space="preserve">........................</w:t>
-            </w:r>
-          </w:p>
-        </w:tc>
-        <w:tc>
-          <w:tcPr>
-            <w:tcW w:w="1928" w:type="dxa"/>
-            <w:vAlign w:val="center"/>
-          </w:tcPr>
-          <w:p>
-            <w:pPr>
-              <w:spacing w:before="20" w:after="20"/>
-              <w:bidi/>
-            </w:pPr>
-            <w:r>
-              <w:rPr>
-                <w:rtl/>
-                <w:sz w:val="24"/>
-                <w:szCs w:val="24"/>
-              </w:rPr>
-              <w:t xml:space="preserve"/>
-            </w:r>
-          </w:p>
-        </w:tc>
-        <w:tc>
-          <w:tcPr>
-            <w:tcW w:w="1928" w:type="dxa"/>
-            <w:vAlign w:val="center"/>
-          </w:tcPr>
-          <w:p>
-            <w:pPr>
-              <w:spacing w:before="20" w:after="20"/>
-              <w:bidi/>
-            </w:pPr>
-            <w:r>
-              <w:rPr>
-                <w:rtl/>
-                <w:sz w:val="24"/>
-                <w:szCs w:val="24"/>
-              </w:rPr>
-              <w:t xml:space="preserve"/>
-            </w:r>
-          </w:p>
-        </w:tc>
-        <w:tc>
-          <w:tcPr>
-            <w:tcW w:w="1928" w:type="dxa"/>
-            <w:vAlign w:val="center"/>
-          </w:tcPr>
-          <w:p>
-            <w:pPr>
-              <w:spacing w:before="20" w:after="20"/>
-              <w:bidi/>
-            </w:pPr>
-            <w:r>
-              <w:rPr>
-                <w:rtl/>
-                <w:sz w:val="24"/>
-                <w:szCs w:val="24"/>
-              </w:rPr>
-              <w:t xml:space="preserve"/>
-            </w:r>
-          </w:p>
-        </w:tc>
-        <w:tc>
-          <w:tcPr>
-            <w:tcW w:w="1377" w:type="dxa"/>
-            <w:vAlign w:val="center"/>
-          </w:tcPr>
-          <w:p>
-            <w:pPr>
-              <w:spacing w:before="20" w:after="20"/>
-              <w:bidi/>
-              <w:jc w:val="center"/>
-            </w:pPr>
-            <w:r>
-              <w:rPr>
-                <w:rtl/>
-                <w:sz w:val="24"/>
-                <w:szCs w:val="24"/>
-              </w:rPr>
-              <w:t xml:space="preserve">٪</w:t>
-            </w:r>
-          </w:p>
-        </w:tc>
-      </w:tr>
-      <w:tr>
-        <w:trPr>
-          <w:cantSplit/>
-        </w:trPr>
-        <w:tc>
-          <w:tcPr>
-            <w:tcW w:w="2478" w:type="dxa"/>
-            <w:shd w:val="clear" w:color="auto" w:fill="FBF5EA"/>
-            <w:vAlign w:val="center"/>
-          </w:tcPr>
-          <w:p>
-            <w:pPr>
-              <w:spacing w:before="20" w:after="20"/>
-              <w:bidi/>
-            </w:pPr>
-            <w:r>
-              <w:rPr>
-                <w:rtl/>
-                <w:b/>
-                <w:bCs/>
-                <w:sz w:val="24"/>
-                <w:szCs w:val="24"/>
-              </w:rPr>
-              <w:t xml:space="preserve">........................</w:t>
-            </w:r>
-          </w:p>
-        </w:tc>
-        <w:tc>
-          <w:tcPr>
-            <w:tcW w:w="1928" w:type="dxa"/>
-            <w:shd w:val="clear" w:color="auto" w:fill="FBF5EA"/>
-            <w:vAlign w:val="center"/>
-          </w:tcPr>
-          <w:p>
-            <w:pPr>
-              <w:spacing w:before="20" w:after="20"/>
-              <w:bidi/>
-            </w:pPr>
-            <w:r>
-              <w:rPr>
-                <w:rtl/>
-                <w:sz w:val="24"/>
-                <w:szCs w:val="24"/>
-              </w:rPr>
-              <w:t xml:space="preserve"/>
-            </w:r>
-          </w:p>
-        </w:tc>
-        <w:tc>
-          <w:tcPr>
-            <w:tcW w:w="1928" w:type="dxa"/>
-            <w:shd w:val="clear" w:color="auto" w:fill="FBF5EA"/>
-            <w:vAlign w:val="center"/>
-          </w:tcPr>
-          <w:p>
-            <w:pPr>
-              <w:spacing w:before="20" w:after="20"/>
-              <w:bidi/>
-            </w:pPr>
-            <w:r>
-              <w:rPr>
-                <w:rtl/>
-                <w:sz w:val="24"/>
-                <w:szCs w:val="24"/>
-              </w:rPr>
-              <w:t xml:space="preserve"/>
-            </w:r>
-          </w:p>
-        </w:tc>
-        <w:tc>
-          <w:tcPr>
-            <w:tcW w:w="1928" w:type="dxa"/>
-            <w:shd w:val="clear" w:color="auto" w:fill="FBF5EA"/>
-            <w:vAlign w:val="center"/>
-          </w:tcPr>
-          <w:p>
-            <w:pPr>
-              <w:spacing w:before="20" w:after="20"/>
-              <w:bidi/>
-            </w:pPr>
-            <w:r>
-              <w:rPr>
-                <w:rtl/>
-                <w:sz w:val="24"/>
-                <w:szCs w:val="24"/>
-              </w:rPr>
-              <w:t xml:space="preserve"/>
-            </w:r>
-          </w:p>
-        </w:tc>
-        <w:tc>
-          <w:tcPr>
-            <w:tcW w:w="1377" w:type="dxa"/>
-            <w:shd w:val="clear" w:color="auto" w:fill="FBF5EA"/>
-            <w:vAlign w:val="center"/>
-          </w:tcPr>
-          <w:p>
-            <w:pPr>
-              <w:spacing w:before="20" w:after="20"/>
-              <w:bidi/>
-              <w:jc w:val="center"/>
-            </w:pPr>
-            <w:r>
-              <w:rPr>
-                <w:rtl/>
-                <w:sz w:val="24"/>
-                <w:szCs w:val="24"/>
-              </w:rPr>
-              <w:t xml:space="preserve">٪</w:t>
-            </w:r>
-          </w:p>
-        </w:tc>
-      </w:tr>
-    </w:tbl>
-    <w:p>
-      <w:pPr>
-        <w:spacing w:before="0" w:after="60"/>
-        <w:bidi/>
-        <w:jc w:val="both"/>
-      </w:pPr>
-      <w:r>
-        <w:rPr>
-          <w:rtl/>
-        </w:rPr>
-        <w:t xml:space="preserve"/>
-      </w:r>
-    </w:p>
-    <w:p>
-      <w:pPr>
-        <w:spacing w:before="60" w:after="120"/>
-        <w:bidi/>
-        <w:jc w:val="both"/>
-      </w:pPr>
-      <w:r>
-        <w:rPr>
-          <w:rtl/>
-        </w:rPr>
-        <w:t xml:space="preserve">أمثلة على أدوار الطالبات:</w:t>
-      </w:r>
-    </w:p>
-    <w:p>
-      <w:pPr>
-        <w:pStyle w:val="ListPara"/>
-        <w:bidi/>
-      </w:pPr>
-      <w:r>
-        <w:rPr>
-          <w:rtl/>
-          <w:color w:val="7A1F1F"/>
-        </w:rPr>
-        <w:t xml:space="preserve">◆  </w:t>
-      </w:r>
-      <w:r>
-        <w:rPr>
-          <w:rtl/>
-          <w:b/>
-          <w:bCs/>
-        </w:rPr>
-        <w:t xml:space="preserve">التخطيط</w:t>
-      </w:r>
-      <w:r>
-        <w:rPr>
-          <w:rtl/>
-        </w:rPr>
-        <w:t xml:space="preserve">، </w:t>
-      </w:r>
-      <w:r>
-        <w:rPr>
-          <w:rtl/>
-        </w:rPr>
-        <w:t xml:space="preserve">اختيار المقالات من الموسوعة، واقتراح أفكار الأنشطة، وتصميم الجواز والأختام على الورق</w:t>
-      </w:r>
-    </w:p>
-    <w:p>
-      <w:pPr>
-        <w:pStyle w:val="ListPara"/>
-        <w:bidi/>
-      </w:pPr>
-      <w:r>
-        <w:rPr>
-          <w:rtl/>
-          <w:color w:val="7A1F1F"/>
-        </w:rPr>
-        <w:t xml:space="preserve">◆  </w:t>
-      </w:r>
-      <w:r>
-        <w:rPr>
-          <w:rtl/>
-          <w:b/>
-          <w:bCs/>
-        </w:rPr>
-        <w:t xml:space="preserve">التنفيذ</w:t>
-      </w:r>
-      <w:r>
-        <w:rPr>
-          <w:rtl/>
-        </w:rPr>
-        <w:t xml:space="preserve">، </w:t>
-      </w:r>
-      <w:r>
-        <w:rPr>
-          <w:rtl/>
-        </w:rPr>
-        <w:t xml:space="preserve">تلخيص المقالات إلى معلومات قصيرة، وكتابة أسئلة صح/خطأ وتفسيراتها، واختبار اللعبة وتسجيل الأخطاء</w:t>
-      </w:r>
-    </w:p>
-    <w:p>
-      <w:pPr>
-        <w:pStyle w:val="ListPara"/>
-        <w:bidi/>
-      </w:pPr>
-      <w:r>
-        <w:rPr>
-          <w:rtl/>
-          <w:color w:val="7A1F1F"/>
-        </w:rPr>
-        <w:t xml:space="preserve">◆  </w:t>
-      </w:r>
-      <w:r>
-        <w:rPr>
-          <w:rtl/>
-          <w:b/>
-          <w:bCs/>
-        </w:rPr>
-        <w:t xml:space="preserve">العرض</w:t>
-      </w:r>
-      <w:r>
-        <w:rPr>
-          <w:rtl/>
-        </w:rPr>
-        <w:t xml:space="preserve">، </w:t>
-      </w:r>
-      <w:r>
-        <w:rPr>
-          <w:rtl/>
-        </w:rPr>
-        <w:t xml:space="preserve">تقديم اللعبة لزميلاتهن في الطابور أو الإذاعة أو الحصة، والتعليق الصوتي على الفيديو التوضيحي</w:t>
-      </w:r>
-    </w:p>
-    <w:p>
-      <w:pPr>
-        <w:pStyle w:val="Heading1"/>
-        <w:keepNext/>
-        <w:bidi/>
-      </w:pPr>
-      <w:r>
-        <w:rPr>
-          <w:rtl/>
-          <w:b/>
-          <w:bCs/>
-        </w:rPr>
-        <w:t xml:space="preserve">٦. الأثر التعليمي</w:t>
-      </w:r>
-    </w:p>
-    <w:p>
-      <w:pPr>
-        <w:bidi/>
-        <w:jc w:val="both"/>
-      </w:pPr>
-      <w:r>
-        <w:rPr>
-          <w:rtl/>
-        </w:rPr>
-        <w:t xml:space="preserve">الاستفادة المباشرة للطالبات من النشاط، وارتباطها بنواتج تعلّم واضحة، والأدلة التي تثبت تحقّقها.</w:t>
-      </w:r>
-    </w:p>
-    <w:tbl>
-      <w:tblPr>
-        <w:bidiVisual/>
-        <w:tblW w:w="5000" w:type="pct"/>
-        <w:tblBorders>
-          <w:top w:val="single" w:sz="6" w:space="0" w:color="C9A14A"/>
-          <w:left w:val="single" w:sz="6" w:space="0" w:color="C9A14A"/>
-          <w:bottom w:val="single" w:sz="6" w:space="0" w:color="C9A14A"/>
-          <w:right w:val="single" w:sz="6" w:space="0" w:color="C9A14A"/>
-          <w:insideH w:val="single" w:sz="6" w:space="0" w:color="C9A14A"/>
-          <w:insideV w:val="single" w:sz="6" w:space="0" w:color="C9A14A"/>
-        </w:tblBorders>
-        <w:tblLayout w:type="fixed"/>
-        <w:tblCellMar>
-          <w:top w:w="60" w:type="dxa"/>
-          <w:start w:w="100" w:type="dxa"/>
-          <w:bottom w:w="60" w:type="dxa"/>
-          <w:end w:w="100" w:type="dxa"/>
-        </w:tblCellMar>
-      </w:tblPr>
-      <w:tblGrid>
-        <w:gridCol w:w="1738"/>
-        <w:gridCol w:w="5056"/>
-        <w:gridCol w:w="2844"/>
-      </w:tblGrid>
-      <w:tr>
-        <w:trPr>
-          <w:tblHeader/>
-          <w:cantSplit/>
-        </w:trPr>
-        <w:tc>
-          <w:tcPr>
-            <w:tcW w:w="1738" w:type="dxa"/>
-            <w:shd w:val="clear" w:color="auto" w:fill="7A1F1F"/>
-            <w:vAlign w:val="center"/>
-          </w:tcPr>
-          <w:p>
-            <w:pPr>
-              <w:spacing w:before="20" w:after="20"/>
-              <w:bidi/>
-              <w:jc w:val="center"/>
-            </w:pPr>
-            <w:r>
-              <w:rPr>
-                <w:rtl/>
-                <w:b/>
-                <w:bCs/>
-                <w:sz w:val="24"/>
-                <w:szCs w:val="24"/>
-                <w:color w:val="FFFFFF"/>
-              </w:rPr>
-              <w:t xml:space="preserve">المحطة</w:t>
-            </w:r>
-          </w:p>
-        </w:tc>
-        <w:tc>
-          <w:tcPr>
-            <w:tcW w:w="5056" w:type="dxa"/>
-            <w:shd w:val="clear" w:color="auto" w:fill="7A1F1F"/>
-            <w:vAlign w:val="center"/>
-          </w:tcPr>
-          <w:p>
-            <w:pPr>
-              <w:spacing w:before="20" w:after="20"/>
-              <w:bidi/>
-              <w:jc w:val="center"/>
-            </w:pPr>
-            <w:r>
-              <w:rPr>
-                <w:rtl/>
-                <w:b/>
-                <w:bCs/>
-                <w:sz w:val="24"/>
-                <w:szCs w:val="24"/>
-                <w:color w:val="FFFFFF"/>
-              </w:rPr>
-              <w:t xml:space="preserve">ناتج التعلّم: أن تكون الطالبة قادرة على أن…</w:t>
-            </w:r>
-          </w:p>
-        </w:tc>
-        <w:tc>
-          <w:tcPr>
-            <w:tcW w:w="2844" w:type="dxa"/>
-            <w:shd w:val="clear" w:color="auto" w:fill="7A1F1F"/>
-            <w:vAlign w:val="center"/>
-          </w:tcPr>
-          <w:p>
-            <w:pPr>
-              <w:spacing w:before="20" w:after="20"/>
-              <w:bidi/>
-              <w:jc w:val="center"/>
-            </w:pPr>
-            <w:r>
-              <w:rPr>
-                <w:rtl/>
-                <w:b/>
-                <w:bCs/>
-                <w:sz w:val="24"/>
-                <w:szCs w:val="24"/>
-                <w:color w:val="FFFFFF"/>
-              </w:rPr>
-              <w:t xml:space="preserve">دليل التحقّق</w:t>
-            </w:r>
-          </w:p>
-        </w:tc>
-      </w:tr>
-      <w:tr>
-        <w:trPr>
-          <w:cantSplit/>
-        </w:trPr>
-        <w:tc>
-          <w:tcPr>
-            <w:tcW w:w="1738" w:type="dxa"/>
-            <w:vAlign w:val="center"/>
-          </w:tcPr>
-          <w:p>
-            <w:pPr>
-              <w:spacing w:before="20" w:after="20"/>
-              <w:bidi/>
-            </w:pPr>
-            <w:r>
-              <w:rPr>
-                <w:rtl/>
-                <w:b/>
-                <w:bCs/>
-                <w:sz w:val="24"/>
-                <w:szCs w:val="24"/>
-              </w:rPr>
-              <w:t xml:space="preserve">حمد بن سيف</w:t>
-            </w:r>
-          </w:p>
-        </w:tc>
-        <w:tc>
-          <w:tcPr>
-            <w:tcW w:w="5056" w:type="dxa"/>
-            <w:vAlign w:val="center"/>
-          </w:tcPr>
-          <w:p>
-            <w:pPr>
-              <w:spacing w:before="20" w:after="20"/>
-              <w:bidi/>
-            </w:pPr>
-            <w:r>
-              <w:rPr>
-                <w:rtl/>
-                <w:sz w:val="24"/>
-                <w:szCs w:val="24"/>
-              </w:rPr>
-              <w:t xml:space="preserve">تذكر أدوات الملاحة العُمانية (الكمال، والبوصلة، والأسطرلاب) ووظيفة كل منها، وتحدّد جهة الشمال بالنجم القطبي</w:t>
-            </w:r>
-          </w:p>
-        </w:tc>
-        <w:tc>
-          <w:tcPr>
-            <w:tcW w:w="2844" w:type="dxa"/>
-            <w:vAlign w:val="center"/>
-          </w:tcPr>
-          <w:p>
-            <w:pPr>
-              <w:spacing w:before="20" w:after="20"/>
-              <w:bidi/>
-            </w:pPr>
-            <w:r>
-              <w:rPr>
-                <w:rtl/>
-                <w:sz w:val="24"/>
-                <w:szCs w:val="24"/>
-              </w:rPr>
-              <w:t xml:space="preserve">نتيجة تحدي المحطة + إكمال نشاط النجوم</w:t>
-            </w:r>
-          </w:p>
-        </w:tc>
-      </w:tr>
-      <w:tr>
-        <w:trPr>
-          <w:cantSplit/>
-        </w:trPr>
-        <w:tc>
-          <w:tcPr>
-            <w:tcW w:w="1738" w:type="dxa"/>
-            <w:shd w:val="clear" w:color="auto" w:fill="FBF5EA"/>
-            <w:vAlign w:val="center"/>
-          </w:tcPr>
-          <w:p>
-            <w:pPr>
-              <w:spacing w:before="20" w:after="20"/>
-              <w:bidi/>
-            </w:pPr>
-            <w:r>
-              <w:rPr>
-                <w:rtl/>
-                <w:b/>
-                <w:bCs/>
-                <w:sz w:val="24"/>
-                <w:szCs w:val="24"/>
-              </w:rPr>
-              <w:t xml:space="preserve">سمهرم</w:t>
-            </w:r>
-          </w:p>
-        </w:tc>
-        <w:tc>
-          <w:tcPr>
-            <w:tcW w:w="5056" w:type="dxa"/>
-            <w:shd w:val="clear" w:color="auto" w:fill="FBF5EA"/>
-            <w:vAlign w:val="center"/>
-          </w:tcPr>
-          <w:p>
-            <w:pPr>
-              <w:spacing w:before="20" w:after="20"/>
-              <w:bidi/>
-            </w:pPr>
-            <w:r>
-              <w:rPr>
-                <w:rtl/>
-                <w:sz w:val="24"/>
-                <w:szCs w:val="24"/>
-              </w:rPr>
-              <w:t xml:space="preserve">تحدّد موقع سمهرم في ظفار، وتربط بين اللبان والتجارة القديمة، وتعرّف بقطع أثرية وما تدل عليه</w:t>
-            </w:r>
-          </w:p>
-        </w:tc>
-        <w:tc>
-          <w:tcPr>
-            <w:tcW w:w="2844" w:type="dxa"/>
-            <w:shd w:val="clear" w:color="auto" w:fill="FBF5EA"/>
-            <w:vAlign w:val="center"/>
-          </w:tcPr>
-          <w:p>
-            <w:pPr>
-              <w:spacing w:before="20" w:after="20"/>
-              <w:bidi/>
-            </w:pPr>
-            <w:r>
-              <w:rPr>
-                <w:rtl/>
-                <w:sz w:val="24"/>
-                <w:szCs w:val="24"/>
-              </w:rPr>
-              <w:t xml:space="preserve">القطع الخمس المكتشفة + نتيجة التحدي</w:t>
-            </w:r>
-          </w:p>
-        </w:tc>
-      </w:tr>
-      <w:tr>
-        <w:trPr>
-          <w:cantSplit/>
-        </w:trPr>
-        <w:tc>
-          <w:tcPr>
-            <w:tcW w:w="1738" w:type="dxa"/>
-            <w:vAlign w:val="center"/>
-          </w:tcPr>
-          <w:p>
-            <w:pPr>
-              <w:spacing w:before="20" w:after="20"/>
-              <w:bidi/>
-            </w:pPr>
-            <w:r>
-              <w:rPr>
-                <w:rtl/>
-                <w:b/>
-                <w:bCs/>
-                <w:sz w:val="24"/>
-                <w:szCs w:val="24"/>
-              </w:rPr>
-              <w:t xml:space="preserve">السلاحف</w:t>
-            </w:r>
-          </w:p>
-        </w:tc>
-        <w:tc>
-          <w:tcPr>
-            <w:tcW w:w="5056" w:type="dxa"/>
-            <w:vAlign w:val="center"/>
-          </w:tcPr>
-          <w:p>
-            <w:pPr>
-              <w:spacing w:before="20" w:after="20"/>
-              <w:bidi/>
-            </w:pPr>
-            <w:r>
-              <w:rPr>
-                <w:rtl/>
-                <w:sz w:val="24"/>
-                <w:szCs w:val="24"/>
-              </w:rPr>
-              <w:t xml:space="preserve">تشرح دورة تعشيش السلحفاة الخضراء، وأثر الإضاءة على الصغار، وسلوكيات حماية الشاطئ</w:t>
-            </w:r>
-          </w:p>
-        </w:tc>
-        <w:tc>
-          <w:tcPr>
-            <w:tcW w:w="2844" w:type="dxa"/>
-            <w:vAlign w:val="center"/>
-          </w:tcPr>
-          <w:p>
-            <w:pPr>
-              <w:spacing w:before="20" w:after="20"/>
-              <w:bidi/>
-            </w:pPr>
-            <w:r>
-              <w:rPr>
-                <w:rtl/>
-                <w:sz w:val="24"/>
-                <w:szCs w:val="24"/>
-              </w:rPr>
-              <w:t xml:space="preserve">إكمال نشاط الإرشاد + إجابة السؤال المفتوح</w:t>
-            </w:r>
-          </w:p>
-        </w:tc>
-      </w:tr>
-      <w:tr>
-        <w:trPr>
-          <w:cantSplit/>
-        </w:trPr>
-        <w:tc>
-          <w:tcPr>
-            <w:tcW w:w="1738" w:type="dxa"/>
-            <w:shd w:val="clear" w:color="auto" w:fill="FBF5EA"/>
-            <w:vAlign w:val="center"/>
-          </w:tcPr>
-          <w:p>
-            <w:pPr>
-              <w:spacing w:before="20" w:after="20"/>
-              <w:bidi/>
-            </w:pPr>
-            <w:r>
-              <w:rPr>
-                <w:rtl/>
-                <w:b/>
-                <w:bCs/>
-                <w:sz w:val="24"/>
-                <w:szCs w:val="24"/>
-              </w:rPr>
-              <w:t xml:space="preserve">العاج</w:t>
-            </w:r>
-          </w:p>
-        </w:tc>
-        <w:tc>
-          <w:tcPr>
-            <w:tcW w:w="5056" w:type="dxa"/>
-            <w:shd w:val="clear" w:color="auto" w:fill="FBF5EA"/>
-            <w:vAlign w:val="center"/>
-          </w:tcPr>
-          <w:p>
-            <w:pPr>
-              <w:spacing w:before="20" w:after="20"/>
-              <w:bidi/>
-            </w:pPr>
-            <w:r>
-              <w:rPr>
-                <w:rtl/>
-                <w:sz w:val="24"/>
-                <w:szCs w:val="24"/>
-              </w:rPr>
-              <w:t xml:space="preserve">تتتبّع طرق التجارة بين عُمان وشرق أفريقيا والهند، وتربط كل سلعة بمصدرها، وتوضح سبب منع تجارة العاج اليوم</w:t>
-            </w:r>
-          </w:p>
-        </w:tc>
-        <w:tc>
-          <w:tcPr>
-            <w:tcW w:w="2844" w:type="dxa"/>
-            <w:shd w:val="clear" w:color="auto" w:fill="FBF5EA"/>
-            <w:vAlign w:val="center"/>
-          </w:tcPr>
-          <w:p>
-            <w:pPr>
-              <w:spacing w:before="20" w:after="20"/>
-              <w:bidi/>
-            </w:pPr>
-            <w:r>
-              <w:rPr>
-                <w:rtl/>
-                <w:sz w:val="24"/>
-                <w:szCs w:val="24"/>
-              </w:rPr>
-              <w:t xml:space="preserve">إكمال «طريق السلع» + نتيجة التحدي</w:t>
-            </w:r>
-          </w:p>
-        </w:tc>
-      </w:tr>
-      <w:tr>
-        <w:trPr>
-          <w:cantSplit/>
-        </w:trPr>
-        <w:tc>
-          <w:tcPr>
-            <w:tcW w:w="1738" w:type="dxa"/>
-            <w:vAlign w:val="center"/>
-          </w:tcPr>
-          <w:p>
-            <w:pPr>
-              <w:spacing w:before="20" w:after="20"/>
-              <w:bidi/>
-            </w:pPr>
-            <w:r>
-              <w:rPr>
-                <w:rtl/>
-                <w:b/>
-                <w:bCs/>
-                <w:sz w:val="24"/>
-                <w:szCs w:val="24"/>
-              </w:rPr>
-              <w:t xml:space="preserve">الملابس العُمانية</w:t>
-            </w:r>
-          </w:p>
-        </w:tc>
-        <w:tc>
-          <w:tcPr>
-            <w:tcW w:w="5056" w:type="dxa"/>
-            <w:vAlign w:val="center"/>
-          </w:tcPr>
-          <w:p>
-            <w:pPr>
-              <w:spacing w:before="20" w:after="20"/>
-              <w:bidi/>
-            </w:pPr>
-            <w:r>
-              <w:rPr>
-                <w:rtl/>
-                <w:sz w:val="24"/>
-                <w:szCs w:val="24"/>
-              </w:rPr>
-              <w:t xml:space="preserve">تسمّي قطع الزي العُماني للرجل والمرأة، وتقدّر قيمتها رمزاً للهوية الوطنية</w:t>
-            </w:r>
-          </w:p>
-        </w:tc>
-        <w:tc>
-          <w:tcPr>
-            <w:tcW w:w="2844" w:type="dxa"/>
-            <w:vAlign w:val="center"/>
-          </w:tcPr>
-          <w:p>
-            <w:pPr>
-              <w:spacing w:before="20" w:after="20"/>
-              <w:bidi/>
-            </w:pPr>
-            <w:r>
-              <w:rPr>
-                <w:rtl/>
-                <w:sz w:val="24"/>
-                <w:szCs w:val="24"/>
-              </w:rPr>
-              <w:t xml:space="preserve">تسمية القطع الصحيحة + نتيجة التحدي</w:t>
-            </w:r>
-          </w:p>
-        </w:tc>
-      </w:tr>
-    </w:tbl>
-    <w:p>
-      <w:pPr>
-        <w:spacing w:before="0" w:after="60"/>
-        <w:bidi/>
-        <w:jc w:val="both"/>
-      </w:pPr>
-      <w:r>
-        <w:rPr>
-          <w:rtl/>
-        </w:rPr>
-        <w:t xml:space="preserve"/>
-      </w:r>
-    </w:p>
-    <w:p>
-      <w:pPr>
-        <w:pStyle w:val="Heading2"/>
-        <w:keepNext/>
-        <w:bidi/>
-      </w:pPr>
-      <w:r>
-        <w:rPr>
-          <w:rtl/>
-          <w:b/>
-          <w:bCs/>
-        </w:rPr>
-        <w:t xml:space="preserve">أدوات قياس الأثر</w:t>
-      </w:r>
-    </w:p>
-    <w:p>
-      <w:pPr>
-        <w:pStyle w:val="ListPara"/>
-        <w:bidi/>
-      </w:pPr>
-      <w:r>
-        <w:rPr>
-          <w:rtl/>
-          <w:color w:val="7A1F1F"/>
-        </w:rPr>
-        <w:t xml:space="preserve">◆  </w:t>
-      </w:r>
-      <w:r>
-        <w:rPr>
-          <w:rtl/>
-          <w:b/>
-          <w:bCs/>
-        </w:rPr>
-        <w:t xml:space="preserve">اختبار قبلي وبعدي</w:t>
-      </w:r>
-      <w:r>
-        <w:rPr>
-          <w:rtl/>
-        </w:rPr>
-        <w:t xml:space="preserve">، </w:t>
-      </w:r>
-      <w:r>
-        <w:rPr>
-          <w:rtl/>
-        </w:rPr>
-        <w:t xml:space="preserve">تستخدم المعلمة أسئلة المحطات نفسها قبل اللعب وبعده لقياس مقدار التحسّن</w:t>
-      </w:r>
-    </w:p>
-    <w:p>
-      <w:pPr>
-        <w:pStyle w:val="ListPara"/>
-        <w:bidi/>
-      </w:pPr>
-      <w:r>
-        <w:rPr>
-          <w:rtl/>
-          <w:color w:val="7A1F1F"/>
-        </w:rPr>
-        <w:t xml:space="preserve">◆  </w:t>
-      </w:r>
-      <w:r>
-        <w:rPr>
-          <w:rtl/>
-          <w:b/>
-          <w:bCs/>
-        </w:rPr>
-        <w:t xml:space="preserve">الجواز والشهادة</w:t>
-      </w:r>
-      <w:r>
-        <w:rPr>
-          <w:rtl/>
-        </w:rPr>
-        <w:t xml:space="preserve">، </w:t>
-      </w:r>
-      <w:r>
-        <w:rPr>
-          <w:rtl/>
-        </w:rPr>
-        <w:t xml:space="preserve">صورة الجواز المختوم وشهادة تحدي القلعة (باسم الطالبة ونتيجتها) دليل مادي على الإنجاز</w:t>
-      </w:r>
-    </w:p>
-    <w:p>
-      <w:pPr>
-        <w:pStyle w:val="ListPara"/>
-        <w:bidi/>
-      </w:pPr>
-      <w:r>
-        <w:rPr>
-          <w:rtl/>
-          <w:color w:val="7A1F1F"/>
-        </w:rPr>
-        <w:t xml:space="preserve">◆  </w:t>
-      </w:r>
-      <w:r>
-        <w:rPr>
-          <w:rtl/>
-          <w:b/>
-          <w:bCs/>
-        </w:rPr>
-        <w:t xml:space="preserve">بطاقة ملاحظة</w:t>
-      </w:r>
-      <w:r>
-        <w:rPr>
-          <w:rtl/>
-        </w:rPr>
-        <w:t xml:space="preserve">، </w:t>
-      </w:r>
-      <w:r>
-        <w:rPr>
-          <w:rtl/>
-        </w:rPr>
-        <w:t xml:space="preserve">تلاحظ المعلمة أثناء اللعب: المشاركة، والتعاون، وقراءة المعلومات، وتفسير الإجابات</w:t>
-      </w:r>
-    </w:p>
-    <w:p>
-      <w:pPr>
-        <w:pStyle w:val="ListPara"/>
-        <w:bidi/>
-      </w:pPr>
-      <w:r>
-        <w:rPr>
-          <w:rtl/>
-          <w:color w:val="7A1F1F"/>
-        </w:rPr>
-        <w:t xml:space="preserve">◆  </w:t>
-      </w:r>
-      <w:r>
-        <w:rPr>
-          <w:rtl/>
-          <w:b/>
-          <w:bCs/>
-        </w:rPr>
-        <w:t xml:space="preserve">استبانة رضا قصيرة</w:t>
-      </w:r>
-      <w:r>
-        <w:rPr>
-          <w:rtl/>
-        </w:rPr>
-        <w:t xml:space="preserve">، </w:t>
-      </w:r>
-      <w:r>
-        <w:rPr>
-          <w:rtl/>
-        </w:rPr>
-        <w:t xml:space="preserve">تسأل الطالبات عن المتعة وسهولة الاستخدام وما تعلّمنه، وتُرفق النتائج مع الأدلة</w:t>
-      </w:r>
-    </w:p>
-    <w:tbl>
-      <w:tblPr>
-        <w:bidiVisual/>
-        <w:tblW w:w="5000" w:type="pct"/>
-        <w:tblBorders>
-          <w:top w:val="single" w:sz="6" w:space="0" w:color="C9A14A"/>
-          <w:left w:val="single" w:sz="6" w:space="0" w:color="C9A14A"/>
-          <w:bottom w:val="single" w:sz="6" w:space="0" w:color="C9A14A"/>
-          <w:right w:val="single" w:sz="6" w:space="0" w:color="C9A14A"/>
-          <w:insideH w:val="single" w:sz="6" w:space="0" w:color="C9A14A"/>
-          <w:insideV w:val="single" w:sz="6" w:space="0" w:color="C9A14A"/>
-        </w:tblBorders>
-        <w:tblLayout w:type="fixed"/>
-        <w:tblCellMar>
-          <w:top w:w="60" w:type="dxa"/>
-          <w:start w:w="100" w:type="dxa"/>
-          <w:bottom w:w="60" w:type="dxa"/>
-          <w:end w:w="100" w:type="dxa"/>
-        </w:tblCellMar>
-      </w:tblPr>
-      <w:tblGrid>
-        <w:gridCol w:w="2176"/>
-        <w:gridCol w:w="1555"/>
-        <w:gridCol w:w="2021"/>
-        <w:gridCol w:w="2021"/>
-        <w:gridCol w:w="1865"/>
-      </w:tblGrid>
-      <w:tr>
-        <w:trPr>
-          <w:tblHeader/>
-          <w:cantSplit/>
-        </w:trPr>
-        <w:tc>
-          <w:tcPr>
-            <w:tcW w:w="2176" w:type="dxa"/>
-            <w:shd w:val="clear" w:color="auto" w:fill="7A1F1F"/>
-            <w:vAlign w:val="center"/>
-          </w:tcPr>
-          <w:p>
-            <w:pPr>
-              <w:spacing w:before="20" w:after="20"/>
-              <w:bidi/>
-              <w:jc w:val="center"/>
-            </w:pPr>
-            <w:r>
-              <w:rPr>
-                <w:rtl/>
-                <w:b/>
-                <w:bCs/>
-                <w:sz w:val="24"/>
-                <w:szCs w:val="24"/>
-                <w:color w:val="FFFFFF"/>
-              </w:rPr>
-              <w:t xml:space="preserve">الصف / الشعبة</w:t>
-            </w:r>
-          </w:p>
-        </w:tc>
-        <w:tc>
-          <w:tcPr>
-            <w:tcW w:w="1555" w:type="dxa"/>
-            <w:shd w:val="clear" w:color="auto" w:fill="7A1F1F"/>
-            <w:vAlign w:val="center"/>
-          </w:tcPr>
-          <w:p>
-            <w:pPr>
-              <w:spacing w:before="20" w:after="20"/>
-              <w:bidi/>
-              <w:jc w:val="center"/>
-            </w:pPr>
-            <w:r>
-              <w:rPr>
-                <w:rtl/>
-                <w:b/>
-                <w:bCs/>
-                <w:sz w:val="24"/>
-                <w:szCs w:val="24"/>
-                <w:color w:val="FFFFFF"/>
-              </w:rPr>
-              <w:t xml:space="preserve">عدد الطالبات</w:t>
-            </w:r>
-          </w:p>
-        </w:tc>
-        <w:tc>
-          <w:tcPr>
-            <w:tcW w:w="2021" w:type="dxa"/>
-            <w:shd w:val="clear" w:color="auto" w:fill="7A1F1F"/>
-            <w:vAlign w:val="center"/>
-          </w:tcPr>
-          <w:p>
-            <w:pPr>
-              <w:spacing w:before="20" w:after="20"/>
-              <w:bidi/>
-              <w:jc w:val="center"/>
-            </w:pPr>
-            <w:r>
-              <w:rPr>
-                <w:rtl/>
-                <w:b/>
-                <w:bCs/>
-                <w:sz w:val="24"/>
-                <w:szCs w:val="24"/>
-                <w:color w:val="FFFFFF"/>
-              </w:rPr>
-              <w:t xml:space="preserve">متوسط الاختبار القبلي</w:t>
-            </w:r>
-          </w:p>
-        </w:tc>
-        <w:tc>
-          <w:tcPr>
-            <w:tcW w:w="2021" w:type="dxa"/>
-            <w:shd w:val="clear" w:color="auto" w:fill="7A1F1F"/>
-            <w:vAlign w:val="center"/>
-          </w:tcPr>
-          <w:p>
-            <w:pPr>
-              <w:spacing w:before="20" w:after="20"/>
-              <w:bidi/>
-              <w:jc w:val="center"/>
-            </w:pPr>
-            <w:r>
-              <w:rPr>
-                <w:rtl/>
-                <w:b/>
-                <w:bCs/>
-                <w:sz w:val="24"/>
-                <w:szCs w:val="24"/>
-                <w:color w:val="FFFFFF"/>
-              </w:rPr>
-              <w:t xml:space="preserve">متوسط الاختبار البعدي</w:t>
-            </w:r>
-          </w:p>
-        </w:tc>
-        <w:tc>
-          <w:tcPr>
-            <w:tcW w:w="1865" w:type="dxa"/>
-            <w:shd w:val="clear" w:color="auto" w:fill="7A1F1F"/>
-            <w:vAlign w:val="center"/>
-          </w:tcPr>
-          <w:p>
-            <w:pPr>
-              <w:spacing w:before="20" w:after="20"/>
-              <w:bidi/>
-              <w:jc w:val="center"/>
-            </w:pPr>
-            <w:r>
-              <w:rPr>
-                <w:rtl/>
-                <w:b/>
-                <w:bCs/>
-                <w:sz w:val="24"/>
-                <w:szCs w:val="24"/>
-                <w:color w:val="FFFFFF"/>
-              </w:rPr>
-              <w:t xml:space="preserve">نسبة إكمال الرحلة</w:t>
-            </w:r>
-          </w:p>
-        </w:tc>
-      </w:tr>
-      <w:tr>
-        <w:trPr>
-          <w:cantSplit/>
-        </w:trPr>
-        <w:tc>
-          <w:tcPr>
-            <w:tcW w:w="2176" w:type="dxa"/>
-            <w:vAlign w:val="center"/>
-          </w:tcPr>
-          <w:p>
-            <w:pPr>
-              <w:spacing w:before="20" w:after="20"/>
-              <w:bidi/>
-            </w:pPr>
-            <w:r>
-              <w:rPr>
-                <w:rtl/>
-                <w:b/>
-                <w:bCs/>
-                <w:sz w:val="24"/>
-                <w:szCs w:val="24"/>
-              </w:rPr>
-              <w:t xml:space="preserve">........................</w:t>
-            </w:r>
-          </w:p>
-        </w:tc>
-        <w:tc>
-          <w:tcPr>
-            <w:tcW w:w="1555" w:type="dxa"/>
-            <w:vAlign w:val="center"/>
-          </w:tcPr>
-          <w:p>
-            <w:pPr>
-              <w:spacing w:before="20" w:after="20"/>
-              <w:bidi/>
-              <w:jc w:val="center"/>
-            </w:pPr>
-            <w:r>
-              <w:rPr>
-                <w:rtl/>
-                <w:sz w:val="24"/>
-                <w:szCs w:val="24"/>
-              </w:rPr>
-              <w:t xml:space="preserve"/>
-            </w:r>
-          </w:p>
-        </w:tc>
-        <w:tc>
-          <w:tcPr>
-            <w:tcW w:w="2021" w:type="dxa"/>
-            <w:vAlign w:val="center"/>
-          </w:tcPr>
-          <w:p>
-            <w:pPr>
-              <w:spacing w:before="20" w:after="20"/>
-              <w:bidi/>
-              <w:jc w:val="center"/>
-            </w:pPr>
-            <w:r>
-              <w:rPr>
-                <w:rtl/>
-                <w:sz w:val="24"/>
-                <w:szCs w:val="24"/>
-              </w:rPr>
-              <w:t xml:space="preserve"/>
-            </w:r>
-          </w:p>
-        </w:tc>
-        <w:tc>
-          <w:tcPr>
-            <w:tcW w:w="2021" w:type="dxa"/>
-            <w:vAlign w:val="center"/>
-          </w:tcPr>
-          <w:p>
-            <w:pPr>
-              <w:spacing w:before="20" w:after="20"/>
-              <w:bidi/>
-              <w:jc w:val="center"/>
-            </w:pPr>
-            <w:r>
-              <w:rPr>
-                <w:rtl/>
-                <w:sz w:val="24"/>
-                <w:szCs w:val="24"/>
-              </w:rPr>
-              <w:t xml:space="preserve"/>
-            </w:r>
-          </w:p>
-        </w:tc>
-        <w:tc>
-          <w:tcPr>
-            <w:tcW w:w="1865" w:type="dxa"/>
-            <w:vAlign w:val="center"/>
-          </w:tcPr>
-          <w:p>
-            <w:pPr>
-              <w:spacing w:before="20" w:after="20"/>
-              <w:bidi/>
-              <w:jc w:val="center"/>
-            </w:pPr>
-            <w:r>
-              <w:rPr>
-                <w:rtl/>
-                <w:sz w:val="24"/>
-                <w:szCs w:val="24"/>
-              </w:rPr>
-              <w:t xml:space="preserve">٪</w:t>
-            </w:r>
-          </w:p>
-        </w:tc>
-      </w:tr>
-      <w:tr>
-        <w:trPr>
-          <w:cantSplit/>
-        </w:trPr>
-        <w:tc>
-          <w:tcPr>
-            <w:tcW w:w="2176" w:type="dxa"/>
-            <w:shd w:val="clear" w:color="auto" w:fill="FBF5EA"/>
-            <w:vAlign w:val="center"/>
-          </w:tcPr>
-          <w:p>
-            <w:pPr>
-              <w:spacing w:before="20" w:after="20"/>
-              <w:bidi/>
-            </w:pPr>
-            <w:r>
-              <w:rPr>
-                <w:rtl/>
-                <w:b/>
-                <w:bCs/>
-                <w:sz w:val="24"/>
-                <w:szCs w:val="24"/>
-              </w:rPr>
-              <w:t xml:space="preserve">........................</w:t>
-            </w:r>
-          </w:p>
-        </w:tc>
-        <w:tc>
-          <w:tcPr>
-            <w:tcW w:w="1555" w:type="dxa"/>
-            <w:shd w:val="clear" w:color="auto" w:fill="FBF5EA"/>
-            <w:vAlign w:val="center"/>
-          </w:tcPr>
-          <w:p>
-            <w:pPr>
-              <w:spacing w:before="20" w:after="20"/>
-              <w:bidi/>
-              <w:jc w:val="center"/>
-            </w:pPr>
-            <w:r>
-              <w:rPr>
-                <w:rtl/>
-                <w:sz w:val="24"/>
-                <w:szCs w:val="24"/>
-              </w:rPr>
-              <w:t xml:space="preserve"/>
-            </w:r>
-          </w:p>
-        </w:tc>
-        <w:tc>
-          <w:tcPr>
-            <w:tcW w:w="2021" w:type="dxa"/>
-            <w:shd w:val="clear" w:color="auto" w:fill="FBF5EA"/>
-            <w:vAlign w:val="center"/>
-          </w:tcPr>
-          <w:p>
-            <w:pPr>
-              <w:spacing w:before="20" w:after="20"/>
-              <w:bidi/>
-              <w:jc w:val="center"/>
-            </w:pPr>
-            <w:r>
-              <w:rPr>
-                <w:rtl/>
-                <w:sz w:val="24"/>
-                <w:szCs w:val="24"/>
-              </w:rPr>
-              <w:t xml:space="preserve"/>
-            </w:r>
-          </w:p>
-        </w:tc>
-        <w:tc>
-          <w:tcPr>
-            <w:tcW w:w="2021" w:type="dxa"/>
-            <w:shd w:val="clear" w:color="auto" w:fill="FBF5EA"/>
-            <w:vAlign w:val="center"/>
-          </w:tcPr>
-          <w:p>
-            <w:pPr>
-              <w:spacing w:before="20" w:after="20"/>
-              <w:bidi/>
-              <w:jc w:val="center"/>
-            </w:pPr>
-            <w:r>
-              <w:rPr>
-                <w:rtl/>
-                <w:sz w:val="24"/>
-                <w:szCs w:val="24"/>
-              </w:rPr>
-              <w:t xml:space="preserve"/>
-            </w:r>
-          </w:p>
-        </w:tc>
-        <w:tc>
-          <w:tcPr>
-            <w:tcW w:w="1865" w:type="dxa"/>
-            <w:shd w:val="clear" w:color="auto" w:fill="FBF5EA"/>
-            <w:vAlign w:val="center"/>
-          </w:tcPr>
-          <w:p>
-            <w:pPr>
-              <w:spacing w:before="20" w:after="20"/>
-              <w:bidi/>
-              <w:jc w:val="center"/>
-            </w:pPr>
-            <w:r>
-              <w:rPr>
-                <w:rtl/>
-                <w:sz w:val="24"/>
-                <w:szCs w:val="24"/>
-              </w:rPr>
-              <w:t xml:space="preserve">٪</w:t>
-            </w:r>
-          </w:p>
-        </w:tc>
-      </w:tr>
-    </w:tbl>
-    <w:p>
-      <w:pPr>
-        <w:spacing w:before="0" w:after="60"/>
-        <w:bidi/>
-        <w:jc w:val="both"/>
-      </w:pPr>
-      <w:r>
-        <w:rPr>
-          <w:rtl/>
-        </w:rPr>
-        <w:t xml:space="preserve"/>
+        <w:t xml:space="preserve">محطة تجارة العاج — نشاط «اختاري طريق التاجر» على الخريطة</w:t>
       </w:r>
     </w:p>
     <w:p>
@@ -8304,7 +5787,7 @@
       <w:r>
         <w:drawing>
           <wp:inline distT="0" distB="0" distL="0" distR="0">
-            <wp:extent cx="4896104" cy="2754058"/>
+            <wp:extent cx="3794480" cy="2134395"/>
             <wp:docPr id="9" name="Picture 9"/>
             <wp:cNvGraphicFramePr>
               <a:graphicFrameLocks noChangeAspect="1"/>
@@ -8325,7 +5808,7 @@
                   <pic:spPr>
                     <a:xfrm>
                       <a:off x="0" y="0"/>
-                      <a:ext cx="4896104" cy="2754058"/>
+                      <a:ext cx="3794480" cy="2134395"/>
                     </a:xfrm>
                     <a:prstGeom prst="rect">
                       <a:avLst/>
@@ -8351,232 +5834,7 @@
           <w:szCs w:val="24"/>
           <w:color w:val="6B5B4B"/>
         </w:rPr>
-        <w:t xml:space="preserve">تحدي المحطة: سؤال «صح أو خطأ» مع تفسير فوري للإجابة</w:t>
-      </w:r>
-    </w:p>
-    <w:p>
-      <w:pPr>
-        <w:pStyle w:val="Heading1"/>
-        <w:keepNext/>
-        <w:bidi/>
-      </w:pPr>
-      <w:r>
-        <w:rPr>
-          <w:rtl/>
-          <w:b/>
-          <w:bCs/>
-        </w:rPr>
-        <w:t xml:space="preserve">٧. الاستدامة</w:t>
-      </w:r>
-    </w:p>
-    <w:p>
-      <w:pPr>
-        <w:bidi/>
-        <w:jc w:val="both"/>
-      </w:pPr>
-      <w:r>
-        <w:rPr>
-          <w:rtl/>
-        </w:rPr>
-        <w:t xml:space="preserve">يمكن توظيف اللعبة لفترة أطول، وتستفيد منها المدرسة في الأعوام الدراسية القادمة، للأسباب الآتية:</w:t>
-      </w:r>
-    </w:p>
-    <w:p>
-      <w:pPr>
-        <w:pStyle w:val="ListPara"/>
-        <w:bidi/>
-      </w:pPr>
-      <w:r>
-        <w:rPr>
-          <w:rtl/>
-          <w:color w:val="7A1F1F"/>
-        </w:rPr>
-        <w:t xml:space="preserve">◆  </w:t>
-      </w:r>
-      <w:r>
-        <w:rPr>
-          <w:rtl/>
-          <w:b/>
-          <w:bCs/>
-        </w:rPr>
-        <w:t xml:space="preserve">لوحة المعلم</w:t>
-      </w:r>
-      <w:r>
-        <w:rPr>
-          <w:rtl/>
-        </w:rPr>
-        <w:t xml:space="preserve">، </w:t>
-      </w:r>
-      <w:r>
-        <w:rPr>
-          <w:rtl/>
-        </w:rPr>
-        <w:t xml:space="preserve">تدخلها المعلمة برمز، فتعدّل أسئلة تحدي القلعة وتضيف أسئلة جديدة، وتصدّرها في ملف وتستوردها على أجهزة أخرى دون برمجة</w:t>
-      </w:r>
-    </w:p>
-    <w:p>
-      <w:pPr>
-        <w:pStyle w:val="ListPara"/>
-        <w:bidi/>
-      </w:pPr>
-      <w:r>
-        <w:rPr>
-          <w:rtl/>
-          <w:color w:val="7A1F1F"/>
-        </w:rPr>
-        <w:t xml:space="preserve">◆  </w:t>
-      </w:r>
-      <w:r>
-        <w:rPr>
-          <w:rtl/>
-          <w:b/>
-          <w:bCs/>
-        </w:rPr>
-        <w:t xml:space="preserve">محتوى قابل للتحديث</w:t>
-      </w:r>
-      <w:r>
-        <w:rPr>
-          <w:rtl/>
-        </w:rPr>
-        <w:t xml:space="preserve">، </w:t>
-      </w:r>
-      <w:r>
-        <w:rPr>
-          <w:rtl/>
-        </w:rPr>
-        <w:t xml:space="preserve">نصوص المحطات وأسئلتها مجمّعة في ملف واحد، فتُحدَّث كل عام أو تُطابَق مع مقالات جديدة من الموسوعة</w:t>
-      </w:r>
-    </w:p>
-    <w:p>
-      <w:pPr>
-        <w:pStyle w:val="ListPara"/>
-        <w:bidi/>
-      </w:pPr>
-      <w:r>
-        <w:rPr>
-          <w:rtl/>
-          <w:color w:val="7A1F1F"/>
-        </w:rPr>
-        <w:t xml:space="preserve">◆  </w:t>
-      </w:r>
-      <w:r>
-        <w:rPr>
-          <w:rtl/>
-          <w:b/>
-          <w:bCs/>
-        </w:rPr>
-        <w:t xml:space="preserve">قابلية التوسّع</w:t>
-      </w:r>
-      <w:r>
-        <w:rPr>
-          <w:rtl/>
-        </w:rPr>
-        <w:t xml:space="preserve">، </w:t>
-      </w:r>
-      <w:r>
-        <w:rPr>
-          <w:rtl/>
-        </w:rPr>
-        <w:t xml:space="preserve">المشاهد ثلاثية الأبعاد مبنية بسكربتات في Blender، فيمكن إضافة محطات جديدة لمقالات أخرى بنفس الأسلوب</w:t>
-      </w:r>
-    </w:p>
-    <w:p>
-      <w:pPr>
-        <w:pStyle w:val="ListPara"/>
-        <w:bidi/>
-      </w:pPr>
-      <w:r>
-        <w:rPr>
-          <w:rtl/>
-          <w:color w:val="7A1F1F"/>
-        </w:rPr>
-        <w:t xml:space="preserve">◆  </w:t>
-      </w:r>
-      <w:r>
-        <w:rPr>
-          <w:rtl/>
-          <w:b/>
-          <w:bCs/>
-        </w:rPr>
-        <w:t xml:space="preserve">لا تحتاج إلى تثبيت</w:t>
-      </w:r>
-      <w:r>
-        <w:rPr>
-          <w:rtl/>
-        </w:rPr>
-        <w:t xml:space="preserve">، </w:t>
-      </w:r>
-      <w:r>
-        <w:rPr>
-          <w:rtl/>
-        </w:rPr>
-        <w:t xml:space="preserve">تعمل في المتصفح على أجهزة المدرسة وأجهزة الطالبات، وتُنشر على أي استضافة مواقع</w:t>
-      </w:r>
-    </w:p>
-    <w:p>
-      <w:pPr>
-        <w:pStyle w:val="ListPara"/>
-        <w:bidi/>
-      </w:pPr>
-      <w:r>
-        <w:rPr>
-          <w:rtl/>
-          <w:color w:val="7A1F1F"/>
-        </w:rPr>
-        <w:t xml:space="preserve">◆  </w:t>
-      </w:r>
-      <w:r>
-        <w:rPr>
-          <w:rtl/>
-          <w:b/>
-          <w:bCs/>
-        </w:rPr>
-        <w:t xml:space="preserve">حفظ التقدّم</w:t>
-      </w:r>
-      <w:r>
-        <w:rPr>
-          <w:rtl/>
-        </w:rPr>
-        <w:t xml:space="preserve">، </w:t>
-      </w:r>
-      <w:r>
-        <w:rPr>
-          <w:rtl/>
-        </w:rPr>
-        <w:t xml:space="preserve">يُحفظ اسم الطالبة وأختامها على جهازها، فتكمل الرحلة على عدة حصص</w:t>
-      </w:r>
-    </w:p>
-    <w:p>
-      <w:pPr>
-        <w:pStyle w:val="ListPara"/>
-        <w:bidi/>
-      </w:pPr>
-      <w:r>
-        <w:rPr>
-          <w:rtl/>
-          <w:color w:val="7A1F1F"/>
-        </w:rPr>
-        <w:t xml:space="preserve">◆  </w:t>
-      </w:r>
-      <w:r>
-        <w:rPr>
-          <w:rtl/>
-          <w:b/>
-          <w:bCs/>
-        </w:rPr>
-        <w:t xml:space="preserve">مناسبة لأكثر من صف ومادة</w:t>
-      </w:r>
-      <w:r>
-        <w:rPr>
-          <w:rtl/>
-        </w:rPr>
-        <w:t xml:space="preserve">، </w:t>
-      </w:r>
-      <w:r>
-        <w:rPr>
-          <w:rtl/>
-        </w:rPr>
-        <w:t xml:space="preserve">المحطات مستقلة، فتختار كل معلمة المحطة التي تخدم درسها</w:t>
+        <w:t xml:space="preserve">«اكتشفي معلومة» والمرجع من الموسوعة العُمانية بعد التحدي</w:t>
       </w:r>
     </w:p>
     <w:p>
@@ -8636,7 +5894,667 @@
           <w:szCs w:val="24"/>
           <w:color w:val="6B5B4B"/>
         </w:rPr>
-        <w:t xml:space="preserve">لوحة المعلم: تعديل بنك الأسئلة وإضافته وتصديره</w:t>
+        <w:t xml:space="preserve">محطة الملابس العُمانية — «ما اسم هذه القطعة؟» و«خزانة مريم»</w:t>
+      </w:r>
+    </w:p>
+    <w:p>
+      <w:pPr>
+        <w:pStyle w:val="Heading2"/>
+        <w:keepNext/>
+        <w:bidi/>
+      </w:pPr>
+      <w:r>
+        <w:rPr>
+          <w:rtl/>
+          <w:b/>
+          <w:bCs/>
+        </w:rPr>
+        <w:t xml:space="preserve">٤-٣ كيف توظّف المعلمة اللعبة في الحصة</w:t>
+      </w:r>
+    </w:p>
+    <w:tbl>
+      <w:tblPr>
+        <w:bidiVisual/>
+        <w:tblW w:w="5000" w:type="pct"/>
+        <w:tblBorders>
+          <w:top w:val="single" w:sz="6" w:space="0" w:color="C9A14A"/>
+          <w:left w:val="single" w:sz="6" w:space="0" w:color="C9A14A"/>
+          <w:bottom w:val="single" w:sz="6" w:space="0" w:color="C9A14A"/>
+          <w:right w:val="single" w:sz="6" w:space="0" w:color="C9A14A"/>
+          <w:insideH w:val="single" w:sz="6" w:space="0" w:color="C9A14A"/>
+          <w:insideV w:val="single" w:sz="6" w:space="0" w:color="C9A14A"/>
+        </w:tblBorders>
+        <w:tblLayout w:type="fixed"/>
+        <w:tblCellMar>
+          <w:top w:w="60" w:type="dxa"/>
+          <w:start w:w="100" w:type="dxa"/>
+          <w:bottom w:w="60" w:type="dxa"/>
+          <w:end w:w="100" w:type="dxa"/>
+        </w:tblCellMar>
+      </w:tblPr>
+      <w:tblGrid>
+        <w:gridCol w:w="2224"/>
+        <w:gridCol w:w="7414"/>
+      </w:tblGrid>
+      <w:tr>
+        <w:trPr>
+          <w:tblHeader/>
+          <w:cantSplit/>
+        </w:trPr>
+        <w:tc>
+          <w:tcPr>
+            <w:tcW w:w="2224" w:type="dxa"/>
+            <w:shd w:val="clear" w:color="auto" w:fill="7A1F1F"/>
+            <w:vAlign w:val="center"/>
+          </w:tcPr>
+          <w:p>
+            <w:pPr>
+              <w:spacing w:before="20" w:after="20"/>
+              <w:bidi/>
+              <w:jc w:val="center"/>
+            </w:pPr>
+            <w:r>
+              <w:rPr>
+                <w:rtl/>
+                <w:b/>
+                <w:bCs/>
+                <w:sz w:val="24"/>
+                <w:szCs w:val="24"/>
+                <w:color w:val="FFFFFF"/>
+              </w:rPr>
+              <w:t xml:space="preserve">مرحلة الدرس</w:t>
+            </w:r>
+          </w:p>
+        </w:tc>
+        <w:tc>
+          <w:tcPr>
+            <w:tcW w:w="7414" w:type="dxa"/>
+            <w:shd w:val="clear" w:color="auto" w:fill="7A1F1F"/>
+            <w:vAlign w:val="center"/>
+          </w:tcPr>
+          <w:p>
+            <w:pPr>
+              <w:spacing w:before="20" w:after="20"/>
+              <w:bidi/>
+              <w:jc w:val="center"/>
+            </w:pPr>
+            <w:r>
+              <w:rPr>
+                <w:rtl/>
+                <w:b/>
+                <w:bCs/>
+                <w:sz w:val="24"/>
+                <w:szCs w:val="24"/>
+                <w:color w:val="FFFFFF"/>
+              </w:rPr>
+              <w:t xml:space="preserve">طريقة التوظيف</w:t>
+            </w:r>
+          </w:p>
+        </w:tc>
+      </w:tr>
+      <w:tr>
+        <w:trPr>
+          <w:cantSplit/>
+        </w:trPr>
+        <w:tc>
+          <w:tcPr>
+            <w:tcW w:w="2224" w:type="dxa"/>
+            <w:vAlign w:val="center"/>
+          </w:tcPr>
+          <w:p>
+            <w:pPr>
+              <w:spacing w:before="20" w:after="20"/>
+              <w:bidi/>
+            </w:pPr>
+            <w:r>
+              <w:rPr>
+                <w:rtl/>
+                <w:sz w:val="24"/>
+                <w:szCs w:val="24"/>
+              </w:rPr>
+              <w:t xml:space="preserve">التهيئة (٥ دقائق)</w:t>
+            </w:r>
+          </w:p>
+        </w:tc>
+        <w:tc>
+          <w:tcPr>
+            <w:tcW w:w="7414" w:type="dxa"/>
+            <w:vAlign w:val="center"/>
+          </w:tcPr>
+          <w:p>
+            <w:pPr>
+              <w:spacing w:before="20" w:after="20"/>
+              <w:bidi/>
+            </w:pPr>
+            <w:r>
+              <w:rPr>
+                <w:rtl/>
+                <w:sz w:val="24"/>
+                <w:szCs w:val="24"/>
+              </w:rPr>
+              <w:t xml:space="preserve">تعرض المعلمة الساحة على السبورة التفاعلية، وتسأل: ماذا تعرفن عن هذا المكان؟ ثم تدخل المحطة المرتبطة بالدرس</w:t>
+            </w:r>
+          </w:p>
+        </w:tc>
+      </w:tr>
+      <w:tr>
+        <w:trPr>
+          <w:cantSplit/>
+        </w:trPr>
+        <w:tc>
+          <w:tcPr>
+            <w:tcW w:w="2224" w:type="dxa"/>
+            <w:shd w:val="clear" w:color="auto" w:fill="FBF5EA"/>
+            <w:vAlign w:val="center"/>
+          </w:tcPr>
+          <w:p>
+            <w:pPr>
+              <w:spacing w:before="20" w:after="20"/>
+              <w:bidi/>
+            </w:pPr>
+            <w:r>
+              <w:rPr>
+                <w:rtl/>
+                <w:sz w:val="24"/>
+                <w:szCs w:val="24"/>
+              </w:rPr>
+              <w:t xml:space="preserve">العرض والاستكشاف (١٥ دقيقة)</w:t>
+            </w:r>
+          </w:p>
+        </w:tc>
+        <w:tc>
+          <w:tcPr>
+            <w:tcW w:w="7414" w:type="dxa"/>
+            <w:shd w:val="clear" w:color="auto" w:fill="FBF5EA"/>
+            <w:vAlign w:val="center"/>
+          </w:tcPr>
+          <w:p>
+            <w:pPr>
+              <w:spacing w:before="20" w:after="20"/>
+              <w:bidi/>
+            </w:pPr>
+            <w:r>
+              <w:rPr>
+                <w:rtl/>
+                <w:sz w:val="24"/>
+                <w:szCs w:val="24"/>
+              </w:rPr>
+              <w:t xml:space="preserve">تتناوب الطالبات على قيادة «مريم» إلى النقاط المضيئة، وتقرأ إحداهن المعلومة بصوت عالٍ وتناقشها المجموعة</w:t>
+            </w:r>
+          </w:p>
+        </w:tc>
+      </w:tr>
+      <w:tr>
+        <w:trPr>
+          <w:cantSplit/>
+        </w:trPr>
+        <w:tc>
+          <w:tcPr>
+            <w:tcW w:w="2224" w:type="dxa"/>
+            <w:vAlign w:val="center"/>
+          </w:tcPr>
+          <w:p>
+            <w:pPr>
+              <w:spacing w:before="20" w:after="20"/>
+              <w:bidi/>
+            </w:pPr>
+            <w:r>
+              <w:rPr>
+                <w:rtl/>
+                <w:sz w:val="24"/>
+                <w:szCs w:val="24"/>
+              </w:rPr>
+              <w:t xml:space="preserve">النشاط التفاعلي (١٠ دقائق)</w:t>
+            </w:r>
+          </w:p>
+        </w:tc>
+        <w:tc>
+          <w:tcPr>
+            <w:tcW w:w="7414" w:type="dxa"/>
+            <w:vAlign w:val="center"/>
+          </w:tcPr>
+          <w:p>
+            <w:pPr>
+              <w:spacing w:before="20" w:after="20"/>
+              <w:bidi/>
+            </w:pPr>
+            <w:r>
+              <w:rPr>
+                <w:rtl/>
+                <w:sz w:val="24"/>
+                <w:szCs w:val="24"/>
+              </w:rPr>
+              <w:t xml:space="preserve">تنفّذ المجموعات نشاط المحطة (المخطوطات، الحفر، السلاحف، طريق التاجر، الأزياء) وتشرح سبب كل خطوة</w:t>
+            </w:r>
+          </w:p>
+        </w:tc>
+      </w:tr>
+      <w:tr>
+        <w:trPr>
+          <w:cantSplit/>
+        </w:trPr>
+        <w:tc>
+          <w:tcPr>
+            <w:tcW w:w="2224" w:type="dxa"/>
+            <w:shd w:val="clear" w:color="auto" w:fill="FBF5EA"/>
+            <w:vAlign w:val="center"/>
+          </w:tcPr>
+          <w:p>
+            <w:pPr>
+              <w:spacing w:before="20" w:after="20"/>
+              <w:bidi/>
+            </w:pPr>
+            <w:r>
+              <w:rPr>
+                <w:rtl/>
+                <w:sz w:val="24"/>
+                <w:szCs w:val="24"/>
+              </w:rPr>
+              <w:t xml:space="preserve">التقويم (٥ دقائق)</w:t>
+            </w:r>
+          </w:p>
+        </w:tc>
+        <w:tc>
+          <w:tcPr>
+            <w:tcW w:w="7414" w:type="dxa"/>
+            <w:shd w:val="clear" w:color="auto" w:fill="FBF5EA"/>
+            <w:vAlign w:val="center"/>
+          </w:tcPr>
+          <w:p>
+            <w:pPr>
+              <w:spacing w:before="20" w:after="20"/>
+              <w:bidi/>
+            </w:pPr>
+            <w:r>
+              <w:rPr>
+                <w:rtl/>
+                <w:sz w:val="24"/>
+                <w:szCs w:val="24"/>
+              </w:rPr>
+              <w:t xml:space="preserve">تحدي المستكشف (ترتيب، مطابقة، اختيار) بتغذية راجعة فورية، ثم «اكتشفي معلومة» ومرجعها؛ وتسجّل المعلمة النتيجة</w:t>
+            </w:r>
+          </w:p>
+        </w:tc>
+      </w:tr>
+      <w:tr>
+        <w:trPr>
+          <w:cantSplit/>
+        </w:trPr>
+        <w:tc>
+          <w:tcPr>
+            <w:tcW w:w="2224" w:type="dxa"/>
+            <w:vAlign w:val="center"/>
+          </w:tcPr>
+          <w:p>
+            <w:pPr>
+              <w:spacing w:before="20" w:after="20"/>
+              <w:bidi/>
+            </w:pPr>
+            <w:r>
+              <w:rPr>
+                <w:rtl/>
+                <w:sz w:val="24"/>
+                <w:szCs w:val="24"/>
+              </w:rPr>
+              <w:t xml:space="preserve">الواجب والمتابعة</w:t>
+            </w:r>
+          </w:p>
+        </w:tc>
+        <w:tc>
+          <w:tcPr>
+            <w:tcW w:w="7414" w:type="dxa"/>
+            <w:vAlign w:val="center"/>
+          </w:tcPr>
+          <w:p>
+            <w:pPr>
+              <w:spacing w:before="20" w:after="20"/>
+              <w:bidi/>
+            </w:pPr>
+            <w:r>
+              <w:rPr>
+                <w:rtl/>
+                <w:sz w:val="24"/>
+                <w:szCs w:val="24"/>
+              </w:rPr>
+              <w:t xml:space="preserve">تكمل الطالبة باقي المحطات من البيت عبر الرابط، وترسل صورة جوازها المختوم دليلاً على الإنجاز</w:t>
+            </w:r>
+          </w:p>
+        </w:tc>
+      </w:tr>
+    </w:tbl>
+    <w:p>
+      <w:pPr>
+        <w:spacing w:before="0" w:after="60"/>
+        <w:bidi/>
+        <w:jc w:val="both"/>
+      </w:pPr>
+      <w:r>
+        <w:rPr>
+          <w:rtl/>
+        </w:rPr>
+        <w:t xml:space="preserve"/>
+      </w:r>
+    </w:p>
+    <w:p>
+      <w:pPr>
+        <w:pStyle w:val="Heading2"/>
+        <w:keepNext/>
+        <w:bidi/>
+      </w:pPr>
+      <w:r>
+        <w:rPr>
+          <w:rtl/>
+          <w:b/>
+          <w:bCs/>
+        </w:rPr>
+        <w:t xml:space="preserve">٤-٣-١ نموذج درس: محطة السلاحف</w:t>
+      </w:r>
+    </w:p>
+    <w:p>
+      <w:pPr>
+        <w:pStyle w:val="ListPara"/>
+        <w:bidi/>
+      </w:pPr>
+      <w:r>
+        <w:rPr>
+          <w:rtl/>
+          <w:color w:val="7A1F1F"/>
+        </w:rPr>
+        <w:t xml:space="preserve">◆  </w:t>
+      </w:r>
+      <w:r>
+        <w:rPr>
+          <w:rtl/>
+          <w:b/>
+          <w:bCs/>
+        </w:rPr>
+        <w:t xml:space="preserve">الهدف</w:t>
+      </w:r>
+      <w:r>
+        <w:rPr>
+          <w:rtl/>
+        </w:rPr>
+        <w:t xml:space="preserve">، </w:t>
+      </w:r>
+      <w:r>
+        <w:rPr>
+          <w:rtl/>
+        </w:rPr>
+        <w:t xml:space="preserve">أن تفسّر الطالبة أثر الأضواء القوية على صغار السلاحف، وأن تقترح سلوكاً يحافظ على الشواطئ</w:t>
+      </w:r>
+    </w:p>
+    <w:p>
+      <w:pPr>
+        <w:pStyle w:val="ListPara"/>
+        <w:bidi/>
+      </w:pPr>
+      <w:r>
+        <w:rPr>
+          <w:rtl/>
+          <w:color w:val="7A1F1F"/>
+        </w:rPr>
+        <w:t xml:space="preserve">◆  </w:t>
+      </w:r>
+      <w:r>
+        <w:rPr>
+          <w:rtl/>
+          <w:b/>
+          <w:bCs/>
+        </w:rPr>
+        <w:t xml:space="preserve">الخطوات</w:t>
+      </w:r>
+      <w:r>
+        <w:rPr>
+          <w:rtl/>
+        </w:rPr>
+        <w:t xml:space="preserve">، </w:t>
+      </w:r>
+      <w:r>
+        <w:rPr>
+          <w:rtl/>
+        </w:rPr>
+        <w:t xml:space="preserve">لغز «من أنا؟» ← بطاقات أنواع السلاحف والمحمية ← نشاط إطفاء المصابيح وإرشاد الصغار ← نقاش: لماذا اتجهت الصغار إلى الضوء أولاً؟</w:t>
+      </w:r>
+    </w:p>
+    <w:p>
+      <w:pPr>
+        <w:pStyle w:val="ListPara"/>
+        <w:bidi/>
+      </w:pPr>
+      <w:r>
+        <w:rPr>
+          <w:rtl/>
+          <w:color w:val="7A1F1F"/>
+        </w:rPr>
+        <w:t xml:space="preserve">◆  </w:t>
+      </w:r>
+      <w:r>
+        <w:rPr>
+          <w:rtl/>
+          <w:b/>
+          <w:bCs/>
+        </w:rPr>
+        <w:t xml:space="preserve">التقويم</w:t>
+      </w:r>
+      <w:r>
+        <w:rPr>
+          <w:rtl/>
+        </w:rPr>
+        <w:t xml:space="preserve">، </w:t>
+      </w:r>
+      <w:r>
+        <w:rPr>
+          <w:rtl/>
+        </w:rPr>
+        <w:t xml:space="preserve">تحدي المطابقة بين أنواع السلاحف وصفاتها، ثم سؤال مفتوح: «اكتبي ثلاث نصائح لزوار شواطئ تعشيش السلاحف ليلاً»</w:t>
+      </w:r>
+    </w:p>
+    <w:p>
+      <w:pPr>
+        <w:pStyle w:val="Heading2"/>
+        <w:keepNext/>
+        <w:bidi/>
+      </w:pPr>
+      <w:r>
+        <w:rPr>
+          <w:rtl/>
+          <w:b/>
+          <w:bCs/>
+        </w:rPr>
+        <w:t xml:space="preserve">٤-٤ عناصر التعلّم باللعب</w:t>
+      </w:r>
+    </w:p>
+    <w:p>
+      <w:pPr>
+        <w:pStyle w:val="ListPara"/>
+        <w:bidi/>
+      </w:pPr>
+      <w:r>
+        <w:rPr>
+          <w:rtl/>
+          <w:color w:val="7A1F1F"/>
+        </w:rPr>
+        <w:t xml:space="preserve">◆  </w:t>
+      </w:r>
+      <w:r>
+        <w:rPr>
+          <w:rtl/>
+        </w:rPr>
+        <w:t xml:space="preserve">تعلّم بالاكتشاف: المعلومات تظهر عند الاقتراب من النقاط المضيئة، مع بوصلة توجّه الطالبة إلى الهدف التالي</w:t>
+      </w:r>
+    </w:p>
+    <w:p>
+      <w:pPr>
+        <w:pStyle w:val="ListPara"/>
+        <w:bidi/>
+      </w:pPr>
+      <w:r>
+        <w:rPr>
+          <w:rtl/>
+          <w:color w:val="7A1F1F"/>
+        </w:rPr>
+        <w:t xml:space="preserve">◆  </w:t>
+      </w:r>
+      <w:r>
+        <w:rPr>
+          <w:rtl/>
+        </w:rPr>
+        <w:t xml:space="preserve">إرشاد واضح: دليل «كيف ألعب؟» يظهر في أول مرة، وسطر «الخطوة الآن» في أعلى الشاشة يخبر الطالبة بما تفعله في كل لحظة</w:t>
+      </w:r>
+    </w:p>
+    <w:p>
+      <w:pPr>
+        <w:pStyle w:val="ListPara"/>
+        <w:bidi/>
+      </w:pPr>
+      <w:r>
+        <w:rPr>
+          <w:rtl/>
+          <w:color w:val="7A1F1F"/>
+        </w:rPr>
+        <w:t xml:space="preserve">◆  </w:t>
+      </w:r>
+      <w:r>
+        <w:rPr>
+          <w:rtl/>
+        </w:rPr>
+        <w:t xml:space="preserve">تعلّم بالممارسة: كل محطة فيها فعل يحاكي الواقع (جمع المخطوطات، الحفر الأثري، حماية السلاحف، رسم طريق التاجر، تسمية الأزياء)</w:t>
+      </w:r>
+    </w:p>
+    <w:p>
+      <w:pPr>
+        <w:pStyle w:val="ListPara"/>
+        <w:bidi/>
+      </w:pPr>
+      <w:r>
+        <w:rPr>
+          <w:rtl/>
+          <w:color w:val="7A1F1F"/>
+        </w:rPr>
+        <w:t xml:space="preserve">◆  </w:t>
+      </w:r>
+      <w:r>
+        <w:rPr>
+          <w:rtl/>
+        </w:rPr>
+        <w:t xml:space="preserve">قالب واحد لكل المحطات: لغز «من أنا؟» يثير الفضول، ثم المحتوى، ثم التحدي، ثم معلومة إضافية مع مرجعها من الموسوعة</w:t>
+      </w:r>
+    </w:p>
+    <w:p>
+      <w:pPr>
+        <w:pStyle w:val="ListPara"/>
+        <w:bidi/>
+      </w:pPr>
+      <w:r>
+        <w:rPr>
+          <w:rtl/>
+          <w:color w:val="7A1F1F"/>
+        </w:rPr>
+        <w:t xml:space="preserve">◆  </w:t>
+      </w:r>
+      <w:r>
+        <w:rPr>
+          <w:rtl/>
+        </w:rPr>
+        <w:t xml:space="preserve">تغذية راجعة فورية: تفسير قصير بعد كل إجابة مع أصوات ورسوم احتفالية</w:t>
+      </w:r>
+    </w:p>
+    <w:p>
+      <w:pPr>
+        <w:pStyle w:val="ListPara"/>
+        <w:bidi/>
+      </w:pPr>
+      <w:r>
+        <w:rPr>
+          <w:rtl/>
+          <w:color w:val="7A1F1F"/>
+        </w:rPr>
+        <w:t xml:space="preserve">◆  </w:t>
+      </w:r>
+      <w:r>
+        <w:rPr>
+          <w:rtl/>
+        </w:rPr>
+        <w:t xml:space="preserve">تحفيز وإنجاز: أختام الجواز والوسام النهائي والشهادة، مع حفظ التقدّم</w:t>
+      </w:r>
+    </w:p>
+    <w:p>
+      <w:pPr>
+        <w:pStyle w:val="ListPara"/>
+        <w:bidi/>
+      </w:pPr>
+      <w:r>
+        <w:rPr>
+          <w:rtl/>
+          <w:color w:val="7A1F1F"/>
+        </w:rPr>
+        <w:t xml:space="preserve">◆  </w:t>
+      </w:r>
+      <w:r>
+        <w:rPr>
+          <w:rtl/>
+        </w:rPr>
+        <w:t xml:space="preserve">إمكانية الوصول: واجهة عربية كاملة، وتحكم بالكمبيوتر أو باللمس، وخيار لجودة الرسوم للأجهزة الضعيفة</w:t>
+      </w:r>
+    </w:p>
+    <w:p>
+      <w:pPr>
+        <w:keepNext/>
+        <w:spacing w:before="120" w:after="40"/>
+        <w:bidi/>
+        <w:jc w:val="center"/>
+      </w:pPr>
+      <w:r>
+        <w:drawing>
+          <wp:inline distT="0" distB="0" distL="0" distR="0">
+            <wp:extent cx="5508117" cy="3098315"/>
+            <wp:docPr id="11" name="Picture 11"/>
+            <wp:cNvGraphicFramePr>
+              <a:graphicFrameLocks noChangeAspect="1"/>
+            </wp:cNvGraphicFramePr>
+            <a:graphic>
+              <a:graphicData uri="http://schemas.openxmlformats.org/drawingml/2006/picture">
+                <pic:pic>
+                  <pic:nvPicPr>
+                    <pic:cNvPr id="11" name="image11.jpg"/>
+                    <pic:cNvPicPr/>
+                  </pic:nvPicPr>
+                  <pic:blipFill>
+                    <a:blip r:embed="rIdImg11"/>
+                    <a:stretch>
+                      <a:fillRect/>
+                    </a:stretch>
+                  </pic:blipFill>
+                  <pic:spPr>
+                    <a:xfrm>
+                      <a:off x="0" y="0"/>
+                      <a:ext cx="5508117" cy="3098315"/>
+                    </a:xfrm>
+                    <a:prstGeom prst="rect">
+                      <a:avLst/>
+                    </a:prstGeom>
+                  </pic:spPr>
+                </pic:pic>
+              </a:graphicData>
+            </a:graphic>
+          </wp:inline>
+        </w:drawing>
+      </w:r>
+    </w:p>
+    <w:p>
+      <w:pPr>
+        <w:pStyle w:val="Caption"/>
+        <w:bidi/>
+        <w:jc w:val="center"/>
+      </w:pPr>
+      <w:r>
+        <w:rPr>
+          <w:rtl/>
+          <w:sz w:val="24"/>
+          <w:szCs w:val="24"/>
+          <w:color w:val="6B5B4B"/>
+        </w:rPr>
+        <w:t xml:space="preserve">«جواز مستكشف عُمان»: الأختام الخمسة والوسام، مع اسم الطالبة وتاريخ الرحلة</w:t>
       </w:r>
     </w:p>
     <w:p>
@@ -8651,7 +6569,867 @@
           <w:b/>
           <w:bCs/>
         </w:rPr>
-        <w:t xml:space="preserve">٨. الابتكار</w:t>
+        <w:t xml:space="preserve">٥. المشاركة الطلابية</w:t>
+      </w:r>
+    </w:p>
+    <w:p>
+      <w:pPr>
+        <w:bidi/>
+        <w:jc w:val="both"/>
+      </w:pPr>
+      <w:r>
+        <w:rPr>
+          <w:rtl/>
+        </w:rPr>
+        <w:t xml:space="preserve">تنوّع أدوار الطالبات في التخطيط والتنفيذ والعرض، مع نسبة مشاركة واضحة لكل طالبة. (تعبّئه المدرسة)</w:t>
+      </w:r>
+    </w:p>
+    <w:tbl>
+      <w:tblPr>
+        <w:bidiVisual/>
+        <w:tblW w:w="5000" w:type="pct"/>
+        <w:tblBorders>
+          <w:top w:val="single" w:sz="6" w:space="0" w:color="C9A14A"/>
+          <w:left w:val="single" w:sz="6" w:space="0" w:color="C9A14A"/>
+          <w:bottom w:val="single" w:sz="6" w:space="0" w:color="C9A14A"/>
+          <w:right w:val="single" w:sz="6" w:space="0" w:color="C9A14A"/>
+          <w:insideH w:val="single" w:sz="6" w:space="0" w:color="C9A14A"/>
+          <w:insideV w:val="single" w:sz="6" w:space="0" w:color="C9A14A"/>
+        </w:tblBorders>
+        <w:tblLayout w:type="fixed"/>
+        <w:tblCellMar>
+          <w:top w:w="60" w:type="dxa"/>
+          <w:start w:w="100" w:type="dxa"/>
+          <w:bottom w:w="60" w:type="dxa"/>
+          <w:end w:w="100" w:type="dxa"/>
+        </w:tblCellMar>
+      </w:tblPr>
+      <w:tblGrid>
+        <w:gridCol w:w="2478"/>
+        <w:gridCol w:w="1928"/>
+        <w:gridCol w:w="1928"/>
+        <w:gridCol w:w="1928"/>
+        <w:gridCol w:w="1377"/>
+      </w:tblGrid>
+      <w:tr>
+        <w:trPr>
+          <w:tblHeader/>
+          <w:cantSplit/>
+        </w:trPr>
+        <w:tc>
+          <w:tcPr>
+            <w:tcW w:w="2478" w:type="dxa"/>
+            <w:shd w:val="clear" w:color="auto" w:fill="7A1F1F"/>
+            <w:vAlign w:val="center"/>
+          </w:tcPr>
+          <w:p>
+            <w:pPr>
+              <w:spacing w:before="20" w:after="20"/>
+              <w:bidi/>
+              <w:jc w:val="center"/>
+            </w:pPr>
+            <w:r>
+              <w:rPr>
+                <w:rtl/>
+                <w:b/>
+                <w:bCs/>
+                <w:sz w:val="24"/>
+                <w:szCs w:val="24"/>
+                <w:color w:val="FFFFFF"/>
+              </w:rPr>
+              <w:t xml:space="preserve">الطالبة</w:t>
+            </w:r>
+          </w:p>
+        </w:tc>
+        <w:tc>
+          <w:tcPr>
+            <w:tcW w:w="1928" w:type="dxa"/>
+            <w:shd w:val="clear" w:color="auto" w:fill="7A1F1F"/>
+            <w:vAlign w:val="center"/>
+          </w:tcPr>
+          <w:p>
+            <w:pPr>
+              <w:spacing w:before="20" w:after="20"/>
+              <w:bidi/>
+              <w:jc w:val="center"/>
+            </w:pPr>
+            <w:r>
+              <w:rPr>
+                <w:rtl/>
+                <w:b/>
+                <w:bCs/>
+                <w:sz w:val="24"/>
+                <w:szCs w:val="24"/>
+                <w:color w:val="FFFFFF"/>
+              </w:rPr>
+              <w:t xml:space="preserve">التخطيط</w:t>
+            </w:r>
+          </w:p>
+        </w:tc>
+        <w:tc>
+          <w:tcPr>
+            <w:tcW w:w="1928" w:type="dxa"/>
+            <w:shd w:val="clear" w:color="auto" w:fill="7A1F1F"/>
+            <w:vAlign w:val="center"/>
+          </w:tcPr>
+          <w:p>
+            <w:pPr>
+              <w:spacing w:before="20" w:after="20"/>
+              <w:bidi/>
+              <w:jc w:val="center"/>
+            </w:pPr>
+            <w:r>
+              <w:rPr>
+                <w:rtl/>
+                <w:b/>
+                <w:bCs/>
+                <w:sz w:val="24"/>
+                <w:szCs w:val="24"/>
+                <w:color w:val="FFFFFF"/>
+              </w:rPr>
+              <w:t xml:space="preserve">التنفيذ</w:t>
+            </w:r>
+          </w:p>
+        </w:tc>
+        <w:tc>
+          <w:tcPr>
+            <w:tcW w:w="1928" w:type="dxa"/>
+            <w:shd w:val="clear" w:color="auto" w:fill="7A1F1F"/>
+            <w:vAlign w:val="center"/>
+          </w:tcPr>
+          <w:p>
+            <w:pPr>
+              <w:spacing w:before="20" w:after="20"/>
+              <w:bidi/>
+              <w:jc w:val="center"/>
+            </w:pPr>
+            <w:r>
+              <w:rPr>
+                <w:rtl/>
+                <w:b/>
+                <w:bCs/>
+                <w:sz w:val="24"/>
+                <w:szCs w:val="24"/>
+                <w:color w:val="FFFFFF"/>
+              </w:rPr>
+              <w:t xml:space="preserve">العرض</w:t>
+            </w:r>
+          </w:p>
+        </w:tc>
+        <w:tc>
+          <w:tcPr>
+            <w:tcW w:w="1377" w:type="dxa"/>
+            <w:shd w:val="clear" w:color="auto" w:fill="7A1F1F"/>
+            <w:vAlign w:val="center"/>
+          </w:tcPr>
+          <w:p>
+            <w:pPr>
+              <w:spacing w:before="20" w:after="20"/>
+              <w:bidi/>
+              <w:jc w:val="center"/>
+            </w:pPr>
+            <w:r>
+              <w:rPr>
+                <w:rtl/>
+                <w:b/>
+                <w:bCs/>
+                <w:sz w:val="24"/>
+                <w:szCs w:val="24"/>
+                <w:color w:val="FFFFFF"/>
+              </w:rPr>
+              <w:t xml:space="preserve">نسبة المشاركة</w:t>
+            </w:r>
+          </w:p>
+        </w:tc>
+      </w:tr>
+      <w:tr>
+        <w:trPr>
+          <w:cantSplit/>
+        </w:trPr>
+        <w:tc>
+          <w:tcPr>
+            <w:tcW w:w="2478" w:type="dxa"/>
+            <w:vAlign w:val="center"/>
+          </w:tcPr>
+          <w:p>
+            <w:pPr>
+              <w:spacing w:before="20" w:after="20"/>
+              <w:bidi/>
+            </w:pPr>
+            <w:r>
+              <w:rPr>
+                <w:rtl/>
+                <w:b/>
+                <w:bCs/>
+                <w:sz w:val="24"/>
+                <w:szCs w:val="24"/>
+              </w:rPr>
+              <w:t xml:space="preserve">........................</w:t>
+            </w:r>
+          </w:p>
+        </w:tc>
+        <w:tc>
+          <w:tcPr>
+            <w:tcW w:w="1928" w:type="dxa"/>
+            <w:vAlign w:val="center"/>
+          </w:tcPr>
+          <w:p>
+            <w:pPr>
+              <w:spacing w:before="20" w:after="20"/>
+              <w:bidi/>
+            </w:pPr>
+            <w:r>
+              <w:rPr>
+                <w:rtl/>
+                <w:sz w:val="24"/>
+                <w:szCs w:val="24"/>
+              </w:rPr>
+              <w:t xml:space="preserve"/>
+            </w:r>
+          </w:p>
+        </w:tc>
+        <w:tc>
+          <w:tcPr>
+            <w:tcW w:w="1928" w:type="dxa"/>
+            <w:vAlign w:val="center"/>
+          </w:tcPr>
+          <w:p>
+            <w:pPr>
+              <w:spacing w:before="20" w:after="20"/>
+              <w:bidi/>
+            </w:pPr>
+            <w:r>
+              <w:rPr>
+                <w:rtl/>
+                <w:sz w:val="24"/>
+                <w:szCs w:val="24"/>
+              </w:rPr>
+              <w:t xml:space="preserve"/>
+            </w:r>
+          </w:p>
+        </w:tc>
+        <w:tc>
+          <w:tcPr>
+            <w:tcW w:w="1928" w:type="dxa"/>
+            <w:vAlign w:val="center"/>
+          </w:tcPr>
+          <w:p>
+            <w:pPr>
+              <w:spacing w:before="20" w:after="20"/>
+              <w:bidi/>
+            </w:pPr>
+            <w:r>
+              <w:rPr>
+                <w:rtl/>
+                <w:sz w:val="24"/>
+                <w:szCs w:val="24"/>
+              </w:rPr>
+              <w:t xml:space="preserve"/>
+            </w:r>
+          </w:p>
+        </w:tc>
+        <w:tc>
+          <w:tcPr>
+            <w:tcW w:w="1377" w:type="dxa"/>
+            <w:vAlign w:val="center"/>
+          </w:tcPr>
+          <w:p>
+            <w:pPr>
+              <w:spacing w:before="20" w:after="20"/>
+              <w:bidi/>
+              <w:jc w:val="center"/>
+            </w:pPr>
+            <w:r>
+              <w:rPr>
+                <w:rtl/>
+                <w:sz w:val="24"/>
+                <w:szCs w:val="24"/>
+              </w:rPr>
+              <w:t xml:space="preserve">٪</w:t>
+            </w:r>
+          </w:p>
+        </w:tc>
+      </w:tr>
+      <w:tr>
+        <w:trPr>
+          <w:cantSplit/>
+        </w:trPr>
+        <w:tc>
+          <w:tcPr>
+            <w:tcW w:w="2478" w:type="dxa"/>
+            <w:shd w:val="clear" w:color="auto" w:fill="FBF5EA"/>
+            <w:vAlign w:val="center"/>
+          </w:tcPr>
+          <w:p>
+            <w:pPr>
+              <w:spacing w:before="20" w:after="20"/>
+              <w:bidi/>
+            </w:pPr>
+            <w:r>
+              <w:rPr>
+                <w:rtl/>
+                <w:b/>
+                <w:bCs/>
+                <w:sz w:val="24"/>
+                <w:szCs w:val="24"/>
+              </w:rPr>
+              <w:t xml:space="preserve">........................</w:t>
+            </w:r>
+          </w:p>
+        </w:tc>
+        <w:tc>
+          <w:tcPr>
+            <w:tcW w:w="1928" w:type="dxa"/>
+            <w:shd w:val="clear" w:color="auto" w:fill="FBF5EA"/>
+            <w:vAlign w:val="center"/>
+          </w:tcPr>
+          <w:p>
+            <w:pPr>
+              <w:spacing w:before="20" w:after="20"/>
+              <w:bidi/>
+            </w:pPr>
+            <w:r>
+              <w:rPr>
+                <w:rtl/>
+                <w:sz w:val="24"/>
+                <w:szCs w:val="24"/>
+              </w:rPr>
+              <w:t xml:space="preserve"/>
+            </w:r>
+          </w:p>
+        </w:tc>
+        <w:tc>
+          <w:tcPr>
+            <w:tcW w:w="1928" w:type="dxa"/>
+            <w:shd w:val="clear" w:color="auto" w:fill="FBF5EA"/>
+            <w:vAlign w:val="center"/>
+          </w:tcPr>
+          <w:p>
+            <w:pPr>
+              <w:spacing w:before="20" w:after="20"/>
+              <w:bidi/>
+            </w:pPr>
+            <w:r>
+              <w:rPr>
+                <w:rtl/>
+                <w:sz w:val="24"/>
+                <w:szCs w:val="24"/>
+              </w:rPr>
+              <w:t xml:space="preserve"/>
+            </w:r>
+          </w:p>
+        </w:tc>
+        <w:tc>
+          <w:tcPr>
+            <w:tcW w:w="1928" w:type="dxa"/>
+            <w:shd w:val="clear" w:color="auto" w:fill="FBF5EA"/>
+            <w:vAlign w:val="center"/>
+          </w:tcPr>
+          <w:p>
+            <w:pPr>
+              <w:spacing w:before="20" w:after="20"/>
+              <w:bidi/>
+            </w:pPr>
+            <w:r>
+              <w:rPr>
+                <w:rtl/>
+                <w:sz w:val="24"/>
+                <w:szCs w:val="24"/>
+              </w:rPr>
+              <w:t xml:space="preserve"/>
+            </w:r>
+          </w:p>
+        </w:tc>
+        <w:tc>
+          <w:tcPr>
+            <w:tcW w:w="1377" w:type="dxa"/>
+            <w:shd w:val="clear" w:color="auto" w:fill="FBF5EA"/>
+            <w:vAlign w:val="center"/>
+          </w:tcPr>
+          <w:p>
+            <w:pPr>
+              <w:spacing w:before="20" w:after="20"/>
+              <w:bidi/>
+              <w:jc w:val="center"/>
+            </w:pPr>
+            <w:r>
+              <w:rPr>
+                <w:rtl/>
+                <w:sz w:val="24"/>
+                <w:szCs w:val="24"/>
+              </w:rPr>
+              <w:t xml:space="preserve">٪</w:t>
+            </w:r>
+          </w:p>
+        </w:tc>
+      </w:tr>
+      <w:tr>
+        <w:trPr>
+          <w:cantSplit/>
+        </w:trPr>
+        <w:tc>
+          <w:tcPr>
+            <w:tcW w:w="2478" w:type="dxa"/>
+            <w:vAlign w:val="center"/>
+          </w:tcPr>
+          <w:p>
+            <w:pPr>
+              <w:spacing w:before="20" w:after="20"/>
+              <w:bidi/>
+            </w:pPr>
+            <w:r>
+              <w:rPr>
+                <w:rtl/>
+                <w:b/>
+                <w:bCs/>
+                <w:sz w:val="24"/>
+                <w:szCs w:val="24"/>
+              </w:rPr>
+              <w:t xml:space="preserve">........................</w:t>
+            </w:r>
+          </w:p>
+        </w:tc>
+        <w:tc>
+          <w:tcPr>
+            <w:tcW w:w="1928" w:type="dxa"/>
+            <w:vAlign w:val="center"/>
+          </w:tcPr>
+          <w:p>
+            <w:pPr>
+              <w:spacing w:before="20" w:after="20"/>
+              <w:bidi/>
+            </w:pPr>
+            <w:r>
+              <w:rPr>
+                <w:rtl/>
+                <w:sz w:val="24"/>
+                <w:szCs w:val="24"/>
+              </w:rPr>
+              <w:t xml:space="preserve"/>
+            </w:r>
+          </w:p>
+        </w:tc>
+        <w:tc>
+          <w:tcPr>
+            <w:tcW w:w="1928" w:type="dxa"/>
+            <w:vAlign w:val="center"/>
+          </w:tcPr>
+          <w:p>
+            <w:pPr>
+              <w:spacing w:before="20" w:after="20"/>
+              <w:bidi/>
+            </w:pPr>
+            <w:r>
+              <w:rPr>
+                <w:rtl/>
+                <w:sz w:val="24"/>
+                <w:szCs w:val="24"/>
+              </w:rPr>
+              <w:t xml:space="preserve"/>
+            </w:r>
+          </w:p>
+        </w:tc>
+        <w:tc>
+          <w:tcPr>
+            <w:tcW w:w="1928" w:type="dxa"/>
+            <w:vAlign w:val="center"/>
+          </w:tcPr>
+          <w:p>
+            <w:pPr>
+              <w:spacing w:before="20" w:after="20"/>
+              <w:bidi/>
+            </w:pPr>
+            <w:r>
+              <w:rPr>
+                <w:rtl/>
+                <w:sz w:val="24"/>
+                <w:szCs w:val="24"/>
+              </w:rPr>
+              <w:t xml:space="preserve"/>
+            </w:r>
+          </w:p>
+        </w:tc>
+        <w:tc>
+          <w:tcPr>
+            <w:tcW w:w="1377" w:type="dxa"/>
+            <w:vAlign w:val="center"/>
+          </w:tcPr>
+          <w:p>
+            <w:pPr>
+              <w:spacing w:before="20" w:after="20"/>
+              <w:bidi/>
+              <w:jc w:val="center"/>
+            </w:pPr>
+            <w:r>
+              <w:rPr>
+                <w:rtl/>
+                <w:sz w:val="24"/>
+                <w:szCs w:val="24"/>
+              </w:rPr>
+              <w:t xml:space="preserve">٪</w:t>
+            </w:r>
+          </w:p>
+        </w:tc>
+      </w:tr>
+      <w:tr>
+        <w:trPr>
+          <w:cantSplit/>
+        </w:trPr>
+        <w:tc>
+          <w:tcPr>
+            <w:tcW w:w="2478" w:type="dxa"/>
+            <w:shd w:val="clear" w:color="auto" w:fill="FBF5EA"/>
+            <w:vAlign w:val="center"/>
+          </w:tcPr>
+          <w:p>
+            <w:pPr>
+              <w:spacing w:before="20" w:after="20"/>
+              <w:bidi/>
+            </w:pPr>
+            <w:r>
+              <w:rPr>
+                <w:rtl/>
+                <w:b/>
+                <w:bCs/>
+                <w:sz w:val="24"/>
+                <w:szCs w:val="24"/>
+              </w:rPr>
+              <w:t xml:space="preserve">........................</w:t>
+            </w:r>
+          </w:p>
+        </w:tc>
+        <w:tc>
+          <w:tcPr>
+            <w:tcW w:w="1928" w:type="dxa"/>
+            <w:shd w:val="clear" w:color="auto" w:fill="FBF5EA"/>
+            <w:vAlign w:val="center"/>
+          </w:tcPr>
+          <w:p>
+            <w:pPr>
+              <w:spacing w:before="20" w:after="20"/>
+              <w:bidi/>
+            </w:pPr>
+            <w:r>
+              <w:rPr>
+                <w:rtl/>
+                <w:sz w:val="24"/>
+                <w:szCs w:val="24"/>
+              </w:rPr>
+              <w:t xml:space="preserve"/>
+            </w:r>
+          </w:p>
+        </w:tc>
+        <w:tc>
+          <w:tcPr>
+            <w:tcW w:w="1928" w:type="dxa"/>
+            <w:shd w:val="clear" w:color="auto" w:fill="FBF5EA"/>
+            <w:vAlign w:val="center"/>
+          </w:tcPr>
+          <w:p>
+            <w:pPr>
+              <w:spacing w:before="20" w:after="20"/>
+              <w:bidi/>
+            </w:pPr>
+            <w:r>
+              <w:rPr>
+                <w:rtl/>
+                <w:sz w:val="24"/>
+                <w:szCs w:val="24"/>
+              </w:rPr>
+              <w:t xml:space="preserve"/>
+            </w:r>
+          </w:p>
+        </w:tc>
+        <w:tc>
+          <w:tcPr>
+            <w:tcW w:w="1928" w:type="dxa"/>
+            <w:shd w:val="clear" w:color="auto" w:fill="FBF5EA"/>
+            <w:vAlign w:val="center"/>
+          </w:tcPr>
+          <w:p>
+            <w:pPr>
+              <w:spacing w:before="20" w:after="20"/>
+              <w:bidi/>
+            </w:pPr>
+            <w:r>
+              <w:rPr>
+                <w:rtl/>
+                <w:sz w:val="24"/>
+                <w:szCs w:val="24"/>
+              </w:rPr>
+              <w:t xml:space="preserve"/>
+            </w:r>
+          </w:p>
+        </w:tc>
+        <w:tc>
+          <w:tcPr>
+            <w:tcW w:w="1377" w:type="dxa"/>
+            <w:shd w:val="clear" w:color="auto" w:fill="FBF5EA"/>
+            <w:vAlign w:val="center"/>
+          </w:tcPr>
+          <w:p>
+            <w:pPr>
+              <w:spacing w:before="20" w:after="20"/>
+              <w:bidi/>
+              <w:jc w:val="center"/>
+            </w:pPr>
+            <w:r>
+              <w:rPr>
+                <w:rtl/>
+                <w:sz w:val="24"/>
+                <w:szCs w:val="24"/>
+              </w:rPr>
+              <w:t xml:space="preserve">٪</w:t>
+            </w:r>
+          </w:p>
+        </w:tc>
+      </w:tr>
+      <w:tr>
+        <w:trPr>
+          <w:cantSplit/>
+        </w:trPr>
+        <w:tc>
+          <w:tcPr>
+            <w:tcW w:w="2478" w:type="dxa"/>
+            <w:vAlign w:val="center"/>
+          </w:tcPr>
+          <w:p>
+            <w:pPr>
+              <w:spacing w:before="20" w:after="20"/>
+              <w:bidi/>
+            </w:pPr>
+            <w:r>
+              <w:rPr>
+                <w:rtl/>
+                <w:b/>
+                <w:bCs/>
+                <w:sz w:val="24"/>
+                <w:szCs w:val="24"/>
+              </w:rPr>
+              <w:t xml:space="preserve">........................</w:t>
+            </w:r>
+          </w:p>
+        </w:tc>
+        <w:tc>
+          <w:tcPr>
+            <w:tcW w:w="1928" w:type="dxa"/>
+            <w:vAlign w:val="center"/>
+          </w:tcPr>
+          <w:p>
+            <w:pPr>
+              <w:spacing w:before="20" w:after="20"/>
+              <w:bidi/>
+            </w:pPr>
+            <w:r>
+              <w:rPr>
+                <w:rtl/>
+                <w:sz w:val="24"/>
+                <w:szCs w:val="24"/>
+              </w:rPr>
+              <w:t xml:space="preserve"/>
+            </w:r>
+          </w:p>
+        </w:tc>
+        <w:tc>
+          <w:tcPr>
+            <w:tcW w:w="1928" w:type="dxa"/>
+            <w:vAlign w:val="center"/>
+          </w:tcPr>
+          <w:p>
+            <w:pPr>
+              <w:spacing w:before="20" w:after="20"/>
+              <w:bidi/>
+            </w:pPr>
+            <w:r>
+              <w:rPr>
+                <w:rtl/>
+                <w:sz w:val="24"/>
+                <w:szCs w:val="24"/>
+              </w:rPr>
+              <w:t xml:space="preserve"/>
+            </w:r>
+          </w:p>
+        </w:tc>
+        <w:tc>
+          <w:tcPr>
+            <w:tcW w:w="1928" w:type="dxa"/>
+            <w:vAlign w:val="center"/>
+          </w:tcPr>
+          <w:p>
+            <w:pPr>
+              <w:spacing w:before="20" w:after="20"/>
+              <w:bidi/>
+            </w:pPr>
+            <w:r>
+              <w:rPr>
+                <w:rtl/>
+                <w:sz w:val="24"/>
+                <w:szCs w:val="24"/>
+              </w:rPr>
+              <w:t xml:space="preserve"/>
+            </w:r>
+          </w:p>
+        </w:tc>
+        <w:tc>
+          <w:tcPr>
+            <w:tcW w:w="1377" w:type="dxa"/>
+            <w:vAlign w:val="center"/>
+          </w:tcPr>
+          <w:p>
+            <w:pPr>
+              <w:spacing w:before="20" w:after="20"/>
+              <w:bidi/>
+              <w:jc w:val="center"/>
+            </w:pPr>
+            <w:r>
+              <w:rPr>
+                <w:rtl/>
+                <w:sz w:val="24"/>
+                <w:szCs w:val="24"/>
+              </w:rPr>
+              <w:t xml:space="preserve">٪</w:t>
+            </w:r>
+          </w:p>
+        </w:tc>
+      </w:tr>
+      <w:tr>
+        <w:trPr>
+          <w:cantSplit/>
+        </w:trPr>
+        <w:tc>
+          <w:tcPr>
+            <w:tcW w:w="2478" w:type="dxa"/>
+            <w:shd w:val="clear" w:color="auto" w:fill="FBF5EA"/>
+            <w:vAlign w:val="center"/>
+          </w:tcPr>
+          <w:p>
+            <w:pPr>
+              <w:spacing w:before="20" w:after="20"/>
+              <w:bidi/>
+            </w:pPr>
+            <w:r>
+              <w:rPr>
+                <w:rtl/>
+                <w:b/>
+                <w:bCs/>
+                <w:sz w:val="24"/>
+                <w:szCs w:val="24"/>
+              </w:rPr>
+              <w:t xml:space="preserve">........................</w:t>
+            </w:r>
+          </w:p>
+        </w:tc>
+        <w:tc>
+          <w:tcPr>
+            <w:tcW w:w="1928" w:type="dxa"/>
+            <w:shd w:val="clear" w:color="auto" w:fill="FBF5EA"/>
+            <w:vAlign w:val="center"/>
+          </w:tcPr>
+          <w:p>
+            <w:pPr>
+              <w:spacing w:before="20" w:after="20"/>
+              <w:bidi/>
+            </w:pPr>
+            <w:r>
+              <w:rPr>
+                <w:rtl/>
+                <w:sz w:val="24"/>
+                <w:szCs w:val="24"/>
+              </w:rPr>
+              <w:t xml:space="preserve"/>
+            </w:r>
+          </w:p>
+        </w:tc>
+        <w:tc>
+          <w:tcPr>
+            <w:tcW w:w="1928" w:type="dxa"/>
+            <w:shd w:val="clear" w:color="auto" w:fill="FBF5EA"/>
+            <w:vAlign w:val="center"/>
+          </w:tcPr>
+          <w:p>
+            <w:pPr>
+              <w:spacing w:before="20" w:after="20"/>
+              <w:bidi/>
+            </w:pPr>
+            <w:r>
+              <w:rPr>
+                <w:rtl/>
+                <w:sz w:val="24"/>
+                <w:szCs w:val="24"/>
+              </w:rPr>
+              <w:t xml:space="preserve"/>
+            </w:r>
+          </w:p>
+        </w:tc>
+        <w:tc>
+          <w:tcPr>
+            <w:tcW w:w="1928" w:type="dxa"/>
+            <w:shd w:val="clear" w:color="auto" w:fill="FBF5EA"/>
+            <w:vAlign w:val="center"/>
+          </w:tcPr>
+          <w:p>
+            <w:pPr>
+              <w:spacing w:before="20" w:after="20"/>
+              <w:bidi/>
+            </w:pPr>
+            <w:r>
+              <w:rPr>
+                <w:rtl/>
+                <w:sz w:val="24"/>
+                <w:szCs w:val="24"/>
+              </w:rPr>
+              <w:t xml:space="preserve"/>
+            </w:r>
+          </w:p>
+        </w:tc>
+        <w:tc>
+          <w:tcPr>
+            <w:tcW w:w="1377" w:type="dxa"/>
+            <w:shd w:val="clear" w:color="auto" w:fill="FBF5EA"/>
+            <w:vAlign w:val="center"/>
+          </w:tcPr>
+          <w:p>
+            <w:pPr>
+              <w:spacing w:before="20" w:after="20"/>
+              <w:bidi/>
+              <w:jc w:val="center"/>
+            </w:pPr>
+            <w:r>
+              <w:rPr>
+                <w:rtl/>
+                <w:sz w:val="24"/>
+                <w:szCs w:val="24"/>
+              </w:rPr>
+              <w:t xml:space="preserve">٪</w:t>
+            </w:r>
+          </w:p>
+        </w:tc>
+      </w:tr>
+    </w:tbl>
+    <w:p>
+      <w:pPr>
+        <w:spacing w:before="0" w:after="60"/>
+        <w:bidi/>
+        <w:jc w:val="both"/>
+      </w:pPr>
+      <w:r>
+        <w:rPr>
+          <w:rtl/>
+        </w:rPr>
+        <w:t xml:space="preserve"/>
+      </w:r>
+    </w:p>
+    <w:p>
+      <w:pPr>
+        <w:spacing w:before="60" w:after="120"/>
+        <w:bidi/>
+        <w:jc w:val="both"/>
+      </w:pPr>
+      <w:r>
+        <w:rPr>
+          <w:rtl/>
+        </w:rPr>
+        <w:t xml:space="preserve">أمثلة على أدوار الطالبات:</w:t>
       </w:r>
     </w:p>
     <w:p>
@@ -8672,7 +7450,7 @@
           <w:b/>
           <w:bCs/>
         </w:rPr>
-        <w:t xml:space="preserve">حداثة الفكرة</w:t>
+        <w:t xml:space="preserve">التخطيط</w:t>
       </w:r>
       <w:r>
         <w:rPr>
@@ -8684,7 +7462,7 @@
         <w:rPr>
           <w:rtl/>
         </w:rPr>
-        <w:t xml:space="preserve">تحويل مقالات الموسوعة إلى رحلة ثلاثية الأبعاد تمشي فيها الطالبة بشخصية عُمانية بدل القراءة فقط</w:t>
+        <w:t xml:space="preserve">اختيار المقالات من الموسوعة، واقتراح أفكار الأنشطة، وتصميم الجواز والأختام على الورق</w:t>
       </w:r>
     </w:p>
     <w:p>
@@ -8705,7 +7483,7 @@
           <w:b/>
           <w:bCs/>
         </w:rPr>
-        <w:t xml:space="preserve">جواز مستكشف عُمان</w:t>
+        <w:t xml:space="preserve">التنفيذ</w:t>
       </w:r>
       <w:r>
         <w:rPr>
@@ -8717,7 +7495,7 @@
         <w:rPr>
           <w:rtl/>
         </w:rPr>
-        <w:t xml:space="preserve">فكرة تحفيزية مستوحاة من الجوازات والأختام، تربط المحطات بقصة واحدة وتنتهي بوسام</w:t>
+        <w:t xml:space="preserve">تلخيص المقالات إلى معلومات قصيرة، وكتابة أسئلة صح/خطأ وتفسيراتها، واختبار اللعبة وتسجيل الأخطاء</w:t>
       </w:r>
     </w:p>
     <w:p>
@@ -8738,7 +7516,7 @@
           <w:b/>
           <w:bCs/>
         </w:rPr>
-        <w:t xml:space="preserve">أنشطة تحاكي الواقع</w:t>
+        <w:t xml:space="preserve">العرض</w:t>
       </w:r>
       <w:r>
         <w:rPr>
@@ -8750,27 +7528,1520 @@
         <w:rPr>
           <w:rtl/>
         </w:rPr>
-        <w:t xml:space="preserve">رصد النجم القطبي كما فعل البحّارة، والتنقيب الأثري، وحماية صغار السلاحف بإطفاء الأضواء، وتتبّع طرق التجارة</w:t>
-      </w:r>
-    </w:p>
-    <w:p>
-      <w:pPr>
-        <w:pStyle w:val="ListPara"/>
-        <w:bidi/>
-      </w:pPr>
-      <w:r>
-        <w:rPr>
-          <w:rtl/>
-          <w:color w:val="7A1F1F"/>
-        </w:rPr>
-        <w:t xml:space="preserve">◆  </w:t>
-      </w:r>
+        <w:t xml:space="preserve">تقديم اللعبة لزميلاتهن في الطابور أو الإذاعة أو الحصة، والتعليق الصوتي على الفيديو التوضيحي</w:t>
+      </w:r>
+    </w:p>
+    <w:p>
+      <w:pPr>
+        <w:pStyle w:val="Heading1"/>
+        <w:keepNext/>
+        <w:bidi/>
+      </w:pPr>
       <w:r>
         <w:rPr>
           <w:rtl/>
           <w:b/>
           <w:bCs/>
         </w:rPr>
+        <w:t xml:space="preserve">٦. الأثر التعليمي</w:t>
+      </w:r>
+    </w:p>
+    <w:p>
+      <w:pPr>
+        <w:bidi/>
+        <w:jc w:val="both"/>
+      </w:pPr>
+      <w:r>
+        <w:rPr>
+          <w:rtl/>
+        </w:rPr>
+        <w:t xml:space="preserve">الاستفادة المباشرة للطالبات من النشاط، وارتباطها بنواتج تعلّم واضحة، والأدلة التي تثبت تحقّقها.</w:t>
+      </w:r>
+    </w:p>
+    <w:tbl>
+      <w:tblPr>
+        <w:bidiVisual/>
+        <w:tblW w:w="5000" w:type="pct"/>
+        <w:tblBorders>
+          <w:top w:val="single" w:sz="6" w:space="0" w:color="C9A14A"/>
+          <w:left w:val="single" w:sz="6" w:space="0" w:color="C9A14A"/>
+          <w:bottom w:val="single" w:sz="6" w:space="0" w:color="C9A14A"/>
+          <w:right w:val="single" w:sz="6" w:space="0" w:color="C9A14A"/>
+          <w:insideH w:val="single" w:sz="6" w:space="0" w:color="C9A14A"/>
+          <w:insideV w:val="single" w:sz="6" w:space="0" w:color="C9A14A"/>
+        </w:tblBorders>
+        <w:tblLayout w:type="fixed"/>
+        <w:tblCellMar>
+          <w:top w:w="60" w:type="dxa"/>
+          <w:start w:w="100" w:type="dxa"/>
+          <w:bottom w:w="60" w:type="dxa"/>
+          <w:end w:w="100" w:type="dxa"/>
+        </w:tblCellMar>
+      </w:tblPr>
+      <w:tblGrid>
+        <w:gridCol w:w="1738"/>
+        <w:gridCol w:w="5056"/>
+        <w:gridCol w:w="2844"/>
+      </w:tblGrid>
+      <w:tr>
+        <w:trPr>
+          <w:tblHeader/>
+          <w:cantSplit/>
+        </w:trPr>
+        <w:tc>
+          <w:tcPr>
+            <w:tcW w:w="1738" w:type="dxa"/>
+            <w:shd w:val="clear" w:color="auto" w:fill="7A1F1F"/>
+            <w:vAlign w:val="center"/>
+          </w:tcPr>
+          <w:p>
+            <w:pPr>
+              <w:spacing w:before="20" w:after="20"/>
+              <w:bidi/>
+              <w:jc w:val="center"/>
+            </w:pPr>
+            <w:r>
+              <w:rPr>
+                <w:rtl/>
+                <w:b/>
+                <w:bCs/>
+                <w:sz w:val="24"/>
+                <w:szCs w:val="24"/>
+                <w:color w:val="FFFFFF"/>
+              </w:rPr>
+              <w:t xml:space="preserve">المحطة</w:t>
+            </w:r>
+          </w:p>
+        </w:tc>
+        <w:tc>
+          <w:tcPr>
+            <w:tcW w:w="5056" w:type="dxa"/>
+            <w:shd w:val="clear" w:color="auto" w:fill="7A1F1F"/>
+            <w:vAlign w:val="center"/>
+          </w:tcPr>
+          <w:p>
+            <w:pPr>
+              <w:spacing w:before="20" w:after="20"/>
+              <w:bidi/>
+              <w:jc w:val="center"/>
+            </w:pPr>
+            <w:r>
+              <w:rPr>
+                <w:rtl/>
+                <w:b/>
+                <w:bCs/>
+                <w:sz w:val="24"/>
+                <w:szCs w:val="24"/>
+                <w:color w:val="FFFFFF"/>
+              </w:rPr>
+              <w:t xml:space="preserve">ناتج التعلّم: أن تكون الطالبة قادرة على أن…</w:t>
+            </w:r>
+          </w:p>
+        </w:tc>
+        <w:tc>
+          <w:tcPr>
+            <w:tcW w:w="2844" w:type="dxa"/>
+            <w:shd w:val="clear" w:color="auto" w:fill="7A1F1F"/>
+            <w:vAlign w:val="center"/>
+          </w:tcPr>
+          <w:p>
+            <w:pPr>
+              <w:spacing w:before="20" w:after="20"/>
+              <w:bidi/>
+              <w:jc w:val="center"/>
+            </w:pPr>
+            <w:r>
+              <w:rPr>
+                <w:rtl/>
+                <w:b/>
+                <w:bCs/>
+                <w:sz w:val="24"/>
+                <w:szCs w:val="24"/>
+                <w:color w:val="FFFFFF"/>
+              </w:rPr>
+              <w:t xml:space="preserve">دليل التحقّق</w:t>
+            </w:r>
+          </w:p>
+        </w:tc>
+      </w:tr>
+      <w:tr>
+        <w:trPr>
+          <w:cantSplit/>
+        </w:trPr>
+        <w:tc>
+          <w:tcPr>
+            <w:tcW w:w="1738" w:type="dxa"/>
+            <w:vAlign w:val="center"/>
+          </w:tcPr>
+          <w:p>
+            <w:pPr>
+              <w:spacing w:before="20" w:after="20"/>
+              <w:bidi/>
+            </w:pPr>
+            <w:r>
+              <w:rPr>
+                <w:rtl/>
+                <w:b/>
+                <w:bCs/>
+                <w:sz w:val="24"/>
+                <w:szCs w:val="24"/>
+              </w:rPr>
+              <w:t xml:space="preserve">حمد بن سيف البوسعيدي</w:t>
+            </w:r>
+          </w:p>
+        </w:tc>
+        <w:tc>
+          <w:tcPr>
+            <w:tcW w:w="5056" w:type="dxa"/>
+            <w:vAlign w:val="center"/>
+          </w:tcPr>
+          <w:p>
+            <w:pPr>
+              <w:spacing w:before="20" w:after="20"/>
+              <w:bidi/>
+            </w:pPr>
+            <w:r>
+              <w:rPr>
+                <w:rtl/>
+                <w:sz w:val="24"/>
+                <w:szCs w:val="24"/>
+              </w:rPr>
+              <w:t xml:space="preserve">تتعرّف على قاضٍ ومؤرخ عُماني، وترتّب محطات حياته (طلب العلم، القضاء والولاية، هيئة المخطوطات، وزارة العدل)، وتذكر أحد مؤلفاته</w:t>
+            </w:r>
+          </w:p>
+        </w:tc>
+        <w:tc>
+          <w:tcPr>
+            <w:tcW w:w="2844" w:type="dxa"/>
+            <w:vAlign w:val="center"/>
+          </w:tcPr>
+          <w:p>
+            <w:pPr>
+              <w:spacing w:before="20" w:after="20"/>
+              <w:bidi/>
+            </w:pPr>
+            <w:r>
+              <w:rPr>
+                <w:rtl/>
+                <w:sz w:val="24"/>
+                <w:szCs w:val="24"/>
+              </w:rPr>
+              <w:t xml:space="preserve">حل لغز «من أنا؟» + ترتيب محطات حياته في التحدي</w:t>
+            </w:r>
+          </w:p>
+        </w:tc>
+      </w:tr>
+      <w:tr>
+        <w:trPr>
+          <w:cantSplit/>
+        </w:trPr>
+        <w:tc>
+          <w:tcPr>
+            <w:tcW w:w="1738" w:type="dxa"/>
+            <w:shd w:val="clear" w:color="auto" w:fill="FBF5EA"/>
+            <w:vAlign w:val="center"/>
+          </w:tcPr>
+          <w:p>
+            <w:pPr>
+              <w:spacing w:before="20" w:after="20"/>
+              <w:bidi/>
+            </w:pPr>
+            <w:r>
+              <w:rPr>
+                <w:rtl/>
+                <w:b/>
+                <w:bCs/>
+                <w:sz w:val="24"/>
+                <w:szCs w:val="24"/>
+              </w:rPr>
+              <w:t xml:space="preserve">سمهرم</w:t>
+            </w:r>
+          </w:p>
+        </w:tc>
+        <w:tc>
+          <w:tcPr>
+            <w:tcW w:w="5056" w:type="dxa"/>
+            <w:shd w:val="clear" w:color="auto" w:fill="FBF5EA"/>
+            <w:vAlign w:val="center"/>
+          </w:tcPr>
+          <w:p>
+            <w:pPr>
+              <w:spacing w:before="20" w:after="20"/>
+              <w:bidi/>
+            </w:pPr>
+            <w:r>
+              <w:rPr>
+                <w:rtl/>
+                <w:sz w:val="24"/>
+                <w:szCs w:val="24"/>
+              </w:rPr>
+              <w:t xml:space="preserve">تحدّد موقع سمهرم (خور روري) في ولاية طاقة بظفار، وتربط بين غرف التخزين واللبان والتجارة القديمة، وتعرّف بما كشفه التنقيب</w:t>
+            </w:r>
+          </w:p>
+        </w:tc>
+        <w:tc>
+          <w:tcPr>
+            <w:tcW w:w="2844" w:type="dxa"/>
+            <w:shd w:val="clear" w:color="auto" w:fill="FBF5EA"/>
+            <w:vAlign w:val="center"/>
+          </w:tcPr>
+          <w:p>
+            <w:pPr>
+              <w:spacing w:before="20" w:after="20"/>
+              <w:bidi/>
+            </w:pPr>
+            <w:r>
+              <w:rPr>
+                <w:rtl/>
+                <w:sz w:val="24"/>
+                <w:szCs w:val="24"/>
+              </w:rPr>
+              <w:t xml:space="preserve">القطع الخمس المكتشفة + «اختاري مفتاح المدينة»</w:t>
+            </w:r>
+          </w:p>
+        </w:tc>
+      </w:tr>
+      <w:tr>
+        <w:trPr>
+          <w:cantSplit/>
+        </w:trPr>
+        <w:tc>
+          <w:tcPr>
+            <w:tcW w:w="1738" w:type="dxa"/>
+            <w:vAlign w:val="center"/>
+          </w:tcPr>
+          <w:p>
+            <w:pPr>
+              <w:spacing w:before="20" w:after="20"/>
+              <w:bidi/>
+            </w:pPr>
+            <w:r>
+              <w:rPr>
+                <w:rtl/>
+                <w:b/>
+                <w:bCs/>
+                <w:sz w:val="24"/>
+                <w:szCs w:val="24"/>
+              </w:rPr>
+              <w:t xml:space="preserve">السلاحف البحرية</w:t>
+            </w:r>
+          </w:p>
+        </w:tc>
+        <w:tc>
+          <w:tcPr>
+            <w:tcW w:w="5056" w:type="dxa"/>
+            <w:vAlign w:val="center"/>
+          </w:tcPr>
+          <w:p>
+            <w:pPr>
+              <w:spacing w:before="20" w:after="20"/>
+              <w:bidi/>
+            </w:pPr>
+            <w:r>
+              <w:rPr>
+                <w:rtl/>
+                <w:sz w:val="24"/>
+                <w:szCs w:val="24"/>
+              </w:rPr>
+              <w:t xml:space="preserve">تميّز بين السلحفاة الخضراء وضخمة الرأس والزيتونية، وتذكر أهداف محمية السلاحف برأس الحد، وتشرح أثر الإضاءة على الصغار</w:t>
+            </w:r>
+          </w:p>
+        </w:tc>
+        <w:tc>
+          <w:tcPr>
+            <w:tcW w:w="2844" w:type="dxa"/>
+            <w:vAlign w:val="center"/>
+          </w:tcPr>
+          <w:p>
+            <w:pPr>
+              <w:spacing w:before="20" w:after="20"/>
+              <w:bidi/>
+            </w:pPr>
+            <w:r>
+              <w:rPr>
+                <w:rtl/>
+                <w:sz w:val="24"/>
+                <w:szCs w:val="24"/>
+              </w:rPr>
+              <w:t xml:space="preserve">تحدي المطابقة + إكمال نشاط الإرشاد</w:t>
+            </w:r>
+          </w:p>
+        </w:tc>
+      </w:tr>
+      <w:tr>
+        <w:trPr>
+          <w:cantSplit/>
+        </w:trPr>
+        <w:tc>
+          <w:tcPr>
+            <w:tcW w:w="1738" w:type="dxa"/>
+            <w:shd w:val="clear" w:color="auto" w:fill="FBF5EA"/>
+            <w:vAlign w:val="center"/>
+          </w:tcPr>
+          <w:p>
+            <w:pPr>
+              <w:spacing w:before="20" w:after="20"/>
+              <w:bidi/>
+            </w:pPr>
+            <w:r>
+              <w:rPr>
+                <w:rtl/>
+                <w:b/>
+                <w:bCs/>
+                <w:sz w:val="24"/>
+                <w:szCs w:val="24"/>
+              </w:rPr>
+              <w:t xml:space="preserve">تجارة العاج</w:t>
+            </w:r>
+          </w:p>
+        </w:tc>
+        <w:tc>
+          <w:tcPr>
+            <w:tcW w:w="5056" w:type="dxa"/>
+            <w:shd w:val="clear" w:color="auto" w:fill="FBF5EA"/>
+            <w:vAlign w:val="center"/>
+          </w:tcPr>
+          <w:p>
+            <w:pPr>
+              <w:spacing w:before="20" w:after="20"/>
+              <w:bidi/>
+            </w:pPr>
+            <w:r>
+              <w:rPr>
+                <w:rtl/>
+                <w:sz w:val="24"/>
+                <w:szCs w:val="24"/>
+              </w:rPr>
+              <w:t xml:space="preserve">تتتبّع رحلة العاج من داخل إفريقيا إلى زنجبار ثم الأسواق العالمية، وتشرح المقايضة، وتحدّد عوامل ازدهار التجارة</w:t>
+            </w:r>
+          </w:p>
+        </w:tc>
+        <w:tc>
+          <w:tcPr>
+            <w:tcW w:w="2844" w:type="dxa"/>
+            <w:shd w:val="clear" w:color="auto" w:fill="FBF5EA"/>
+            <w:vAlign w:val="center"/>
+          </w:tcPr>
+          <w:p>
+            <w:pPr>
+              <w:spacing w:before="20" w:after="20"/>
+              <w:bidi/>
+            </w:pPr>
+            <w:r>
+              <w:rPr>
+                <w:rtl/>
+                <w:sz w:val="24"/>
+                <w:szCs w:val="24"/>
+              </w:rPr>
+              <w:t xml:space="preserve">إكمال «طريق التاجر» + اختيار العوامل الثلاثة</w:t>
+            </w:r>
+          </w:p>
+        </w:tc>
+      </w:tr>
+      <w:tr>
+        <w:trPr>
+          <w:cantSplit/>
+        </w:trPr>
+        <w:tc>
+          <w:tcPr>
+            <w:tcW w:w="1738" w:type="dxa"/>
+            <w:vAlign w:val="center"/>
+          </w:tcPr>
+          <w:p>
+            <w:pPr>
+              <w:spacing w:before="20" w:after="20"/>
+              <w:bidi/>
+            </w:pPr>
+            <w:r>
+              <w:rPr>
+                <w:rtl/>
+                <w:b/>
+                <w:bCs/>
+                <w:sz w:val="24"/>
+                <w:szCs w:val="24"/>
+              </w:rPr>
+              <w:t xml:space="preserve">الملابس العُمانية</w:t>
+            </w:r>
+          </w:p>
+        </w:tc>
+        <w:tc>
+          <w:tcPr>
+            <w:tcW w:w="5056" w:type="dxa"/>
+            <w:vAlign w:val="center"/>
+          </w:tcPr>
+          <w:p>
+            <w:pPr>
+              <w:spacing w:before="20" w:after="20"/>
+              <w:bidi/>
+            </w:pPr>
+            <w:r>
+              <w:rPr>
+                <w:rtl/>
+                <w:sz w:val="24"/>
+                <w:szCs w:val="24"/>
+              </w:rPr>
+              <w:t xml:space="preserve">تسمّي قطع الزي العُماني للرجل والمرأة، وتقدّر قيمتها رمزاً للهوية الوطنية</w:t>
+            </w:r>
+          </w:p>
+        </w:tc>
+        <w:tc>
+          <w:tcPr>
+            <w:tcW w:w="2844" w:type="dxa"/>
+            <w:vAlign w:val="center"/>
+          </w:tcPr>
+          <w:p>
+            <w:pPr>
+              <w:spacing w:before="20" w:after="20"/>
+              <w:bidi/>
+            </w:pPr>
+            <w:r>
+              <w:rPr>
+                <w:rtl/>
+                <w:sz w:val="24"/>
+                <w:szCs w:val="24"/>
+              </w:rPr>
+              <w:t xml:space="preserve">تسمية القطع الصحيحة + نتيجة التحدي</w:t>
+            </w:r>
+          </w:p>
+        </w:tc>
+      </w:tr>
+    </w:tbl>
+    <w:p>
+      <w:pPr>
+        <w:spacing w:before="0" w:after="60"/>
+        <w:bidi/>
+        <w:jc w:val="both"/>
+      </w:pPr>
+      <w:r>
+        <w:rPr>
+          <w:rtl/>
+        </w:rPr>
+        <w:t xml:space="preserve"/>
+      </w:r>
+    </w:p>
+    <w:p>
+      <w:pPr>
+        <w:pStyle w:val="Heading2"/>
+        <w:keepNext/>
+        <w:bidi/>
+      </w:pPr>
+      <w:r>
+        <w:rPr>
+          <w:rtl/>
+          <w:b/>
+          <w:bCs/>
+        </w:rPr>
+        <w:t xml:space="preserve">أدوات قياس الأثر</w:t>
+      </w:r>
+    </w:p>
+    <w:p>
+      <w:pPr>
+        <w:pStyle w:val="ListPara"/>
+        <w:bidi/>
+      </w:pPr>
+      <w:r>
+        <w:rPr>
+          <w:rtl/>
+          <w:color w:val="7A1F1F"/>
+        </w:rPr>
+        <w:t xml:space="preserve">◆  </w:t>
+      </w:r>
+      <w:r>
+        <w:rPr>
+          <w:rtl/>
+          <w:b/>
+          <w:bCs/>
+        </w:rPr>
+        <w:t xml:space="preserve">اختبار قبلي وبعدي</w:t>
+      </w:r>
+      <w:r>
+        <w:rPr>
+          <w:rtl/>
+        </w:rPr>
+        <w:t xml:space="preserve">، </w:t>
+      </w:r>
+      <w:r>
+        <w:rPr>
+          <w:rtl/>
+        </w:rPr>
+        <w:t xml:space="preserve">تستخدم المعلمة أسئلة المحطات نفسها قبل اللعب وبعده لقياس مقدار التحسّن</w:t>
+      </w:r>
+    </w:p>
+    <w:p>
+      <w:pPr>
+        <w:pStyle w:val="ListPara"/>
+        <w:bidi/>
+      </w:pPr>
+      <w:r>
+        <w:rPr>
+          <w:rtl/>
+          <w:color w:val="7A1F1F"/>
+        </w:rPr>
+        <w:t xml:space="preserve">◆  </w:t>
+      </w:r>
+      <w:r>
+        <w:rPr>
+          <w:rtl/>
+          <w:b/>
+          <w:bCs/>
+        </w:rPr>
+        <w:t xml:space="preserve">الجواز والشهادة</w:t>
+      </w:r>
+      <w:r>
+        <w:rPr>
+          <w:rtl/>
+        </w:rPr>
+        <w:t xml:space="preserve">، </w:t>
+      </w:r>
+      <w:r>
+        <w:rPr>
+          <w:rtl/>
+        </w:rPr>
+        <w:t xml:space="preserve">صورة الجواز المختوم وشهادة تحدي القلعة (باسم الطالبة ونتيجتها) دليل مادي على الإنجاز</w:t>
+      </w:r>
+    </w:p>
+    <w:p>
+      <w:pPr>
+        <w:pStyle w:val="ListPara"/>
+        <w:bidi/>
+      </w:pPr>
+      <w:r>
+        <w:rPr>
+          <w:rtl/>
+          <w:color w:val="7A1F1F"/>
+        </w:rPr>
+        <w:t xml:space="preserve">◆  </w:t>
+      </w:r>
+      <w:r>
+        <w:rPr>
+          <w:rtl/>
+          <w:b/>
+          <w:bCs/>
+        </w:rPr>
+        <w:t xml:space="preserve">بطاقة ملاحظة</w:t>
+      </w:r>
+      <w:r>
+        <w:rPr>
+          <w:rtl/>
+        </w:rPr>
+        <w:t xml:space="preserve">، </w:t>
+      </w:r>
+      <w:r>
+        <w:rPr>
+          <w:rtl/>
+        </w:rPr>
+        <w:t xml:space="preserve">تلاحظ المعلمة أثناء اللعب: المشاركة، والتعاون، وقراءة المعلومات، وتفسير الإجابات</w:t>
+      </w:r>
+    </w:p>
+    <w:p>
+      <w:pPr>
+        <w:pStyle w:val="ListPara"/>
+        <w:bidi/>
+      </w:pPr>
+      <w:r>
+        <w:rPr>
+          <w:rtl/>
+          <w:color w:val="7A1F1F"/>
+        </w:rPr>
+        <w:t xml:space="preserve">◆  </w:t>
+      </w:r>
+      <w:r>
+        <w:rPr>
+          <w:rtl/>
+          <w:b/>
+          <w:bCs/>
+        </w:rPr>
+        <w:t xml:space="preserve">استبانة رضا قصيرة</w:t>
+      </w:r>
+      <w:r>
+        <w:rPr>
+          <w:rtl/>
+        </w:rPr>
+        <w:t xml:space="preserve">، </w:t>
+      </w:r>
+      <w:r>
+        <w:rPr>
+          <w:rtl/>
+        </w:rPr>
+        <w:t xml:space="preserve">تسأل الطالبات عن المتعة وسهولة الاستخدام وما تعلّمنه، وتُرفق النتائج مع الأدلة</w:t>
+      </w:r>
+    </w:p>
+    <w:tbl>
+      <w:tblPr>
+        <w:bidiVisual/>
+        <w:tblW w:w="5000" w:type="pct"/>
+        <w:tblBorders>
+          <w:top w:val="single" w:sz="6" w:space="0" w:color="C9A14A"/>
+          <w:left w:val="single" w:sz="6" w:space="0" w:color="C9A14A"/>
+          <w:bottom w:val="single" w:sz="6" w:space="0" w:color="C9A14A"/>
+          <w:right w:val="single" w:sz="6" w:space="0" w:color="C9A14A"/>
+          <w:insideH w:val="single" w:sz="6" w:space="0" w:color="C9A14A"/>
+          <w:insideV w:val="single" w:sz="6" w:space="0" w:color="C9A14A"/>
+        </w:tblBorders>
+        <w:tblLayout w:type="fixed"/>
+        <w:tblCellMar>
+          <w:top w:w="60" w:type="dxa"/>
+          <w:start w:w="100" w:type="dxa"/>
+          <w:bottom w:w="60" w:type="dxa"/>
+          <w:end w:w="100" w:type="dxa"/>
+        </w:tblCellMar>
+      </w:tblPr>
+      <w:tblGrid>
+        <w:gridCol w:w="2176"/>
+        <w:gridCol w:w="1555"/>
+        <w:gridCol w:w="2021"/>
+        <w:gridCol w:w="2021"/>
+        <w:gridCol w:w="1865"/>
+      </w:tblGrid>
+      <w:tr>
+        <w:trPr>
+          <w:tblHeader/>
+          <w:cantSplit/>
+        </w:trPr>
+        <w:tc>
+          <w:tcPr>
+            <w:tcW w:w="2176" w:type="dxa"/>
+            <w:shd w:val="clear" w:color="auto" w:fill="7A1F1F"/>
+            <w:vAlign w:val="center"/>
+          </w:tcPr>
+          <w:p>
+            <w:pPr>
+              <w:spacing w:before="20" w:after="20"/>
+              <w:bidi/>
+              <w:jc w:val="center"/>
+            </w:pPr>
+            <w:r>
+              <w:rPr>
+                <w:rtl/>
+                <w:b/>
+                <w:bCs/>
+                <w:sz w:val="24"/>
+                <w:szCs w:val="24"/>
+                <w:color w:val="FFFFFF"/>
+              </w:rPr>
+              <w:t xml:space="preserve">الصف / الشعبة</w:t>
+            </w:r>
+          </w:p>
+        </w:tc>
+        <w:tc>
+          <w:tcPr>
+            <w:tcW w:w="1555" w:type="dxa"/>
+            <w:shd w:val="clear" w:color="auto" w:fill="7A1F1F"/>
+            <w:vAlign w:val="center"/>
+          </w:tcPr>
+          <w:p>
+            <w:pPr>
+              <w:spacing w:before="20" w:after="20"/>
+              <w:bidi/>
+              <w:jc w:val="center"/>
+            </w:pPr>
+            <w:r>
+              <w:rPr>
+                <w:rtl/>
+                <w:b/>
+                <w:bCs/>
+                <w:sz w:val="24"/>
+                <w:szCs w:val="24"/>
+                <w:color w:val="FFFFFF"/>
+              </w:rPr>
+              <w:t xml:space="preserve">عدد الطالبات</w:t>
+            </w:r>
+          </w:p>
+        </w:tc>
+        <w:tc>
+          <w:tcPr>
+            <w:tcW w:w="2021" w:type="dxa"/>
+            <w:shd w:val="clear" w:color="auto" w:fill="7A1F1F"/>
+            <w:vAlign w:val="center"/>
+          </w:tcPr>
+          <w:p>
+            <w:pPr>
+              <w:spacing w:before="20" w:after="20"/>
+              <w:bidi/>
+              <w:jc w:val="center"/>
+            </w:pPr>
+            <w:r>
+              <w:rPr>
+                <w:rtl/>
+                <w:b/>
+                <w:bCs/>
+                <w:sz w:val="24"/>
+                <w:szCs w:val="24"/>
+                <w:color w:val="FFFFFF"/>
+              </w:rPr>
+              <w:t xml:space="preserve">متوسط الاختبار القبلي</w:t>
+            </w:r>
+          </w:p>
+        </w:tc>
+        <w:tc>
+          <w:tcPr>
+            <w:tcW w:w="2021" w:type="dxa"/>
+            <w:shd w:val="clear" w:color="auto" w:fill="7A1F1F"/>
+            <w:vAlign w:val="center"/>
+          </w:tcPr>
+          <w:p>
+            <w:pPr>
+              <w:spacing w:before="20" w:after="20"/>
+              <w:bidi/>
+              <w:jc w:val="center"/>
+            </w:pPr>
+            <w:r>
+              <w:rPr>
+                <w:rtl/>
+                <w:b/>
+                <w:bCs/>
+                <w:sz w:val="24"/>
+                <w:szCs w:val="24"/>
+                <w:color w:val="FFFFFF"/>
+              </w:rPr>
+              <w:t xml:space="preserve">متوسط الاختبار البعدي</w:t>
+            </w:r>
+          </w:p>
+        </w:tc>
+        <w:tc>
+          <w:tcPr>
+            <w:tcW w:w="1865" w:type="dxa"/>
+            <w:shd w:val="clear" w:color="auto" w:fill="7A1F1F"/>
+            <w:vAlign w:val="center"/>
+          </w:tcPr>
+          <w:p>
+            <w:pPr>
+              <w:spacing w:before="20" w:after="20"/>
+              <w:bidi/>
+              <w:jc w:val="center"/>
+            </w:pPr>
+            <w:r>
+              <w:rPr>
+                <w:rtl/>
+                <w:b/>
+                <w:bCs/>
+                <w:sz w:val="24"/>
+                <w:szCs w:val="24"/>
+                <w:color w:val="FFFFFF"/>
+              </w:rPr>
+              <w:t xml:space="preserve">نسبة إكمال الرحلة</w:t>
+            </w:r>
+          </w:p>
+        </w:tc>
+      </w:tr>
+      <w:tr>
+        <w:trPr>
+          <w:cantSplit/>
+        </w:trPr>
+        <w:tc>
+          <w:tcPr>
+            <w:tcW w:w="2176" w:type="dxa"/>
+            <w:vAlign w:val="center"/>
+          </w:tcPr>
+          <w:p>
+            <w:pPr>
+              <w:spacing w:before="20" w:after="20"/>
+              <w:bidi/>
+            </w:pPr>
+            <w:r>
+              <w:rPr>
+                <w:rtl/>
+                <w:b/>
+                <w:bCs/>
+                <w:sz w:val="24"/>
+                <w:szCs w:val="24"/>
+              </w:rPr>
+              <w:t xml:space="preserve">........................</w:t>
+            </w:r>
+          </w:p>
+        </w:tc>
+        <w:tc>
+          <w:tcPr>
+            <w:tcW w:w="1555" w:type="dxa"/>
+            <w:vAlign w:val="center"/>
+          </w:tcPr>
+          <w:p>
+            <w:pPr>
+              <w:spacing w:before="20" w:after="20"/>
+              <w:bidi/>
+              <w:jc w:val="center"/>
+            </w:pPr>
+            <w:r>
+              <w:rPr>
+                <w:rtl/>
+                <w:sz w:val="24"/>
+                <w:szCs w:val="24"/>
+              </w:rPr>
+              <w:t xml:space="preserve"/>
+            </w:r>
+          </w:p>
+        </w:tc>
+        <w:tc>
+          <w:tcPr>
+            <w:tcW w:w="2021" w:type="dxa"/>
+            <w:vAlign w:val="center"/>
+          </w:tcPr>
+          <w:p>
+            <w:pPr>
+              <w:spacing w:before="20" w:after="20"/>
+              <w:bidi/>
+              <w:jc w:val="center"/>
+            </w:pPr>
+            <w:r>
+              <w:rPr>
+                <w:rtl/>
+                <w:sz w:val="24"/>
+                <w:szCs w:val="24"/>
+              </w:rPr>
+              <w:t xml:space="preserve"/>
+            </w:r>
+          </w:p>
+        </w:tc>
+        <w:tc>
+          <w:tcPr>
+            <w:tcW w:w="2021" w:type="dxa"/>
+            <w:vAlign w:val="center"/>
+          </w:tcPr>
+          <w:p>
+            <w:pPr>
+              <w:spacing w:before="20" w:after="20"/>
+              <w:bidi/>
+              <w:jc w:val="center"/>
+            </w:pPr>
+            <w:r>
+              <w:rPr>
+                <w:rtl/>
+                <w:sz w:val="24"/>
+                <w:szCs w:val="24"/>
+              </w:rPr>
+              <w:t xml:space="preserve"/>
+            </w:r>
+          </w:p>
+        </w:tc>
+        <w:tc>
+          <w:tcPr>
+            <w:tcW w:w="1865" w:type="dxa"/>
+            <w:vAlign w:val="center"/>
+          </w:tcPr>
+          <w:p>
+            <w:pPr>
+              <w:spacing w:before="20" w:after="20"/>
+              <w:bidi/>
+              <w:jc w:val="center"/>
+            </w:pPr>
+            <w:r>
+              <w:rPr>
+                <w:rtl/>
+                <w:sz w:val="24"/>
+                <w:szCs w:val="24"/>
+              </w:rPr>
+              <w:t xml:space="preserve">٪</w:t>
+            </w:r>
+          </w:p>
+        </w:tc>
+      </w:tr>
+      <w:tr>
+        <w:trPr>
+          <w:cantSplit/>
+        </w:trPr>
+        <w:tc>
+          <w:tcPr>
+            <w:tcW w:w="2176" w:type="dxa"/>
+            <w:shd w:val="clear" w:color="auto" w:fill="FBF5EA"/>
+            <w:vAlign w:val="center"/>
+          </w:tcPr>
+          <w:p>
+            <w:pPr>
+              <w:spacing w:before="20" w:after="20"/>
+              <w:bidi/>
+            </w:pPr>
+            <w:r>
+              <w:rPr>
+                <w:rtl/>
+                <w:b/>
+                <w:bCs/>
+                <w:sz w:val="24"/>
+                <w:szCs w:val="24"/>
+              </w:rPr>
+              <w:t xml:space="preserve">........................</w:t>
+            </w:r>
+          </w:p>
+        </w:tc>
+        <w:tc>
+          <w:tcPr>
+            <w:tcW w:w="1555" w:type="dxa"/>
+            <w:shd w:val="clear" w:color="auto" w:fill="FBF5EA"/>
+            <w:vAlign w:val="center"/>
+          </w:tcPr>
+          <w:p>
+            <w:pPr>
+              <w:spacing w:before="20" w:after="20"/>
+              <w:bidi/>
+              <w:jc w:val="center"/>
+            </w:pPr>
+            <w:r>
+              <w:rPr>
+                <w:rtl/>
+                <w:sz w:val="24"/>
+                <w:szCs w:val="24"/>
+              </w:rPr>
+              <w:t xml:space="preserve"/>
+            </w:r>
+          </w:p>
+        </w:tc>
+        <w:tc>
+          <w:tcPr>
+            <w:tcW w:w="2021" w:type="dxa"/>
+            <w:shd w:val="clear" w:color="auto" w:fill="FBF5EA"/>
+            <w:vAlign w:val="center"/>
+          </w:tcPr>
+          <w:p>
+            <w:pPr>
+              <w:spacing w:before="20" w:after="20"/>
+              <w:bidi/>
+              <w:jc w:val="center"/>
+            </w:pPr>
+            <w:r>
+              <w:rPr>
+                <w:rtl/>
+                <w:sz w:val="24"/>
+                <w:szCs w:val="24"/>
+              </w:rPr>
+              <w:t xml:space="preserve"/>
+            </w:r>
+          </w:p>
+        </w:tc>
+        <w:tc>
+          <w:tcPr>
+            <w:tcW w:w="2021" w:type="dxa"/>
+            <w:shd w:val="clear" w:color="auto" w:fill="FBF5EA"/>
+            <w:vAlign w:val="center"/>
+          </w:tcPr>
+          <w:p>
+            <w:pPr>
+              <w:spacing w:before="20" w:after="20"/>
+              <w:bidi/>
+              <w:jc w:val="center"/>
+            </w:pPr>
+            <w:r>
+              <w:rPr>
+                <w:rtl/>
+                <w:sz w:val="24"/>
+                <w:szCs w:val="24"/>
+              </w:rPr>
+              <w:t xml:space="preserve"/>
+            </w:r>
+          </w:p>
+        </w:tc>
+        <w:tc>
+          <w:tcPr>
+            <w:tcW w:w="1865" w:type="dxa"/>
+            <w:shd w:val="clear" w:color="auto" w:fill="FBF5EA"/>
+            <w:vAlign w:val="center"/>
+          </w:tcPr>
+          <w:p>
+            <w:pPr>
+              <w:spacing w:before="20" w:after="20"/>
+              <w:bidi/>
+              <w:jc w:val="center"/>
+            </w:pPr>
+            <w:r>
+              <w:rPr>
+                <w:rtl/>
+                <w:sz w:val="24"/>
+                <w:szCs w:val="24"/>
+              </w:rPr>
+              <w:t xml:space="preserve">٪</w:t>
+            </w:r>
+          </w:p>
+        </w:tc>
+      </w:tr>
+    </w:tbl>
+    <w:p>
+      <w:pPr>
+        <w:spacing w:before="0" w:after="60"/>
+        <w:bidi/>
+        <w:jc w:val="both"/>
+      </w:pPr>
+      <w:r>
+        <w:rPr>
+          <w:rtl/>
+        </w:rPr>
+        <w:t xml:space="preserve"/>
+      </w:r>
+    </w:p>
+    <w:p>
+      <w:pPr>
+        <w:keepNext/>
+        <w:spacing w:before="120" w:after="40"/>
+        <w:bidi/>
+        <w:jc w:val="center"/>
+      </w:pPr>
+      <w:r>
+        <w:drawing>
+          <wp:inline distT="0" distB="0" distL="0" distR="0">
+            <wp:extent cx="4896104" cy="2754058"/>
+            <wp:docPr id="12" name="Picture 12"/>
+            <wp:cNvGraphicFramePr>
+              <a:graphicFrameLocks noChangeAspect="1"/>
+            </wp:cNvGraphicFramePr>
+            <a:graphic>
+              <a:graphicData uri="http://schemas.openxmlformats.org/drawingml/2006/picture">
+                <pic:pic>
+                  <pic:nvPicPr>
+                    <pic:cNvPr id="12" name="image12.jpg"/>
+                    <pic:cNvPicPr/>
+                  </pic:nvPicPr>
+                  <pic:blipFill>
+                    <a:blip r:embed="rIdImg12"/>
+                    <a:stretch>
+                      <a:fillRect/>
+                    </a:stretch>
+                  </pic:blipFill>
+                  <pic:spPr>
+                    <a:xfrm>
+                      <a:off x="0" y="0"/>
+                      <a:ext cx="4896104" cy="2754058"/>
+                    </a:xfrm>
+                    <a:prstGeom prst="rect">
+                      <a:avLst/>
+                    </a:prstGeom>
+                  </pic:spPr>
+                </pic:pic>
+              </a:graphicData>
+            </a:graphic>
+          </wp:inline>
+        </w:drawing>
+      </w:r>
+    </w:p>
+    <w:p>
+      <w:pPr>
+        <w:pStyle w:val="Caption"/>
+        <w:bidi/>
+        <w:jc w:val="center"/>
+      </w:pPr>
+      <w:r>
+        <w:rPr>
+          <w:rtl/>
+          <w:sz w:val="24"/>
+          <w:szCs w:val="24"/>
+          <w:color w:val="6B5B4B"/>
+        </w:rPr>
+        <w:t xml:space="preserve">تحدي المحطة: سؤال «صح أو خطأ» مع تفسير فوري للإجابة</w:t>
+      </w:r>
+    </w:p>
+    <w:p>
+      <w:pPr>
+        <w:pStyle w:val="Heading1"/>
+        <w:keepNext/>
+        <w:bidi/>
+      </w:pPr>
+      <w:r>
+        <w:rPr>
+          <w:rtl/>
+          <w:b/>
+          <w:bCs/>
+        </w:rPr>
+        <w:t xml:space="preserve">٧. الاستدامة</w:t>
+      </w:r>
+    </w:p>
+    <w:p>
+      <w:pPr>
+        <w:bidi/>
+        <w:jc w:val="both"/>
+      </w:pPr>
+      <w:r>
+        <w:rPr>
+          <w:rtl/>
+        </w:rPr>
+        <w:t xml:space="preserve">يمكن توظيف اللعبة لفترة أطول، وتستفيد منها المدرسة في الأعوام الدراسية القادمة، للأسباب الآتية:</w:t>
+      </w:r>
+    </w:p>
+    <w:p>
+      <w:pPr>
+        <w:pStyle w:val="ListPara"/>
+        <w:bidi/>
+      </w:pPr>
+      <w:r>
+        <w:rPr>
+          <w:rtl/>
+          <w:color w:val="7A1F1F"/>
+        </w:rPr>
+        <w:t xml:space="preserve">◆  </w:t>
+      </w:r>
+      <w:r>
+        <w:rPr>
+          <w:rtl/>
+          <w:b/>
+          <w:bCs/>
+        </w:rPr>
+        <w:t xml:space="preserve">لوحة المعلم</w:t>
+      </w:r>
+      <w:r>
+        <w:rPr>
+          <w:rtl/>
+        </w:rPr>
+        <w:t xml:space="preserve">، </w:t>
+      </w:r>
+      <w:r>
+        <w:rPr>
+          <w:rtl/>
+        </w:rPr>
+        <w:t xml:space="preserve">تدخلها المعلمة برمز، فتعدّل أسئلة تحدي القلعة وتضيف أسئلة جديدة، وتصدّرها في ملف وتستوردها على أجهزة أخرى دون برمجة</w:t>
+      </w:r>
+    </w:p>
+    <w:p>
+      <w:pPr>
+        <w:pStyle w:val="ListPara"/>
+        <w:bidi/>
+      </w:pPr>
+      <w:r>
+        <w:rPr>
+          <w:rtl/>
+          <w:color w:val="7A1F1F"/>
+        </w:rPr>
+        <w:t xml:space="preserve">◆  </w:t>
+      </w:r>
+      <w:r>
+        <w:rPr>
+          <w:rtl/>
+          <w:b/>
+          <w:bCs/>
+        </w:rPr>
+        <w:t xml:space="preserve">محتوى قابل للتحديث</w:t>
+      </w:r>
+      <w:r>
+        <w:rPr>
+          <w:rtl/>
+        </w:rPr>
+        <w:t xml:space="preserve">، </w:t>
+      </w:r>
+      <w:r>
+        <w:rPr>
+          <w:rtl/>
+        </w:rPr>
+        <w:t xml:space="preserve">نصوص المحطات وأسئلتها مجمّعة في ملف واحد، فتُحدَّث كل عام أو تُطابَق مع مقالات جديدة من الموسوعة</w:t>
+      </w:r>
+    </w:p>
+    <w:p>
+      <w:pPr>
+        <w:pStyle w:val="ListPara"/>
+        <w:bidi/>
+      </w:pPr>
+      <w:r>
+        <w:rPr>
+          <w:rtl/>
+          <w:color w:val="7A1F1F"/>
+        </w:rPr>
+        <w:t xml:space="preserve">◆  </w:t>
+      </w:r>
+      <w:r>
+        <w:rPr>
+          <w:rtl/>
+          <w:b/>
+          <w:bCs/>
+        </w:rPr>
+        <w:t xml:space="preserve">قابلية التوسّع</w:t>
+      </w:r>
+      <w:r>
+        <w:rPr>
+          <w:rtl/>
+        </w:rPr>
+        <w:t xml:space="preserve">، </w:t>
+      </w:r>
+      <w:r>
+        <w:rPr>
+          <w:rtl/>
+        </w:rPr>
+        <w:t xml:space="preserve">المشاهد ثلاثية الأبعاد مبنية بسكربتات في Blender، فيمكن إضافة محطات جديدة لمقالات أخرى بنفس الأسلوب</w:t>
+      </w:r>
+    </w:p>
+    <w:p>
+      <w:pPr>
+        <w:pStyle w:val="ListPara"/>
+        <w:bidi/>
+      </w:pPr>
+      <w:r>
+        <w:rPr>
+          <w:rtl/>
+          <w:color w:val="7A1F1F"/>
+        </w:rPr>
+        <w:t xml:space="preserve">◆  </w:t>
+      </w:r>
+      <w:r>
+        <w:rPr>
+          <w:rtl/>
+          <w:b/>
+          <w:bCs/>
+        </w:rPr>
+        <w:t xml:space="preserve">لا تحتاج إلى تثبيت</w:t>
+      </w:r>
+      <w:r>
+        <w:rPr>
+          <w:rtl/>
+        </w:rPr>
+        <w:t xml:space="preserve">، </w:t>
+      </w:r>
+      <w:r>
+        <w:rPr>
+          <w:rtl/>
+        </w:rPr>
+        <w:t xml:space="preserve">تعمل في المتصفح على أجهزة المدرسة وأجهزة الطالبات، وتُنشر على أي استضافة مواقع</w:t>
+      </w:r>
+    </w:p>
+    <w:p>
+      <w:pPr>
+        <w:pStyle w:val="ListPara"/>
+        <w:bidi/>
+      </w:pPr>
+      <w:r>
+        <w:rPr>
+          <w:rtl/>
+          <w:color w:val="7A1F1F"/>
+        </w:rPr>
+        <w:t xml:space="preserve">◆  </w:t>
+      </w:r>
+      <w:r>
+        <w:rPr>
+          <w:rtl/>
+          <w:b/>
+          <w:bCs/>
+        </w:rPr>
+        <w:t xml:space="preserve">حفظ التقدّم</w:t>
+      </w:r>
+      <w:r>
+        <w:rPr>
+          <w:rtl/>
+        </w:rPr>
+        <w:t xml:space="preserve">، </w:t>
+      </w:r>
+      <w:r>
+        <w:rPr>
+          <w:rtl/>
+        </w:rPr>
+        <w:t xml:space="preserve">يُحفظ اسم الطالبة وأختامها على جهازها، فتكمل الرحلة على عدة حصص</w:t>
+      </w:r>
+    </w:p>
+    <w:p>
+      <w:pPr>
+        <w:pStyle w:val="ListPara"/>
+        <w:bidi/>
+      </w:pPr>
+      <w:r>
+        <w:rPr>
+          <w:rtl/>
+          <w:color w:val="7A1F1F"/>
+        </w:rPr>
+        <w:t xml:space="preserve">◆  </w:t>
+      </w:r>
+      <w:r>
+        <w:rPr>
+          <w:rtl/>
+          <w:b/>
+          <w:bCs/>
+        </w:rPr>
+        <w:t xml:space="preserve">مناسبة لأكثر من صف ومادة</w:t>
+      </w:r>
+      <w:r>
+        <w:rPr>
+          <w:rtl/>
+        </w:rPr>
+        <w:t xml:space="preserve">، </w:t>
+      </w:r>
+      <w:r>
+        <w:rPr>
+          <w:rtl/>
+        </w:rPr>
+        <w:t xml:space="preserve">المحطات مستقلة، فتختار كل معلمة المحطة التي تخدم درسها</w:t>
+      </w:r>
+    </w:p>
+    <w:p>
+      <w:pPr>
+        <w:keepNext/>
+        <w:spacing w:before="120" w:after="40"/>
+        <w:bidi/>
+        <w:jc w:val="center"/>
+      </w:pPr>
+      <w:r>
+        <w:drawing>
+          <wp:inline distT="0" distB="0" distL="0" distR="0">
+            <wp:extent cx="4896104" cy="2754058"/>
+            <wp:docPr id="13" name="Picture 13"/>
+            <wp:cNvGraphicFramePr>
+              <a:graphicFrameLocks noChangeAspect="1"/>
+            </wp:cNvGraphicFramePr>
+            <a:graphic>
+              <a:graphicData uri="http://schemas.openxmlformats.org/drawingml/2006/picture">
+                <pic:pic>
+                  <pic:nvPicPr>
+                    <pic:cNvPr id="13" name="image13.jpg"/>
+                    <pic:cNvPicPr/>
+                  </pic:nvPicPr>
+                  <pic:blipFill>
+                    <a:blip r:embed="rIdImg13"/>
+                    <a:stretch>
+                      <a:fillRect/>
+                    </a:stretch>
+                  </pic:blipFill>
+                  <pic:spPr>
+                    <a:xfrm>
+                      <a:off x="0" y="0"/>
+                      <a:ext cx="4896104" cy="2754058"/>
+                    </a:xfrm>
+                    <a:prstGeom prst="rect">
+                      <a:avLst/>
+                    </a:prstGeom>
+                  </pic:spPr>
+                </pic:pic>
+              </a:graphicData>
+            </a:graphic>
+          </wp:inline>
+        </w:drawing>
+      </w:r>
+    </w:p>
+    <w:p>
+      <w:pPr>
+        <w:pStyle w:val="Caption"/>
+        <w:bidi/>
+        <w:jc w:val="center"/>
+      </w:pPr>
+      <w:r>
+        <w:rPr>
+          <w:rtl/>
+          <w:sz w:val="24"/>
+          <w:szCs w:val="24"/>
+          <w:color w:val="6B5B4B"/>
+        </w:rPr>
+        <w:t xml:space="preserve">لوحة المعلم: تعديل بنك الأسئلة وإضافته وتصديره</w:t>
+      </w:r>
+    </w:p>
+    <w:p>
+      <w:pPr>
+        <w:pStyle w:val="Heading1"/>
+        <w:keepNext/>
+        <w:bidi/>
+      </w:pPr>
+      <w:r>
+        <w:rPr>
+          <w:rtl/>
+          <w:b/>
+          <w:bCs/>
+        </w:rPr>
+        <w:t xml:space="preserve">٨. الابتكار</w:t>
+      </w:r>
+    </w:p>
+    <w:p>
+      <w:pPr>
+        <w:pStyle w:val="ListPara"/>
+        <w:bidi/>
+      </w:pPr>
+      <w:r>
+        <w:rPr>
+          <w:rtl/>
+          <w:color w:val="7A1F1F"/>
+        </w:rPr>
+        <w:t xml:space="preserve">◆  </w:t>
+      </w:r>
+      <w:r>
+        <w:rPr>
+          <w:rtl/>
+          <w:b/>
+          <w:bCs/>
+        </w:rPr>
+        <w:t xml:space="preserve">حداثة الفكرة</w:t>
+      </w:r>
+      <w:r>
+        <w:rPr>
+          <w:rtl/>
+        </w:rPr>
+        <w:t xml:space="preserve">، </w:t>
+      </w:r>
+      <w:r>
+        <w:rPr>
+          <w:rtl/>
+        </w:rPr>
+        <w:t xml:space="preserve">تحويل مقالات الموسوعة إلى رحلة ثلاثية الأبعاد تمشي فيها الطالبة بشخصية عُمانية بدل القراءة فقط</w:t>
+      </w:r>
+    </w:p>
+    <w:p>
+      <w:pPr>
+        <w:pStyle w:val="ListPara"/>
+        <w:bidi/>
+      </w:pPr>
+      <w:r>
+        <w:rPr>
+          <w:rtl/>
+          <w:color w:val="7A1F1F"/>
+        </w:rPr>
+        <w:t xml:space="preserve">◆  </w:t>
+      </w:r>
+      <w:r>
+        <w:rPr>
+          <w:rtl/>
+          <w:b/>
+          <w:bCs/>
+        </w:rPr>
+        <w:t xml:space="preserve">جواز مستكشف عُمان</w:t>
+      </w:r>
+      <w:r>
+        <w:rPr>
+          <w:rtl/>
+        </w:rPr>
+        <w:t xml:space="preserve">، </w:t>
+      </w:r>
+      <w:r>
+        <w:rPr>
+          <w:rtl/>
+        </w:rPr>
+        <w:t xml:space="preserve">فكرة تحفيزية مستوحاة من الجوازات والأختام، تربط المحطات بقصة واحدة وتنتهي بوسام</w:t>
+      </w:r>
+    </w:p>
+    <w:p>
+      <w:pPr>
+        <w:pStyle w:val="ListPara"/>
+        <w:bidi/>
+      </w:pPr>
+      <w:r>
+        <w:rPr>
+          <w:rtl/>
+          <w:color w:val="7A1F1F"/>
+        </w:rPr>
+        <w:t xml:space="preserve">◆  </w:t>
+      </w:r>
+      <w:r>
+        <w:rPr>
+          <w:rtl/>
+          <w:b/>
+          <w:bCs/>
+        </w:rPr>
+        <w:t xml:space="preserve">أنشطة تحاكي الواقع</w:t>
+      </w:r>
+      <w:r>
+        <w:rPr>
+          <w:rtl/>
+        </w:rPr>
+        <w:t xml:space="preserve">، </w:t>
+      </w:r>
+      <w:r>
+        <w:rPr>
+          <w:rtl/>
+        </w:rPr>
+        <w:t xml:space="preserve">جمع مخطوطات عالم عُماني وترتيب سيرته، والتنقيب الأثري، وحماية صغار السلاحف بإطفاء الأضواء، ورسم طريق تاجر العاج</w:t>
+      </w:r>
+    </w:p>
+    <w:p>
+      <w:pPr>
+        <w:pStyle w:val="ListPara"/>
+        <w:bidi/>
+      </w:pPr>
+      <w:r>
+        <w:rPr>
+          <w:rtl/>
+          <w:color w:val="7A1F1F"/>
+        </w:rPr>
+        <w:t xml:space="preserve">◆  </w:t>
+      </w:r>
+      <w:r>
+        <w:rPr>
+          <w:rtl/>
+          <w:b/>
+          <w:bCs/>
+        </w:rPr>
         <w:t xml:space="preserve">هوية عُمانية</w:t>
       </w:r>
       <w:r>
@@ -8783,7 +9054,7 @@
         <w:rPr>
           <w:rtl/>
         </w:rPr>
-        <w:t xml:space="preserve">عمارة وزخارف وأزياء عُمانية، وواجهة عربية كاملة، وأسماء ومصطلحات محلية (نجم الجاه، بيت الإبرة، الكمّة، المصر)</w:t>
+        <w:t xml:space="preserve">عمارة وزخارف وأزياء عُمانية، وواجهة عربية كاملة، وأسماء ومصطلحات محلية (المخطوطات، المقايضة، الكمّة، المصر)</w:t>
       </w:r>
     </w:p>
     <w:p>
@@ -10454,7 +10725,7 @@
         <w:drawing>
           <wp:inline distT="0" distB="0" distL="0" distR="0">
             <wp:extent cx="4590097" cy="2581929"/>
-            <wp:docPr id="11" name="Picture 11"/>
+            <wp:docPr id="14" name="Picture 14"/>
             <wp:cNvGraphicFramePr>
               <a:graphicFrameLocks noChangeAspect="1"/>
             </wp:cNvGraphicFramePr>
@@ -10462,11 +10733,11 @@
               <a:graphicData uri="http://schemas.openxmlformats.org/drawingml/2006/picture">
                 <pic:pic>
                   <pic:nvPicPr>
-                    <pic:cNvPr id="11" name="image11.jpg"/>
+                    <pic:cNvPr id="14" name="image14.jpg"/>
                     <pic:cNvPicPr/>
                   </pic:nvPicPr>
                   <pic:blipFill>
-                    <a:blip r:embed="rIdImg11"/>
+                    <a:blip r:embed="rIdImg14"/>
                     <a:stretch>
                       <a:fillRect/>
                     </a:stretch>
@@ -10514,7 +10785,7 @@
         <w:drawing>
           <wp:inline distT="0" distB="0" distL="0" distR="0">
             <wp:extent cx="4590097" cy="2581929"/>
-            <wp:docPr id="12" name="Picture 12"/>
+            <wp:docPr id="15" name="Picture 15"/>
             <wp:cNvGraphicFramePr>
               <a:graphicFrameLocks noChangeAspect="1"/>
             </wp:cNvGraphicFramePr>
@@ -10522,11 +10793,11 @@
               <a:graphicData uri="http://schemas.openxmlformats.org/drawingml/2006/picture">
                 <pic:pic>
                   <pic:nvPicPr>
-                    <pic:cNvPr id="12" name="image12.jpg"/>
+                    <pic:cNvPr id="15" name="image15.jpg"/>
                     <pic:cNvPicPr/>
                   </pic:nvPicPr>
                   <pic:blipFill>
-                    <a:blip r:embed="rIdImg12"/>
+                    <a:blip r:embed="rIdImg15"/>
                     <a:stretch>
                       <a:fillRect/>
                     </a:stretch>
@@ -10574,7 +10845,7 @@
         <w:drawing>
           <wp:inline distT="0" distB="0" distL="0" distR="0">
             <wp:extent cx="4590097" cy="2581929"/>
-            <wp:docPr id="13" name="Picture 13"/>
+            <wp:docPr id="16" name="Picture 16"/>
             <wp:cNvGraphicFramePr>
               <a:graphicFrameLocks noChangeAspect="1"/>
             </wp:cNvGraphicFramePr>
@@ -10582,11 +10853,11 @@
               <a:graphicData uri="http://schemas.openxmlformats.org/drawingml/2006/picture">
                 <pic:pic>
                   <pic:nvPicPr>
-                    <pic:cNvPr id="13" name="image13.jpg"/>
+                    <pic:cNvPr id="16" name="image16.jpg"/>
                     <pic:cNvPicPr/>
                   </pic:nvPicPr>
                   <pic:blipFill>
-                    <a:blip r:embed="rIdImg13"/>
+                    <a:blip r:embed="rIdImg16"/>
                     <a:stretch>
                       <a:fillRect/>
                     </a:stretch>

--- a/docs/وصف-توظيف-اللعبة-في-المنهج.docx
+++ b/docs/وصف-توظيف-اللعبة-في-المنهج.docx
@@ -7533,6 +7533,99 @@
     </w:p>
     <w:p>
       <w:pPr>
+        <w:pStyle w:val="ListPara"/>
+        <w:bidi/>
+      </w:pPr>
+      <w:r>
+        <w:rPr>
+          <w:rtl/>
+          <w:color w:val="7A1F1F"/>
+        </w:rPr>
+        <w:t xml:space="preserve">◆  </w:t>
+      </w:r>
+      <w:r>
+        <w:rPr>
+          <w:rtl/>
+          <w:b/>
+          <w:bCs/>
+        </w:rPr>
+        <w:t xml:space="preserve">التصميم في «استوديو التحديات»</w:t>
+      </w:r>
+      <w:r>
+        <w:rPr>
+          <w:rtl/>
+        </w:rPr>
+        <w:t xml:space="preserve">، </w:t>
+      </w:r>
+      <w:r>
+        <w:rPr>
+          <w:rtl/>
+        </w:rPr>
+        <w:t xml:space="preserve">تكتب الطالبات لغز المحطة وبطاقاتها ومراجعها، ويسجّلنها بأصواتهن، ويصمّمن التحديات (اختيار، ترتيب، مطابقة، صح وخطأ) ويجرّبنها، ثم يرسلن الملف للمعلمة</w:t>
+      </w:r>
+    </w:p>
+    <w:p>
+      <w:pPr>
+        <w:keepNext/>
+        <w:spacing w:before="120" w:after="40"/>
+        <w:bidi/>
+        <w:jc w:val="center"/>
+      </w:pPr>
+      <w:r>
+        <w:drawing>
+          <wp:inline distT="0" distB="0" distL="0" distR="0">
+            <wp:extent cx="4590097" cy="3083971"/>
+            <wp:docPr id="12" name="Picture 12"/>
+            <wp:cNvGraphicFramePr>
+              <a:graphicFrameLocks noChangeAspect="1"/>
+            </wp:cNvGraphicFramePr>
+            <a:graphic>
+              <a:graphicData uri="http://schemas.openxmlformats.org/drawingml/2006/picture">
+                <pic:pic>
+                  <pic:nvPicPr>
+                    <pic:cNvPr id="12" name="image12.jpg"/>
+                    <pic:cNvPicPr/>
+                  </pic:nvPicPr>
+                  <pic:blipFill>
+                    <a:blip r:embed="rIdImg12"/>
+                    <a:stretch>
+                      <a:fillRect/>
+                    </a:stretch>
+                  </pic:blipFill>
+                  <pic:spPr>
+                    <a:xfrm>
+                      <a:off x="0" y="0"/>
+                      <a:ext cx="4590097" cy="3083971"/>
+                    </a:xfrm>
+                    <a:prstGeom prst="rect">
+                      <a:avLst/>
+                    </a:prstGeom>
+                  </pic:spPr>
+                </pic:pic>
+              </a:graphicData>
+            </a:graphic>
+          </wp:inline>
+        </w:drawing>
+      </w:r>
+    </w:p>
+    <w:p>
+      <w:pPr>
+        <w:pStyle w:val="Caption"/>
+        <w:bidi/>
+        <w:jc w:val="center"/>
+      </w:pPr>
+      <w:r>
+        <w:rPr>
+          <w:rtl/>
+          <w:sz w:val="24"/>
+          <w:szCs w:val="24"/>
+          <w:color w:val="6B5B4B"/>
+        </w:rPr>
+        <w:t xml:space="preserve">«استوديو التحديات»: صفحة بلا برمجة تصمّم فيها الطالبات المحطة ويسجّلن أصواتهن</w:t>
+      </w:r>
+    </w:p>
+    <w:p>
+      <w:pPr>
         <w:pStyle w:val="Heading1"/>
         <w:keepNext/>
         <w:bidi/>
@@ -8563,291 +8656,6 @@
           <w:rtl/>
         </w:rPr>
         <w:t xml:space="preserve"/>
-      </w:r>
-    </w:p>
-    <w:p>
-      <w:pPr>
-        <w:keepNext/>
-        <w:spacing w:before="120" w:after="40"/>
-        <w:bidi/>
-        <w:jc w:val="center"/>
-      </w:pPr>
-      <w:r>
-        <w:drawing>
-          <wp:inline distT="0" distB="0" distL="0" distR="0">
-            <wp:extent cx="4896104" cy="2754058"/>
-            <wp:docPr id="12" name="Picture 12"/>
-            <wp:cNvGraphicFramePr>
-              <a:graphicFrameLocks noChangeAspect="1"/>
-            </wp:cNvGraphicFramePr>
-            <a:graphic>
-              <a:graphicData uri="http://schemas.openxmlformats.org/drawingml/2006/picture">
-                <pic:pic>
-                  <pic:nvPicPr>
-                    <pic:cNvPr id="12" name="image12.jpg"/>
-                    <pic:cNvPicPr/>
-                  </pic:nvPicPr>
-                  <pic:blipFill>
-                    <a:blip r:embed="rIdImg12"/>
-                    <a:stretch>
-                      <a:fillRect/>
-                    </a:stretch>
-                  </pic:blipFill>
-                  <pic:spPr>
-                    <a:xfrm>
-                      <a:off x="0" y="0"/>
-                      <a:ext cx="4896104" cy="2754058"/>
-                    </a:xfrm>
-                    <a:prstGeom prst="rect">
-                      <a:avLst/>
-                    </a:prstGeom>
-                  </pic:spPr>
-                </pic:pic>
-              </a:graphicData>
-            </a:graphic>
-          </wp:inline>
-        </w:drawing>
-      </w:r>
-    </w:p>
-    <w:p>
-      <w:pPr>
-        <w:pStyle w:val="Caption"/>
-        <w:bidi/>
-        <w:jc w:val="center"/>
-      </w:pPr>
-      <w:r>
-        <w:rPr>
-          <w:rtl/>
-          <w:sz w:val="24"/>
-          <w:szCs w:val="24"/>
-          <w:color w:val="6B5B4B"/>
-        </w:rPr>
-        <w:t xml:space="preserve">تحدي المحطة: سؤال «صح أو خطأ» مع تفسير فوري للإجابة</w:t>
-      </w:r>
-    </w:p>
-    <w:p>
-      <w:pPr>
-        <w:pStyle w:val="Heading1"/>
-        <w:keepNext/>
-        <w:bidi/>
-      </w:pPr>
-      <w:r>
-        <w:rPr>
-          <w:rtl/>
-          <w:b/>
-          <w:bCs/>
-        </w:rPr>
-        <w:t xml:space="preserve">٧. الاستدامة</w:t>
-      </w:r>
-    </w:p>
-    <w:p>
-      <w:pPr>
-        <w:bidi/>
-        <w:jc w:val="both"/>
-      </w:pPr>
-      <w:r>
-        <w:rPr>
-          <w:rtl/>
-        </w:rPr>
-        <w:t xml:space="preserve">يمكن توظيف اللعبة لفترة أطول، وتستفيد منها المدرسة في الأعوام الدراسية القادمة، للأسباب الآتية:</w:t>
-      </w:r>
-    </w:p>
-    <w:p>
-      <w:pPr>
-        <w:pStyle w:val="ListPara"/>
-        <w:bidi/>
-      </w:pPr>
-      <w:r>
-        <w:rPr>
-          <w:rtl/>
-          <w:color w:val="7A1F1F"/>
-        </w:rPr>
-        <w:t xml:space="preserve">◆  </w:t>
-      </w:r>
-      <w:r>
-        <w:rPr>
-          <w:rtl/>
-          <w:b/>
-          <w:bCs/>
-        </w:rPr>
-        <w:t xml:space="preserve">لوحة المعلم</w:t>
-      </w:r>
-      <w:r>
-        <w:rPr>
-          <w:rtl/>
-        </w:rPr>
-        <w:t xml:space="preserve">، </w:t>
-      </w:r>
-      <w:r>
-        <w:rPr>
-          <w:rtl/>
-        </w:rPr>
-        <w:t xml:space="preserve">تدخلها المعلمة برمز، فتعدّل أسئلة تحدي القلعة وتضيف أسئلة جديدة، وتصدّرها في ملف وتستوردها على أجهزة أخرى دون برمجة</w:t>
-      </w:r>
-    </w:p>
-    <w:p>
-      <w:pPr>
-        <w:pStyle w:val="ListPara"/>
-        <w:bidi/>
-      </w:pPr>
-      <w:r>
-        <w:rPr>
-          <w:rtl/>
-          <w:color w:val="7A1F1F"/>
-        </w:rPr>
-        <w:t xml:space="preserve">◆  </w:t>
-      </w:r>
-      <w:r>
-        <w:rPr>
-          <w:rtl/>
-          <w:b/>
-          <w:bCs/>
-        </w:rPr>
-        <w:t xml:space="preserve">محتوى قابل للتحديث</w:t>
-      </w:r>
-      <w:r>
-        <w:rPr>
-          <w:rtl/>
-        </w:rPr>
-        <w:t xml:space="preserve">، </w:t>
-      </w:r>
-      <w:r>
-        <w:rPr>
-          <w:rtl/>
-        </w:rPr>
-        <w:t xml:space="preserve">نصوص المحطات وأسئلتها مجمّعة في ملف واحد، فتُحدَّث كل عام أو تُطابَق مع مقالات جديدة من الموسوعة</w:t>
-      </w:r>
-    </w:p>
-    <w:p>
-      <w:pPr>
-        <w:pStyle w:val="ListPara"/>
-        <w:bidi/>
-      </w:pPr>
-      <w:r>
-        <w:rPr>
-          <w:rtl/>
-          <w:color w:val="7A1F1F"/>
-        </w:rPr>
-        <w:t xml:space="preserve">◆  </w:t>
-      </w:r>
-      <w:r>
-        <w:rPr>
-          <w:rtl/>
-          <w:b/>
-          <w:bCs/>
-        </w:rPr>
-        <w:t xml:space="preserve">قابلية التوسّع</w:t>
-      </w:r>
-      <w:r>
-        <w:rPr>
-          <w:rtl/>
-        </w:rPr>
-        <w:t xml:space="preserve">، </w:t>
-      </w:r>
-      <w:r>
-        <w:rPr>
-          <w:rtl/>
-        </w:rPr>
-        <w:t xml:space="preserve">المشاهد ثلاثية الأبعاد مبنية بسكربتات في Blender، فيمكن إضافة محطات جديدة لمقالات أخرى بنفس الأسلوب</w:t>
-      </w:r>
-    </w:p>
-    <w:p>
-      <w:pPr>
-        <w:pStyle w:val="ListPara"/>
-        <w:bidi/>
-      </w:pPr>
-      <w:r>
-        <w:rPr>
-          <w:rtl/>
-          <w:color w:val="7A1F1F"/>
-        </w:rPr>
-        <w:t xml:space="preserve">◆  </w:t>
-      </w:r>
-      <w:r>
-        <w:rPr>
-          <w:rtl/>
-          <w:b/>
-          <w:bCs/>
-        </w:rPr>
-        <w:t xml:space="preserve">لا تحتاج إلى تثبيت</w:t>
-      </w:r>
-      <w:r>
-        <w:rPr>
-          <w:rtl/>
-        </w:rPr>
-        <w:t xml:space="preserve">، </w:t>
-      </w:r>
-      <w:r>
-        <w:rPr>
-          <w:rtl/>
-        </w:rPr>
-        <w:t xml:space="preserve">تعمل في المتصفح على أجهزة المدرسة وأجهزة الطالبات، وتُنشر على أي استضافة مواقع</w:t>
-      </w:r>
-    </w:p>
-    <w:p>
-      <w:pPr>
-        <w:pStyle w:val="ListPara"/>
-        <w:bidi/>
-      </w:pPr>
-      <w:r>
-        <w:rPr>
-          <w:rtl/>
-          <w:color w:val="7A1F1F"/>
-        </w:rPr>
-        <w:t xml:space="preserve">◆  </w:t>
-      </w:r>
-      <w:r>
-        <w:rPr>
-          <w:rtl/>
-          <w:b/>
-          <w:bCs/>
-        </w:rPr>
-        <w:t xml:space="preserve">حفظ التقدّم</w:t>
-      </w:r>
-      <w:r>
-        <w:rPr>
-          <w:rtl/>
-        </w:rPr>
-        <w:t xml:space="preserve">، </w:t>
-      </w:r>
-      <w:r>
-        <w:rPr>
-          <w:rtl/>
-        </w:rPr>
-        <w:t xml:space="preserve">يُحفظ اسم الطالبة وأختامها على جهازها، فتكمل الرحلة على عدة حصص</w:t>
-      </w:r>
-    </w:p>
-    <w:p>
-      <w:pPr>
-        <w:pStyle w:val="ListPara"/>
-        <w:bidi/>
-      </w:pPr>
-      <w:r>
-        <w:rPr>
-          <w:rtl/>
-          <w:color w:val="7A1F1F"/>
-        </w:rPr>
-        <w:t xml:space="preserve">◆  </w:t>
-      </w:r>
-      <w:r>
-        <w:rPr>
-          <w:rtl/>
-          <w:b/>
-          <w:bCs/>
-        </w:rPr>
-        <w:t xml:space="preserve">مناسبة لأكثر من صف ومادة</w:t>
-      </w:r>
-      <w:r>
-        <w:rPr>
-          <w:rtl/>
-        </w:rPr>
-        <w:t xml:space="preserve">، </w:t>
-      </w:r>
-      <w:r>
-        <w:rPr>
-          <w:rtl/>
-        </w:rPr>
-        <w:t xml:space="preserve">المحطات مستقلة، فتختار كل معلمة المحطة التي تخدم درسها</w:t>
       </w:r>
     </w:p>
     <w:p>
@@ -8907,6 +8715,324 @@
           <w:szCs w:val="24"/>
           <w:color w:val="6B5B4B"/>
         </w:rPr>
+        <w:t xml:space="preserve">تحدي المحطة: سؤال «صح أو خطأ» مع تفسير فوري للإجابة</w:t>
+      </w:r>
+    </w:p>
+    <w:p>
+      <w:pPr>
+        <w:pStyle w:val="Heading1"/>
+        <w:keepNext/>
+        <w:bidi/>
+      </w:pPr>
+      <w:r>
+        <w:rPr>
+          <w:rtl/>
+          <w:b/>
+          <w:bCs/>
+        </w:rPr>
+        <w:t xml:space="preserve">٧. الاستدامة</w:t>
+      </w:r>
+    </w:p>
+    <w:p>
+      <w:pPr>
+        <w:bidi/>
+        <w:jc w:val="both"/>
+      </w:pPr>
+      <w:r>
+        <w:rPr>
+          <w:rtl/>
+        </w:rPr>
+        <w:t xml:space="preserve">يمكن توظيف اللعبة لفترة أطول، وتستفيد منها المدرسة في الأعوام الدراسية القادمة، للأسباب الآتية:</w:t>
+      </w:r>
+    </w:p>
+    <w:p>
+      <w:pPr>
+        <w:pStyle w:val="ListPara"/>
+        <w:bidi/>
+      </w:pPr>
+      <w:r>
+        <w:rPr>
+          <w:rtl/>
+          <w:color w:val="7A1F1F"/>
+        </w:rPr>
+        <w:t xml:space="preserve">◆  </w:t>
+      </w:r>
+      <w:r>
+        <w:rPr>
+          <w:rtl/>
+          <w:b/>
+          <w:bCs/>
+        </w:rPr>
+        <w:t xml:space="preserve">استوديو التحديات</w:t>
+      </w:r>
+      <w:r>
+        <w:rPr>
+          <w:rtl/>
+        </w:rPr>
+        <w:t xml:space="preserve">، </w:t>
+      </w:r>
+      <w:r>
+        <w:rPr>
+          <w:rtl/>
+        </w:rPr>
+        <w:t xml:space="preserve">تضيف الطالبات كل عام محتوى جديداً من الموسوعة وتحديات جديدة بأنفسهن، وتُنشر في اللعبة دون تعديل البرمجة</w:t>
+      </w:r>
+    </w:p>
+    <w:p>
+      <w:pPr>
+        <w:pStyle w:val="ListPara"/>
+        <w:bidi/>
+      </w:pPr>
+      <w:r>
+        <w:rPr>
+          <w:rtl/>
+          <w:color w:val="7A1F1F"/>
+        </w:rPr>
+        <w:t xml:space="preserve">◆  </w:t>
+      </w:r>
+      <w:r>
+        <w:rPr>
+          <w:rtl/>
+          <w:b/>
+          <w:bCs/>
+        </w:rPr>
+        <w:t xml:space="preserve">لوحة المعلم</w:t>
+      </w:r>
+      <w:r>
+        <w:rPr>
+          <w:rtl/>
+        </w:rPr>
+        <w:t xml:space="preserve">، </w:t>
+      </w:r>
+      <w:r>
+        <w:rPr>
+          <w:rtl/>
+        </w:rPr>
+        <w:t xml:space="preserve">تدخلها المعلمة برمز، فتعدّل أسئلة تحدي القلعة وتضيف أسئلة جديدة، وتصدّرها في ملف وتستوردها على أجهزة أخرى دون برمجة</w:t>
+      </w:r>
+    </w:p>
+    <w:p>
+      <w:pPr>
+        <w:pStyle w:val="ListPara"/>
+        <w:bidi/>
+      </w:pPr>
+      <w:r>
+        <w:rPr>
+          <w:rtl/>
+          <w:color w:val="7A1F1F"/>
+        </w:rPr>
+        <w:t xml:space="preserve">◆  </w:t>
+      </w:r>
+      <w:r>
+        <w:rPr>
+          <w:rtl/>
+          <w:b/>
+          <w:bCs/>
+        </w:rPr>
+        <w:t xml:space="preserve">محتوى قابل للتحديث</w:t>
+      </w:r>
+      <w:r>
+        <w:rPr>
+          <w:rtl/>
+        </w:rPr>
+        <w:t xml:space="preserve">، </w:t>
+      </w:r>
+      <w:r>
+        <w:rPr>
+          <w:rtl/>
+        </w:rPr>
+        <w:t xml:space="preserve">نصوص المحطات وأسئلتها مجمّعة في ملف واحد، فتُحدَّث كل عام أو تُطابَق مع مقالات جديدة من الموسوعة</w:t>
+      </w:r>
+    </w:p>
+    <w:p>
+      <w:pPr>
+        <w:pStyle w:val="ListPara"/>
+        <w:bidi/>
+      </w:pPr>
+      <w:r>
+        <w:rPr>
+          <w:rtl/>
+          <w:color w:val="7A1F1F"/>
+        </w:rPr>
+        <w:t xml:space="preserve">◆  </w:t>
+      </w:r>
+      <w:r>
+        <w:rPr>
+          <w:rtl/>
+          <w:b/>
+          <w:bCs/>
+        </w:rPr>
+        <w:t xml:space="preserve">قابلية التوسّع</w:t>
+      </w:r>
+      <w:r>
+        <w:rPr>
+          <w:rtl/>
+        </w:rPr>
+        <w:t xml:space="preserve">، </w:t>
+      </w:r>
+      <w:r>
+        <w:rPr>
+          <w:rtl/>
+        </w:rPr>
+        <w:t xml:space="preserve">المشاهد ثلاثية الأبعاد مبنية بسكربتات في Blender، فيمكن إضافة محطات جديدة لمقالات أخرى بنفس الأسلوب</w:t>
+      </w:r>
+    </w:p>
+    <w:p>
+      <w:pPr>
+        <w:pStyle w:val="ListPara"/>
+        <w:bidi/>
+      </w:pPr>
+      <w:r>
+        <w:rPr>
+          <w:rtl/>
+          <w:color w:val="7A1F1F"/>
+        </w:rPr>
+        <w:t xml:space="preserve">◆  </w:t>
+      </w:r>
+      <w:r>
+        <w:rPr>
+          <w:rtl/>
+          <w:b/>
+          <w:bCs/>
+        </w:rPr>
+        <w:t xml:space="preserve">لا تحتاج إلى تثبيت</w:t>
+      </w:r>
+      <w:r>
+        <w:rPr>
+          <w:rtl/>
+        </w:rPr>
+        <w:t xml:space="preserve">، </w:t>
+      </w:r>
+      <w:r>
+        <w:rPr>
+          <w:rtl/>
+        </w:rPr>
+        <w:t xml:space="preserve">تعمل في المتصفح على أجهزة المدرسة وأجهزة الطالبات، وتُنشر على أي استضافة مواقع</w:t>
+      </w:r>
+    </w:p>
+    <w:p>
+      <w:pPr>
+        <w:pStyle w:val="ListPara"/>
+        <w:bidi/>
+      </w:pPr>
+      <w:r>
+        <w:rPr>
+          <w:rtl/>
+          <w:color w:val="7A1F1F"/>
+        </w:rPr>
+        <w:t xml:space="preserve">◆  </w:t>
+      </w:r>
+      <w:r>
+        <w:rPr>
+          <w:rtl/>
+          <w:b/>
+          <w:bCs/>
+        </w:rPr>
+        <w:t xml:space="preserve">حفظ التقدّم</w:t>
+      </w:r>
+      <w:r>
+        <w:rPr>
+          <w:rtl/>
+        </w:rPr>
+        <w:t xml:space="preserve">، </w:t>
+      </w:r>
+      <w:r>
+        <w:rPr>
+          <w:rtl/>
+        </w:rPr>
+        <w:t xml:space="preserve">يُحفظ اسم الطالبة وأختامها على جهازها، فتكمل الرحلة على عدة حصص</w:t>
+      </w:r>
+    </w:p>
+    <w:p>
+      <w:pPr>
+        <w:pStyle w:val="ListPara"/>
+        <w:bidi/>
+      </w:pPr>
+      <w:r>
+        <w:rPr>
+          <w:rtl/>
+          <w:color w:val="7A1F1F"/>
+        </w:rPr>
+        <w:t xml:space="preserve">◆  </w:t>
+      </w:r>
+      <w:r>
+        <w:rPr>
+          <w:rtl/>
+          <w:b/>
+          <w:bCs/>
+        </w:rPr>
+        <w:t xml:space="preserve">مناسبة لأكثر من صف ومادة</w:t>
+      </w:r>
+      <w:r>
+        <w:rPr>
+          <w:rtl/>
+        </w:rPr>
+        <w:t xml:space="preserve">، </w:t>
+      </w:r>
+      <w:r>
+        <w:rPr>
+          <w:rtl/>
+        </w:rPr>
+        <w:t xml:space="preserve">المحطات مستقلة، فتختار كل معلمة المحطة التي تخدم درسها</w:t>
+      </w:r>
+    </w:p>
+    <w:p>
+      <w:pPr>
+        <w:keepNext/>
+        <w:spacing w:before="120" w:after="40"/>
+        <w:bidi/>
+        <w:jc w:val="center"/>
+      </w:pPr>
+      <w:r>
+        <w:drawing>
+          <wp:inline distT="0" distB="0" distL="0" distR="0">
+            <wp:extent cx="4896104" cy="2754058"/>
+            <wp:docPr id="14" name="Picture 14"/>
+            <wp:cNvGraphicFramePr>
+              <a:graphicFrameLocks noChangeAspect="1"/>
+            </wp:cNvGraphicFramePr>
+            <a:graphic>
+              <a:graphicData uri="http://schemas.openxmlformats.org/drawingml/2006/picture">
+                <pic:pic>
+                  <pic:nvPicPr>
+                    <pic:cNvPr id="14" name="image14.jpg"/>
+                    <pic:cNvPicPr/>
+                  </pic:nvPicPr>
+                  <pic:blipFill>
+                    <a:blip r:embed="rIdImg14"/>
+                    <a:stretch>
+                      <a:fillRect/>
+                    </a:stretch>
+                  </pic:blipFill>
+                  <pic:spPr>
+                    <a:xfrm>
+                      <a:off x="0" y="0"/>
+                      <a:ext cx="4896104" cy="2754058"/>
+                    </a:xfrm>
+                    <a:prstGeom prst="rect">
+                      <a:avLst/>
+                    </a:prstGeom>
+                  </pic:spPr>
+                </pic:pic>
+              </a:graphicData>
+            </a:graphic>
+          </wp:inline>
+        </w:drawing>
+      </w:r>
+    </w:p>
+    <w:p>
+      <w:pPr>
+        <w:pStyle w:val="Caption"/>
+        <w:bidi/>
+        <w:jc w:val="center"/>
+      </w:pPr>
+      <w:r>
+        <w:rPr>
+          <w:rtl/>
+          <w:sz w:val="24"/>
+          <w:szCs w:val="24"/>
+          <w:color w:val="6B5B4B"/>
+        </w:rPr>
         <w:t xml:space="preserve">لوحة المعلم: تعديل بنك الأسئلة وإضافته وتصديره</w:t>
       </w:r>
     </w:p>
@@ -10712,66 +10838,6 @@
           <w:rtl/>
         </w:rPr>
         <w:t xml:space="preserve"/>
-      </w:r>
-    </w:p>
-    <w:p>
-      <w:pPr>
-        <w:keepNext/>
-        <w:spacing w:before="120" w:after="40"/>
-        <w:bidi/>
-        <w:jc w:val="center"/>
-      </w:pPr>
-      <w:r>
-        <w:drawing>
-          <wp:inline distT="0" distB="0" distL="0" distR="0">
-            <wp:extent cx="4590097" cy="2581929"/>
-            <wp:docPr id="14" name="Picture 14"/>
-            <wp:cNvGraphicFramePr>
-              <a:graphicFrameLocks noChangeAspect="1"/>
-            </wp:cNvGraphicFramePr>
-            <a:graphic>
-              <a:graphicData uri="http://schemas.openxmlformats.org/drawingml/2006/picture">
-                <pic:pic>
-                  <pic:nvPicPr>
-                    <pic:cNvPr id="14" name="image14.jpg"/>
-                    <pic:cNvPicPr/>
-                  </pic:nvPicPr>
-                  <pic:blipFill>
-                    <a:blip r:embed="rIdImg14"/>
-                    <a:stretch>
-                      <a:fillRect/>
-                    </a:stretch>
-                  </pic:blipFill>
-                  <pic:spPr>
-                    <a:xfrm>
-                      <a:off x="0" y="0"/>
-                      <a:ext cx="4590097" cy="2581929"/>
-                    </a:xfrm>
-                    <a:prstGeom prst="rect">
-                      <a:avLst/>
-                    </a:prstGeom>
-                  </pic:spPr>
-                </pic:pic>
-              </a:graphicData>
-            </a:graphic>
-          </wp:inline>
-        </w:drawing>
-      </w:r>
-    </w:p>
-    <w:p>
-      <w:pPr>
-        <w:pStyle w:val="Caption"/>
-        <w:bidi/>
-        <w:jc w:val="center"/>
-      </w:pPr>
-      <w:r>
-        <w:rPr>
-          <w:rtl/>
-          <w:sz w:val="24"/>
-          <w:szCs w:val="24"/>
-          <w:color w:val="6B5B4B"/>
-        </w:rPr>
-        <w:t xml:space="preserve">وسام «مستكشف عُمان» بعد جمع الأختام الخمسة</w:t>
       </w:r>
     </w:p>
     <w:p>
@@ -10831,7 +10897,7 @@
           <w:szCs w:val="24"/>
           <w:color w:val="6B5B4B"/>
         </w:rPr>
-        <w:t xml:space="preserve">شهادة الإنجاز في تحدي قلعة نزوى: باسم الطالبة ونتيجتها، قابلة للتحميل والطباعة</w:t>
+        <w:t xml:space="preserve">وسام «مستكشف عُمان» بعد جمع الأختام الخمسة</w:t>
       </w:r>
     </w:p>
     <w:p>
@@ -10858,6 +10924,66 @@
                   </pic:nvPicPr>
                   <pic:blipFill>
                     <a:blip r:embed="rIdImg16"/>
+                    <a:stretch>
+                      <a:fillRect/>
+                    </a:stretch>
+                  </pic:blipFill>
+                  <pic:spPr>
+                    <a:xfrm>
+                      <a:off x="0" y="0"/>
+                      <a:ext cx="4590097" cy="2581929"/>
+                    </a:xfrm>
+                    <a:prstGeom prst="rect">
+                      <a:avLst/>
+                    </a:prstGeom>
+                  </pic:spPr>
+                </pic:pic>
+              </a:graphicData>
+            </a:graphic>
+          </wp:inline>
+        </w:drawing>
+      </w:r>
+    </w:p>
+    <w:p>
+      <w:pPr>
+        <w:pStyle w:val="Caption"/>
+        <w:bidi/>
+        <w:jc w:val="center"/>
+      </w:pPr>
+      <w:r>
+        <w:rPr>
+          <w:rtl/>
+          <w:sz w:val="24"/>
+          <w:szCs w:val="24"/>
+          <w:color w:val="6B5B4B"/>
+        </w:rPr>
+        <w:t xml:space="preserve">شهادة الإنجاز في تحدي قلعة نزوى: باسم الطالبة ونتيجتها، قابلة للتحميل والطباعة</w:t>
+      </w:r>
+    </w:p>
+    <w:p>
+      <w:pPr>
+        <w:keepNext/>
+        <w:spacing w:before="120" w:after="40"/>
+        <w:bidi/>
+        <w:jc w:val="center"/>
+      </w:pPr>
+      <w:r>
+        <w:drawing>
+          <wp:inline distT="0" distB="0" distL="0" distR="0">
+            <wp:extent cx="4590097" cy="2581929"/>
+            <wp:docPr id="17" name="Picture 17"/>
+            <wp:cNvGraphicFramePr>
+              <a:graphicFrameLocks noChangeAspect="1"/>
+            </wp:cNvGraphicFramePr>
+            <a:graphic>
+              <a:graphicData uri="http://schemas.openxmlformats.org/drawingml/2006/picture">
+                <pic:pic>
+                  <pic:nvPicPr>
+                    <pic:cNvPr id="17" name="image17.jpg"/>
+                    <pic:cNvPicPr/>
+                  </pic:nvPicPr>
+                  <pic:blipFill>
+                    <a:blip r:embed="rIdImg17"/>
                     <a:stretch>
                       <a:fillRect/>
                     </a:stretch>
